--- a/documents/database/Dairy_Farm_Complete_Database_Schema.docx
+++ b/documents/database/Dairy_Farm_Complete_Database_Schema.docx
@@ -1,6 +1,6 @@
 
 <file path=word/document.xml><?xml version="1.0" encoding="utf-8"?>
-<w:document xmlns:wpc="http://schemas.microsoft.com/office/word/2010/wordprocessingCanvas" xmlns:mo="http://schemas.microsoft.com/office/mac/office/2008/main" xmlns:mc="http://schemas.openxmlformats.org/markup-compatibility/2006" xmlns:mv="urn:schemas-microsoft-com:mac:vml" xmlns:o="urn:schemas-microsoft-com:office:office" xmlns:r="http://schemas.openxmlformats.org/officeDocument/2006/relationships" xmlns:m="http://schemas.openxmlformats.org/officeDocument/2006/math" xmlns:v="urn:schemas-microsoft-com:vml" xmlns:wp14="http://schemas.microsoft.com/office/word/2010/wordprocessingDrawing" xmlns:wp="http://schemas.openxmlformats.org/drawingml/2006/wordprocessingDrawing" xmlns:w10="urn:schemas-microsoft-com:office:word" xmlns:w="http://schemas.openxmlformats.org/wordprocessingml/2006/main" xmlns:w14="http://schemas.microsoft.com/office/word/2010/wordml" xmlns:wpg="http://schemas.microsoft.com/office/word/2010/wordprocessingGroup" xmlns:wpi="http://schemas.microsoft.com/office/word/2010/wordprocessingInk" xmlns:wne="http://schemas.microsoft.com/office/word/2006/wordml" xmlns:wps="http://schemas.microsoft.com/office/word/2010/wordprocessingShape" mc:Ignorable="w14 wp14">
+<w:document xmlns:wpc="http://schemas.microsoft.com/office/word/2010/wordprocessingCanvas" xmlns:mc="http://schemas.openxmlformats.org/markup-compatibility/2006" xmlns:o="urn:schemas-microsoft-com:office:office" xmlns:r="http://schemas.openxmlformats.org/officeDocument/2006/relationships" xmlns:m="http://schemas.openxmlformats.org/officeDocument/2006/math" xmlns:v="urn:schemas-microsoft-com:vml" xmlns:wp14="http://schemas.microsoft.com/office/word/2010/wordprocessingDrawing" xmlns:wp="http://schemas.openxmlformats.org/drawingml/2006/wordprocessingDrawing" xmlns:w10="urn:schemas-microsoft-com:office:word" xmlns:w="http://schemas.openxmlformats.org/wordprocessingml/2006/main" xmlns:w14="http://schemas.microsoft.com/office/word/2010/wordml" xmlns:wpg="http://schemas.microsoft.com/office/word/2010/wordprocessingGroup" xmlns:wpi="http://schemas.microsoft.com/office/word/2010/wordprocessingInk" xmlns:wne="http://schemas.microsoft.com/office/word/2006/wordml" xmlns:wps="http://schemas.microsoft.com/office/word/2010/wordprocessingShape" mc:Ignorable="w14 wp14">
   <w:body>
     <w:p>
       <w:pPr>
@@ -37,38 +37,77 @@
       <w:r>
         <w:br/>
         <w:t>users_lst_t</w:t>
+      </w:r>
+      <w:r>
         <w:br/>
+      </w:r>
+      <w:r>
         <w:t>roles_lst_t</w:t>
+      </w:r>
+      <w:r>
         <w:br/>
         <w:t>role_permissions_t</w:t>
+      </w:r>
+      <w:r>
         <w:br/>
         <w:t>role_menu_map_t</w:t>
+      </w:r>
+      <w:r>
         <w:br/>
         <w:t>menu_items_t</w:t>
+      </w:r>
+      <w:r>
         <w:br/>
         <w:t>employees_lst_t</w:t>
+      </w:r>
+      <w:r>
         <w:br/>
         <w:t>audit_logs_t</w:t>
+      </w:r>
+      <w:r>
         <w:br/>
         <w:t>user_login_history_t</w:t>
+      </w:r>
+      <w:r>
         <w:br/>
         <w:t>hierarchy_lst_t</w:t>
+      </w:r>
+      <w:r>
         <w:br/>
         <w:t>position_lst_t</w:t>
+      </w:r>
+      <w:r>
         <w:br/>
         <w:t>gender_mstr_lst_t</w:t>
+      </w:r>
+      <w:r>
         <w:br/>
         <w:t>state_mstr_lst_t</w:t>
+      </w:r>
+      <w:r>
         <w:br/>
         <w:t>district_mstr_lst_t</w:t>
+      </w:r>
+      <w:r>
         <w:br/>
         <w:t>mandal_ulb_mstr_lst_t</w:t>
+      </w:r>
+      <w:r>
         <w:br/>
         <w:t>village_sachivalayam_mst_lst_t</w:t>
+      </w:r>
+      <w:r>
         <w:br/>
-        <w:t>streets_mstr_lst_t</w:t>
+        <w:t>streets</w:t>
+      </w:r>
+      <w:r>
+        <w:t>_mstr_lst_t</w:t>
+      </w:r>
+      <w:r>
         <w:br/>
         <w:t>sync_sessions_t</w:t>
+      </w:r>
+      <w:r>
         <w:br/>
       </w:r>
     </w:p>
@@ -80,245 +119,1205 @@
         <w:t>New Dairy Farm Tables</w:t>
       </w:r>
     </w:p>
+    <w:p/>
     <w:p>
+      <w:pPr>
+        <w:spacing w:after="0"/>
+      </w:pPr>
+      <w:r>
+        <w:t xml:space="preserve">CREATE TABLE </w:t>
+      </w:r>
+      <w:proofErr w:type="spellStart"/>
+      <w:r>
+        <w:t>dairy_farm_lst_t</w:t>
+      </w:r>
+      <w:proofErr w:type="spellEnd"/>
+      <w:r>
+        <w:t xml:space="preserve"> (</w:t>
+      </w:r>
+    </w:p>
+    <w:p>
+      <w:pPr>
+        <w:spacing w:after="0"/>
+      </w:pPr>
+      <w:proofErr w:type="spellStart"/>
+      <w:proofErr w:type="gramStart"/>
+      <w:r>
+        <w:t>dairy_farm_id</w:t>
+      </w:r>
+      <w:proofErr w:type="spellEnd"/>
+      <w:proofErr w:type="gramEnd"/>
+      <w:r>
+        <w:t xml:space="preserve"> BIGINT PRIMARY KEY AUTO_INCREMENT,    </w:t>
+      </w:r>
+    </w:p>
+    <w:p>
+      <w:pPr>
+        <w:spacing w:after="0"/>
+      </w:pPr>
+      <w:proofErr w:type="spellStart"/>
+      <w:proofErr w:type="gramStart"/>
+      <w:r>
+        <w:t>dairy_farm_code</w:t>
+      </w:r>
+      <w:proofErr w:type="spellEnd"/>
+      <w:proofErr w:type="gramEnd"/>
+      <w:r>
+        <w:t xml:space="preserve"> VARCHAR(50) UNIQUE NOT NULL,</w:t>
+      </w:r>
+    </w:p>
+    <w:p>
+      <w:pPr>
+        <w:spacing w:after="0"/>
+      </w:pPr>
+      <w:proofErr w:type="spellStart"/>
+      <w:proofErr w:type="gramStart"/>
+      <w:r>
+        <w:t>dairy_farm_name</w:t>
+      </w:r>
+      <w:proofErr w:type="spellEnd"/>
+      <w:proofErr w:type="gramEnd"/>
+      <w:r>
+        <w:t xml:space="preserve"> VARCHAR(255) NOT NULL,</w:t>
+      </w:r>
+    </w:p>
+    <w:p>
+      <w:pPr>
+        <w:spacing w:after="0"/>
+      </w:pPr>
+      <w:proofErr w:type="spellStart"/>
+      <w:proofErr w:type="gramStart"/>
+      <w:r>
+        <w:t>contact_number</w:t>
+      </w:r>
+      <w:proofErr w:type="spellEnd"/>
+      <w:proofErr w:type="gramEnd"/>
+      <w:r>
+        <w:t xml:space="preserve"> VARCHAR(20),</w:t>
+      </w:r>
+    </w:p>
+    <w:p>
+      <w:pPr>
+        <w:spacing w:after="0"/>
+      </w:pPr>
+      <w:proofErr w:type="gramStart"/>
+      <w:r>
+        <w:t>email</w:t>
+      </w:r>
+      <w:proofErr w:type="gramEnd"/>
+      <w:r>
+        <w:t xml:space="preserve"> VARCHAR(255),</w:t>
+      </w:r>
+    </w:p>
+    <w:p>
+      <w:pPr>
+        <w:spacing w:after="0"/>
+      </w:pPr>
+      <w:proofErr w:type="gramStart"/>
+      <w:r>
+        <w:t>address</w:t>
+      </w:r>
+      <w:proofErr w:type="gramEnd"/>
+      <w:r>
+        <w:t xml:space="preserve"> TEXT,</w:t>
+      </w:r>
+    </w:p>
+    <w:p>
+      <w:pPr>
+        <w:spacing w:after="0"/>
+      </w:pPr>
+      <w:proofErr w:type="spellStart"/>
+      <w:proofErr w:type="gramStart"/>
+      <w:r>
+        <w:t>created_by</w:t>
+      </w:r>
+      <w:proofErr w:type="spellEnd"/>
+      <w:proofErr w:type="gramEnd"/>
+      <w:r>
+        <w:t xml:space="preserve"> BIGINT,</w:t>
+      </w:r>
+    </w:p>
+    <w:p>
+      <w:pPr>
+        <w:spacing w:after="0"/>
+      </w:pPr>
+      <w:proofErr w:type="spellStart"/>
+      <w:proofErr w:type="gramStart"/>
+      <w:r>
+        <w:t>created_time</w:t>
+      </w:r>
+      <w:proofErr w:type="spellEnd"/>
+      <w:proofErr w:type="gramEnd"/>
+      <w:r>
+        <w:t xml:space="preserve"> TIMESTAMP DEFAULT CURRENT_TIMESTAMP,</w:t>
+      </w:r>
+    </w:p>
+    <w:p>
+      <w:pPr>
+        <w:spacing w:after="0"/>
+      </w:pPr>
+      <w:proofErr w:type="spellStart"/>
+      <w:proofErr w:type="gramStart"/>
+      <w:r>
+        <w:t>updated_by</w:t>
+      </w:r>
+      <w:proofErr w:type="spellEnd"/>
+      <w:proofErr w:type="gramEnd"/>
+      <w:r>
+        <w:t xml:space="preserve"> BIGINT,</w:t>
+      </w:r>
+    </w:p>
+    <w:p>
+      <w:pPr>
+        <w:spacing w:after="0"/>
+      </w:pPr>
+      <w:proofErr w:type="spellStart"/>
+      <w:proofErr w:type="gramStart"/>
+      <w:r>
+        <w:t>updated_time</w:t>
+      </w:r>
+      <w:proofErr w:type="spellEnd"/>
+      <w:proofErr w:type="gramEnd"/>
+      <w:r>
+        <w:t xml:space="preserve"> TIMESTAMP DEFAULT CURRENT_TIMESTAMP</w:t>
+      </w:r>
+    </w:p>
+    <w:p>
+      <w:pPr>
+        <w:spacing w:after="0"/>
+      </w:pPr>
+      <w:r>
+        <w:t xml:space="preserve"> ON UPDATE CURRENT_TIMESTAMP,</w:t>
+      </w:r>
+    </w:p>
+    <w:p>
+      <w:pPr>
+        <w:spacing w:after="0"/>
+      </w:pPr>
+      <w:proofErr w:type="spellStart"/>
+      <w:proofErr w:type="gramStart"/>
+      <w:r>
+        <w:t>deleted_by</w:t>
+      </w:r>
+      <w:proofErr w:type="spellEnd"/>
+      <w:proofErr w:type="gramEnd"/>
+      <w:r>
+        <w:t xml:space="preserve"> BIGINT,</w:t>
+      </w:r>
+    </w:p>
+    <w:p>
+      <w:pPr>
+        <w:spacing w:after="0"/>
+      </w:pPr>
+      <w:proofErr w:type="spellStart"/>
+      <w:proofErr w:type="gramStart"/>
+      <w:r>
+        <w:t>deleted_time</w:t>
+      </w:r>
+      <w:proofErr w:type="spellEnd"/>
+      <w:proofErr w:type="gramEnd"/>
+      <w:r>
+        <w:t xml:space="preserve"> TIMESTAMP NULL,</w:t>
+      </w:r>
+    </w:p>
+    <w:p>
+      <w:pPr>
+        <w:spacing w:after="0"/>
+      </w:pPr>
+      <w:proofErr w:type="spellStart"/>
+      <w:proofErr w:type="gramStart"/>
+      <w:r>
+        <w:t>is_active</w:t>
+      </w:r>
+      <w:proofErr w:type="spellEnd"/>
+      <w:proofErr w:type="gramEnd"/>
+      <w:r>
+        <w:t xml:space="preserve"> TINYINT(1) DEFAULT 1</w:t>
+      </w:r>
+    </w:p>
+    <w:p>
+      <w:pPr>
+        <w:spacing w:after="0"/>
+      </w:pPr>
+      <w:r>
+        <w:t>);</w:t>
+      </w:r>
+    </w:p>
+    <w:p>
+      <w:pPr>
+        <w:spacing w:after="0"/>
+      </w:pPr>
       <w:r>
         <w:br/>
         <w:t>CREATE TABLE branches_lst_t (</w:t>
+      </w:r>
+      <w:r>
         <w:br/>
         <w:t xml:space="preserve">    branch_id BIGINT PRIMARY KEY AUTO_INCREMENT,</w:t>
+      </w:r>
+    </w:p>
+    <w:p>
+      <w:pPr>
+        <w:spacing w:after="0"/>
+      </w:pPr>
+      <w:r>
+        <w:lastRenderedPageBreak/>
+        <w:t xml:space="preserve">    </w:t>
+      </w:r>
+      <w:proofErr w:type="spellStart"/>
+      <w:r>
+        <w:t>dairy_farm_id</w:t>
+      </w:r>
+      <w:proofErr w:type="spellEnd"/>
+      <w:r>
+        <w:t xml:space="preserve"> BIGINT </w:t>
+      </w:r>
+      <w:r>
+        <w:rPr>
+          <w:rStyle w:val="g"/>
+        </w:rPr>
+        <w:t>NOT</w:t>
+      </w:r>
+      <w:r>
+        <w:t xml:space="preserve"> </w:t>
+      </w:r>
+      <w:r>
+        <w:rPr>
+          <w:rStyle w:val="j"/>
+        </w:rPr>
+        <w:t>NULL</w:t>
+      </w:r>
+      <w:r>
+        <w:t>,</w:t>
+      </w:r>
+      <w:r>
         <w:br/>
-        <w:t xml:space="preserve">    branch_code VARCHAR(50) UNIQUE NOT NULL,</w:t>
+        <w:t xml:space="preserve">    </w:t>
+      </w:r>
+      <w:proofErr w:type="spellStart"/>
+      <w:r>
+        <w:t>branch_code</w:t>
+      </w:r>
+      <w:proofErr w:type="spellEnd"/>
+      <w:r>
+        <w:t xml:space="preserve"> VARCHAR(50) UNIQUE NOT NULL,</w:t>
+      </w:r>
+      <w:r>
         <w:br/>
-        <w:t xml:space="preserve">    branch_name VARCHAR(255) NOT NULL,</w:t>
+        <w:t xml:space="preserve">    </w:t>
+      </w:r>
+      <w:proofErr w:type="spellStart"/>
+      <w:r>
+        <w:t>branch_name</w:t>
+      </w:r>
+      <w:proofErr w:type="spellEnd"/>
+      <w:r>
+        <w:t xml:space="preserve"> VARCHAR(255) NOT NULL,</w:t>
+      </w:r>
+      <w:r>
         <w:br/>
-        <w:t xml:space="preserve">    state_id BIGINT,</w:t>
+        <w:t xml:space="preserve">    </w:t>
+      </w:r>
+      <w:proofErr w:type="spellStart"/>
+      <w:r>
+        <w:t>state_id</w:t>
+      </w:r>
+      <w:proofErr w:type="spellEnd"/>
+      <w:r>
+        <w:t xml:space="preserve"> BIGINT,</w:t>
+      </w:r>
+      <w:r>
         <w:br/>
-        <w:t xml:space="preserve">    district_id BIGINT,</w:t>
+        <w:t xml:space="preserve">    </w:t>
+      </w:r>
+      <w:proofErr w:type="spellStart"/>
+      <w:r>
+        <w:t>district_id</w:t>
+      </w:r>
+      <w:proofErr w:type="spellEnd"/>
+      <w:r>
+        <w:t xml:space="preserve"> BIGI</w:t>
+      </w:r>
+      <w:r>
+        <w:t>NT,</w:t>
+      </w:r>
+      <w:r>
         <w:br/>
-        <w:t xml:space="preserve">    mandal_id BIGINT,</w:t>
+        <w:t xml:space="preserve">    </w:t>
+      </w:r>
+      <w:proofErr w:type="spellStart"/>
+      <w:r>
+        <w:t>mandal_id</w:t>
+      </w:r>
+      <w:proofErr w:type="spellEnd"/>
+      <w:r>
+        <w:t xml:space="preserve"> BIGINT,</w:t>
+      </w:r>
+      <w:r>
         <w:br/>
-        <w:t xml:space="preserve">    village_id BIGINT,</w:t>
+        <w:t xml:space="preserve">    </w:t>
+      </w:r>
+      <w:proofErr w:type="spellStart"/>
+      <w:r>
+        <w:t>village_id</w:t>
+      </w:r>
+      <w:proofErr w:type="spellEnd"/>
+      <w:r>
+        <w:t xml:space="preserve"> BIGINT,</w:t>
+      </w:r>
+      <w:r>
         <w:br/>
-        <w:t xml:space="preserve">    street_id BIGINT,</w:t>
+        <w:t xml:space="preserve">    </w:t>
+      </w:r>
+      <w:proofErr w:type="spellStart"/>
+      <w:r>
+        <w:t>street_id</w:t>
+      </w:r>
+      <w:proofErr w:type="spellEnd"/>
+      <w:r>
+        <w:t xml:space="preserve"> BIGINT,</w:t>
+      </w:r>
+      <w:r>
         <w:br/>
-        <w:t xml:space="preserve">    manager_user_id BIGINT,</w:t>
+        <w:t xml:space="preserve">    </w:t>
+      </w:r>
+      <w:proofErr w:type="spellStart"/>
+      <w:r>
+        <w:t>manager_user_id</w:t>
+      </w:r>
+      <w:proofErr w:type="spellEnd"/>
+      <w:r>
+        <w:t xml:space="preserve"> BIGINT,</w:t>
+      </w:r>
+      <w:r>
         <w:br/>
-        <w:t xml:space="preserve">    contact_number VARCHAR(20),</w:t>
+        <w:t xml:space="preserve">    </w:t>
+      </w:r>
+      <w:proofErr w:type="spellStart"/>
+      <w:r>
+        <w:t>contact_number</w:t>
+      </w:r>
+      <w:proofErr w:type="spellEnd"/>
+      <w:r>
+        <w:t xml:space="preserve"> VARCHAR(20),</w:t>
+      </w:r>
+      <w:r>
         <w:br/>
         <w:t xml:space="preserve">    email VARCHAR(255),</w:t>
+      </w:r>
+      <w:r>
         <w:br/>
         <w:t xml:space="preserve">    address TEXT,</w:t>
+      </w:r>
+      <w:r>
+        <w:br/>
+        <w:t xml:space="preserve">    </w:t>
+      </w:r>
+      <w:proofErr w:type="spellStart"/>
+      <w:r>
+        <w:t>created_by</w:t>
+      </w:r>
+      <w:proofErr w:type="spellEnd"/>
+      <w:r>
+        <w:t xml:space="preserve"> BIGINT,</w:t>
+      </w:r>
+      <w:r>
+        <w:br/>
+        <w:t xml:space="preserve">    </w:t>
+      </w:r>
+      <w:proofErr w:type="spellStart"/>
+      <w:r>
+        <w:t>created_time</w:t>
+      </w:r>
+      <w:proofErr w:type="spellEnd"/>
+      <w:r>
+        <w:t xml:space="preserve"> TIMESTAMP DEFAULT CURRENT_TIMESTAMP,</w:t>
+      </w:r>
+      <w:r>
+        <w:br/>
+        <w:t xml:space="preserve">    </w:t>
+      </w:r>
+      <w:proofErr w:type="spellStart"/>
+      <w:r>
+        <w:t>up</w:t>
+      </w:r>
+      <w:r>
+        <w:t>dated_by</w:t>
+      </w:r>
+      <w:proofErr w:type="spellEnd"/>
+      <w:r>
+        <w:t xml:space="preserve"> BIGINT,</w:t>
+      </w:r>
+      <w:r>
+        <w:br/>
+        <w:t xml:space="preserve">    </w:t>
+      </w:r>
+      <w:proofErr w:type="spellStart"/>
+      <w:r>
+        <w:t>updated_time</w:t>
+      </w:r>
+      <w:proofErr w:type="spellEnd"/>
+      <w:r>
+        <w:t xml:space="preserve"> TIMESTAMP DEFAULT CURRENT_TIMESTAMP ON UPDATE CURRENT_TIMESTAMP,</w:t>
+      </w:r>
+      <w:r>
+        <w:br/>
+        <w:t xml:space="preserve">    </w:t>
+      </w:r>
+      <w:proofErr w:type="spellStart"/>
+      <w:r>
+        <w:t>deleted_by</w:t>
+      </w:r>
+      <w:proofErr w:type="spellEnd"/>
+      <w:r>
+        <w:t xml:space="preserve"> BIGINT,</w:t>
+      </w:r>
+      <w:r>
+        <w:br/>
+        <w:t xml:space="preserve">    </w:t>
+      </w:r>
+      <w:proofErr w:type="spellStart"/>
+      <w:r>
+        <w:t>deleted_time</w:t>
+      </w:r>
+      <w:proofErr w:type="spellEnd"/>
+      <w:r>
+        <w:t xml:space="preserve"> TIMESTAMP NULL,</w:t>
+      </w:r>
+      <w:r>
+        <w:br/>
+        <w:t xml:space="preserve">    </w:t>
+      </w:r>
+      <w:proofErr w:type="spellStart"/>
+      <w:r>
+        <w:t>is_active</w:t>
+      </w:r>
+      <w:proofErr w:type="spellEnd"/>
+      <w:r>
+        <w:t xml:space="preserve"> TINYINT(1) DEFAULT 1</w:t>
+      </w:r>
+      <w:r>
+        <w:br/>
+        <w:t>);</w:t>
+      </w:r>
+    </w:p>
+    <w:p>
+      <w:pPr>
+        <w:spacing w:after="0"/>
+      </w:pPr>
+    </w:p>
+    <w:p>
+      <w:pPr>
+        <w:spacing w:after="0"/>
+      </w:pPr>
+      <w:r>
+        <w:rPr>
+          <w:rStyle w:val="g"/>
+        </w:rPr>
+        <w:t>ALTER</w:t>
+      </w:r>
+      <w:r>
+        <w:t xml:space="preserve"> </w:t>
+      </w:r>
+      <w:r>
+        <w:rPr>
+          <w:rStyle w:val="g"/>
+        </w:rPr>
+        <w:t>TABLE</w:t>
+      </w:r>
+      <w:r>
+        <w:t xml:space="preserve"> </w:t>
+      </w:r>
+      <w:proofErr w:type="spellStart"/>
+      <w:r>
+        <w:t>branches_lst_t</w:t>
+      </w:r>
+      <w:proofErr w:type="spellEnd"/>
+      <w:r>
+        <w:t xml:space="preserve"> </w:t>
+      </w:r>
+      <w:r>
+        <w:rPr>
+          <w:rStyle w:val="g"/>
+        </w:rPr>
+        <w:t>ADD</w:t>
+      </w:r>
+      <w:r>
+        <w:t xml:space="preserve"> </w:t>
+      </w:r>
+      <w:r>
+        <w:rPr>
+          <w:rStyle w:val="g"/>
+        </w:rPr>
+        <w:t>CONSTRAINT</w:t>
+      </w:r>
+      <w:r>
+        <w:t xml:space="preserve"> </w:t>
+      </w:r>
+      <w:proofErr w:type="spellStart"/>
+      <w:r>
+        <w:t>fk_branches_dairy_farm</w:t>
+      </w:r>
+      <w:proofErr w:type="spellEnd"/>
+      <w:r>
+        <w:t xml:space="preserve"> </w:t>
+      </w:r>
+      <w:r>
+        <w:rPr>
+          <w:rStyle w:val="g"/>
+        </w:rPr>
+        <w:t>FOREIGN</w:t>
+      </w:r>
+      <w:r>
+        <w:t xml:space="preserve"> </w:t>
+      </w:r>
+      <w:r>
+        <w:rPr>
+          <w:rStyle w:val="g"/>
+        </w:rPr>
+        <w:t>KEY</w:t>
+      </w:r>
+      <w:r>
+        <w:t xml:space="preserve"> (</w:t>
+      </w:r>
+      <w:proofErr w:type="spellStart"/>
+      <w:r>
+        <w:t>dairy_farm_id</w:t>
+      </w:r>
+      <w:proofErr w:type="spellEnd"/>
+      <w:r>
+        <w:t xml:space="preserve">) </w:t>
+      </w:r>
+      <w:r>
+        <w:rPr>
+          <w:rStyle w:val="g"/>
+        </w:rPr>
+        <w:t>REFERENCES</w:t>
+      </w:r>
+      <w:r>
+        <w:t xml:space="preserve"> </w:t>
+      </w:r>
+      <w:proofErr w:type="spellStart"/>
+      <w:r>
+        <w:t>dairy_farm_lst_t</w:t>
+      </w:r>
+      <w:proofErr w:type="spellEnd"/>
+      <w:r>
+        <w:t>(</w:t>
+      </w:r>
+      <w:proofErr w:type="spellStart"/>
+      <w:r>
+        <w:t>dairy_farm_id</w:t>
+      </w:r>
+      <w:proofErr w:type="spellEnd"/>
+      <w:r>
+        <w:t>);</w:t>
+      </w:r>
+      <w:bookmarkStart w:id="0" w:name="_GoBack"/>
+      <w:bookmarkEnd w:id="0"/>
+      <w:r>
+        <w:br/>
+      </w:r>
+      <w:r>
+        <w:br/>
+        <w:t xml:space="preserve">CREATE TABLE </w:t>
+      </w:r>
+      <w:proofErr w:type="spellStart"/>
+      <w:r>
+        <w:t>cattle_types_mstr_lst_t</w:t>
+      </w:r>
+      <w:proofErr w:type="spellEnd"/>
+      <w:r>
+        <w:t xml:space="preserve"> (</w:t>
+      </w:r>
+      <w:r>
+        <w:br/>
+        <w:t xml:space="preserve">    cattle_type_id BIGI</w:t>
+      </w:r>
+      <w:r>
+        <w:t>NT PRIMARY KEY AUTO_INCREMENT,</w:t>
+      </w:r>
+      <w:r>
+        <w:br/>
+        <w:t xml:space="preserve">    cattle_type_name VARCHAR(100) NOT NULL,</w:t>
+      </w:r>
+      <w:r>
+        <w:br/>
+        <w:t xml:space="preserve">    description TEXT,</w:t>
+      </w:r>
+      <w:r>
+        <w:br/>
+        <w:t xml:space="preserve">    created_time TIMESTAMP DEFAULT CURRENT_TIMESTAMP,</w:t>
+      </w:r>
+      <w:r>
+        <w:br/>
+        <w:t xml:space="preserve">    updated_time TIMESTAMP DEFAULT CURRENT_TIMESTAMP ON UPDATE CURRENT_TIMESTAMP,</w:t>
+      </w:r>
+      <w:r>
+        <w:br/>
+        <w:t xml:space="preserve">    deleted_time TIMEST</w:t>
+      </w:r>
+      <w:r>
+        <w:t>AMP NULL,</w:t>
+      </w:r>
+      <w:r>
+        <w:br/>
+        <w:t xml:space="preserve">    is_active TINYINT(1) DEFAULT 1</w:t>
+      </w:r>
+      <w:r>
+        <w:br/>
+        <w:t>);</w:t>
+      </w:r>
+      <w:r>
+        <w:br/>
+      </w:r>
+      <w:r>
+        <w:br/>
+        <w:t>CREATE TABLE cattle_breeds_mstr_lst_t (</w:t>
+      </w:r>
+      <w:r>
+        <w:br/>
+        <w:t xml:space="preserve">    breed_id BIGINT PRIMARY KEY AUTO_INCREMENT,</w:t>
+      </w:r>
+      <w:r>
+        <w:br/>
+        <w:t xml:space="preserve">    cattle_type_id BIGINT NOT NULL,</w:t>
+      </w:r>
+      <w:r>
+        <w:br/>
+        <w:t xml:space="preserve">    breed_name VARCHAR(255) NOT NULL,</w:t>
+      </w:r>
+      <w:r>
+        <w:br/>
+        <w:t xml:space="preserve">    description TEXT,</w:t>
+      </w:r>
+      <w:r>
+        <w:br/>
+        <w:t xml:space="preserve">    created_time TIMEST</w:t>
+      </w:r>
+      <w:r>
+        <w:t>AMP DEFAULT CURRENT_TIMESTAMP,</w:t>
+      </w:r>
+      <w:r>
+        <w:br/>
+        <w:t xml:space="preserve">    updated_time TIMESTAMP DEFAULT CURRENT_TIMESTAMP ON UPDATE CURRENT_TIMESTAMP,</w:t>
+      </w:r>
+      <w:r>
+        <w:br/>
+        <w:t xml:space="preserve">    deleted_time TIMESTAMP NULL,</w:t>
+      </w:r>
+      <w:r>
+        <w:br/>
+        <w:t xml:space="preserve">    is_active TINYINT(1) DEFAULT 1</w:t>
+      </w:r>
+      <w:r>
+        <w:br/>
+        <w:t>);</w:t>
+      </w:r>
+      <w:r>
+        <w:br/>
+      </w:r>
+      <w:r>
+        <w:br/>
+        <w:t>CREATE TABLE cattle_lst_t (</w:t>
+      </w:r>
+      <w:r>
+        <w:br/>
+        <w:t xml:space="preserve">    cattle_id BIGINT PRIMARY KEY AUTO_INCRE</w:t>
+      </w:r>
+      <w:r>
+        <w:t>MENT,</w:t>
+      </w:r>
+      <w:r>
+        <w:br/>
+        <w:t xml:space="preserve">    branch_id BIGINT NOT NULL,</w:t>
+      </w:r>
+      <w:r>
+        <w:br/>
+        <w:t xml:space="preserve">    cattle_unique_code VARCHAR(100) UNIQUE NOT NULL,</w:t>
+      </w:r>
+      <w:r>
+        <w:br/>
+        <w:t xml:space="preserve">    cattle_type_id BIGINT NOT NULL,</w:t>
+      </w:r>
+      <w:r>
+        <w:br/>
+        <w:t xml:space="preserve">    breed_id BIGINT NOT NULL,</w:t>
+      </w:r>
+      <w:r>
+        <w:br/>
+        <w:t xml:space="preserve">    gender_id BIGINT,</w:t>
+      </w:r>
+      <w:r>
+        <w:br/>
+        <w:t xml:space="preserve">    date_of_birth DATE,</w:t>
+      </w:r>
+      <w:r>
+        <w:br/>
+      </w:r>
+      <w:r>
+        <w:lastRenderedPageBreak/>
+        <w:t xml:space="preserve">    weight DECIMAL(10,2),</w:t>
+      </w:r>
+      <w:r>
+        <w:br/>
+        <w:t xml:space="preserve">    color VARCHAR(100),</w:t>
+      </w:r>
+      <w:r>
+        <w:br/>
+        <w:t xml:space="preserve">    </w:t>
+      </w:r>
+      <w:r>
+        <w:t>purchase_date DATE,</w:t>
+      </w:r>
+      <w:r>
+        <w:br/>
+        <w:t xml:space="preserve">    purchase_cost DECIMAL(12,2),</w:t>
+      </w:r>
+      <w:r>
+        <w:br/>
+        <w:t xml:space="preserve">    health_status VARCHAR(255),</w:t>
+      </w:r>
+      <w:r>
+        <w:br/>
+        <w:t xml:space="preserve">    remarks TEXT,</w:t>
+      </w:r>
+      <w:r>
         <w:br/>
         <w:t xml:space="preserve">    created_by BIGINT,</w:t>
+      </w:r>
+      <w:r>
         <w:br/>
         <w:t xml:space="preserve">    created_time TIMESTAMP DEFAULT CURRENT_TIMESTAMP,</w:t>
+      </w:r>
+      <w:r>
         <w:br/>
         <w:t xml:space="preserve">    updated_by BIGINT,</w:t>
+      </w:r>
+      <w:r>
+        <w:br/>
+        <w:t xml:space="preserve">    updated_time TIMESTAMP DEFAULT CURRENT_TIMESTAMP </w:t>
+      </w:r>
+      <w:r>
+        <w:t>ON UPDATE CURRENT_TIMESTAMP,</w:t>
+      </w:r>
+      <w:r>
+        <w:br/>
+        <w:t xml:space="preserve">    deleted_by BIGINT,</w:t>
+      </w:r>
+      <w:r>
+        <w:br/>
+        <w:t xml:space="preserve">    deleted_time TIMESTAMP NULL,</w:t>
+      </w:r>
+      <w:r>
+        <w:br/>
+        <w:t xml:space="preserve">    is_active TINYINT(1) DEFAULT 1</w:t>
+      </w:r>
+      <w:r>
+        <w:br/>
+        <w:t>);</w:t>
+      </w:r>
+      <w:r>
+        <w:br/>
+      </w:r>
+      <w:r>
+        <w:br/>
+        <w:t>CREATE TABLE milk_production_lst_t (</w:t>
+      </w:r>
+      <w:r>
+        <w:br/>
+        <w:t xml:space="preserve">    milk_production_id BIGINT PRIMARY KEY AUTO_INCREMENT,</w:t>
+      </w:r>
+      <w:r>
+        <w:br/>
+        <w:t xml:space="preserve">    branch_id BIGINT NOT NULL,</w:t>
+      </w:r>
+      <w:r>
+        <w:br/>
+        <w:t xml:space="preserve">    ca</w:t>
+      </w:r>
+      <w:r>
+        <w:t>ttle_id BIGINT NOT NULL,</w:t>
+      </w:r>
+      <w:r>
+        <w:br/>
+        <w:t xml:space="preserve">    production_date DATE NOT NULL,</w:t>
+      </w:r>
+      <w:r>
+        <w:br/>
+        <w:t xml:space="preserve">    morning_quantity DECIMAL(10,2) DEFAULT 0,</w:t>
+      </w:r>
+      <w:r>
+        <w:br/>
+        <w:t xml:space="preserve">    evening_quantity DECIMAL(10,2) DEFAULT 0,</w:t>
+      </w:r>
+      <w:r>
+        <w:br/>
+        <w:t xml:space="preserve">    total_quantity DECIMAL(10,2),</w:t>
+      </w:r>
+      <w:r>
+        <w:br/>
+        <w:t xml:space="preserve">    fat_percentage DECIMAL(5,2),</w:t>
+      </w:r>
+      <w:r>
+        <w:br/>
+        <w:t xml:space="preserve">    remarks TEXT,</w:t>
+      </w:r>
+      <w:r>
+        <w:br/>
+        <w:t xml:space="preserve">    recorded_by BIG</w:t>
+      </w:r>
+      <w:r>
+        <w:t>INT,</w:t>
+      </w:r>
+      <w:r>
+        <w:br/>
+        <w:t xml:space="preserve">    created_time TIMESTAMP DEFAULT CURRENT_TIMESTAMP,</w:t>
+      </w:r>
+      <w:r>
         <w:br/>
         <w:t xml:space="preserve">    updated_time TIMESTAMP DEFAULT CURRENT_TIMESTAMP ON UPDATE CURRENT_TIMESTAMP,</w:t>
+      </w:r>
+      <w:r>
+        <w:br/>
+        <w:t xml:space="preserve">    deleted_time TIMESTAMP NULL,</w:t>
+      </w:r>
+      <w:r>
+        <w:br/>
+        <w:t xml:space="preserve">    is_active TINYINT(1) DEFAULT 1</w:t>
+      </w:r>
+      <w:r>
+        <w:br/>
+        <w:t>);</w:t>
+      </w:r>
+      <w:r>
+        <w:br/>
+      </w:r>
+      <w:r>
+        <w:br/>
+        <w:t>CREATE TABLE expenses_lst_t (</w:t>
+      </w:r>
+      <w:r>
+        <w:br/>
+        <w:t xml:space="preserve">    expense_i</w:t>
+      </w:r>
+      <w:r>
+        <w:t>d BIGINT PRIMARY KEY AUTO_INCREMENT,</w:t>
+      </w:r>
+      <w:r>
+        <w:br/>
+        <w:t xml:space="preserve">    branch_id BIGINT NOT NULL,</w:t>
+      </w:r>
+      <w:r>
+        <w:br/>
+        <w:t xml:space="preserve">    expense_type_id BIGINT NOT NULL,</w:t>
+      </w:r>
+      <w:r>
+        <w:br/>
+        <w:t xml:space="preserve">    expense_date DATE NOT NULL,</w:t>
+      </w:r>
+      <w:r>
+        <w:br/>
+        <w:t xml:space="preserve">    amount DECIMAL(12,2) NOT NULL,</w:t>
+      </w:r>
+      <w:r>
+        <w:br/>
+        <w:t xml:space="preserve">    description TEXT,</w:t>
+      </w:r>
+      <w:r>
+        <w:br/>
+        <w:t xml:space="preserve">    bill_number VARCHAR(100),</w:t>
+      </w:r>
+      <w:r>
+        <w:br/>
+        <w:t xml:space="preserve">    paid_to VARCHAR(255),</w:t>
+      </w:r>
+      <w:r>
+        <w:br/>
+        <w:t xml:space="preserve">    pa</w:t>
+      </w:r>
+      <w:r>
+        <w:t>yment_mode VARCHAR(100),</w:t>
+      </w:r>
+      <w:r>
+        <w:br/>
+        <w:t xml:space="preserve">    remarks TEXT,</w:t>
+      </w:r>
+      <w:r>
+        <w:br/>
+        <w:t xml:space="preserve">    created_by BIGINT,</w:t>
+      </w:r>
+      <w:r>
+        <w:br/>
+        <w:t xml:space="preserve">    created_time TIMESTAMP DEFAULT CURRENT_TIMESTAMP,</w:t>
+      </w:r>
+      <w:r>
+        <w:br/>
+        <w:t xml:space="preserve">    updated_by BIGINT,</w:t>
+      </w:r>
+      <w:r>
+        <w:br/>
+        <w:t xml:space="preserve">    updated_time TIMESTAMP DEFAULT CURRENT_TIMESTAMP ON UPDATE CURRENT_TIMESTAMP,</w:t>
+      </w:r>
+      <w:r>
         <w:br/>
         <w:t xml:space="preserve">    deleted_by BIGINT,</w:t>
+      </w:r>
+      <w:r>
+        <w:br/>
+        <w:t xml:space="preserve">    dele</w:t>
+      </w:r>
+      <w:r>
+        <w:t>ted_time TIMESTAMP NULL,</w:t>
+      </w:r>
+      <w:r>
+        <w:br/>
+        <w:t xml:space="preserve">    is_active TINYINT(1) DEFAULT 1</w:t>
+      </w:r>
+      <w:r>
+        <w:br/>
+        <w:t>);</w:t>
+      </w:r>
+      <w:r>
+        <w:br/>
+      </w:r>
+      <w:r>
+        <w:br/>
+        <w:t>CREATE TABLE attendance_lst_t (</w:t>
+      </w:r>
+      <w:r>
+        <w:br/>
+      </w:r>
+      <w:r>
+        <w:lastRenderedPageBreak/>
+        <w:t xml:space="preserve">    attendance_id BIGINT PRIMARY KEY AUTO_INCREMENT,</w:t>
+      </w:r>
+      <w:r>
+        <w:br/>
+        <w:t xml:space="preserve">    employee_id BIGINT NOT NULL,</w:t>
+      </w:r>
+      <w:r>
+        <w:br/>
+        <w:t xml:space="preserve">    branch_id BIGINT NOT NULL,</w:t>
+      </w:r>
+      <w:r>
+        <w:br/>
+        <w:t xml:space="preserve">    attendance_date DATE NOT NULL,</w:t>
+      </w:r>
+      <w:r>
+        <w:br/>
+        <w:t xml:space="preserve">    chec</w:t>
+      </w:r>
+      <w:r>
+        <w:t>k_in_time DATETIME,</w:t>
+      </w:r>
+      <w:r>
+        <w:br/>
+        <w:t xml:space="preserve">    check_out_time DATETIME,</w:t>
+      </w:r>
+      <w:r>
+        <w:br/>
+        <w:t xml:space="preserve">    attendance_status VARCHAR(50),</w:t>
+      </w:r>
+      <w:r>
+        <w:br/>
+        <w:t xml:space="preserve">    remarks TEXT,</w:t>
+      </w:r>
+      <w:r>
+        <w:br/>
+        <w:t xml:space="preserve">    created_by BIGINT,</w:t>
+      </w:r>
+      <w:r>
+        <w:br/>
+        <w:t xml:space="preserve">    created_time TIMESTAMP DEFAULT CURRENT_TIMESTAMP,</w:t>
+      </w:r>
+      <w:r>
+        <w:br/>
+        <w:t xml:space="preserve">    updated_by BIGINT,</w:t>
+      </w:r>
+      <w:r>
+        <w:br/>
+        <w:t xml:space="preserve">    updated_time TIMESTAMP DEFAULT CURRENT_TIMESTAMP O</w:t>
+      </w:r>
+      <w:r>
+        <w:t>N UPDATE CURRENT_TIMESTAMP,</w:t>
+      </w:r>
+      <w:r>
+        <w:br/>
+        <w:t xml:space="preserve">    deleted_by BIGINT,</w:t>
+      </w:r>
+      <w:r>
         <w:br/>
         <w:t xml:space="preserve">    deleted_time TIMESTAMP NULL,</w:t>
+      </w:r>
+      <w:r>
         <w:br/>
         <w:t xml:space="preserve">    is_active TINYINT(1) DEFAULT 1</w:t>
+      </w:r>
+      <w:r>
         <w:br/>
         <w:t>);</w:t>
+      </w:r>
+      <w:r>
         <w:br/>
-        <w:br/>
-        <w:t>CREATE TABLE cattle_types_mstr_lst_t (</w:t>
-        <w:br/>
-        <w:t xml:space="preserve">    cattle_type_id BIGINT PRIMARY KEY AUTO_INCREMENT,</w:t>
-        <w:br/>
-        <w:t xml:space="preserve">    cattle_type_name VARCHAR(100) NOT NULL,</w:t>
-        <w:br/>
-        <w:t xml:space="preserve">    description TEXT,</w:t>
-        <w:br/>
-        <w:t xml:space="preserve">    created_time TIMESTAMP DEFAULT CURRENT_TIMESTAMP,</w:t>
-        <w:br/>
-        <w:t xml:space="preserve">    updated_time TIMESTAMP DEFAULT CURRENT_TIMESTAMP ON UPDATE CURRENT_TIMESTAMP,</w:t>
-        <w:br/>
-        <w:t xml:space="preserve">    deleted_time TIMESTAMP NULL,</w:t>
-        <w:br/>
-        <w:t xml:space="preserve">    is_active TINYINT(1) DEFAULT 1</w:t>
-        <w:br/>
-        <w:t>);</w:t>
-        <w:br/>
-        <w:br/>
-        <w:t>CREATE TABLE cattle_breeds_mstr_lst_t (</w:t>
-        <w:br/>
-        <w:t xml:space="preserve">    breed_id BIGINT PRIMARY KEY AUTO_INCREMENT,</w:t>
-        <w:br/>
-        <w:t xml:space="preserve">    cattle_type_id BIGINT NOT NULL,</w:t>
-        <w:br/>
-        <w:t xml:space="preserve">    breed_name VARCHAR(255) NOT NULL,</w:t>
-        <w:br/>
-        <w:t xml:space="preserve">    description TEXT,</w:t>
-        <w:br/>
-        <w:t xml:space="preserve">    created_time TIMESTAMP DEFAULT CURRENT_TIMESTAMP,</w:t>
-        <w:br/>
-        <w:t xml:space="preserve">    updated_time TIMESTAMP DEFAULT CURRENT_TIMESTAMP ON UPDATE CURRENT_TIMESTAMP,</w:t>
-        <w:br/>
-        <w:t xml:space="preserve">    deleted_time TIMESTAMP NULL,</w:t>
-        <w:br/>
-        <w:t xml:space="preserve">    is_active TINYINT(1) DEFAULT 1</w:t>
-        <w:br/>
-        <w:t>);</w:t>
-        <w:br/>
-        <w:br/>
-        <w:t>CREATE TABLE cattle_lst_t (</w:t>
-        <w:br/>
-        <w:t xml:space="preserve">    cattle_id BIGINT PRIMARY KEY AUTO_INCREMENT,</w:t>
-        <w:br/>
-        <w:t xml:space="preserve">    branch_id BIGINT NOT NULL,</w:t>
-        <w:br/>
-        <w:t xml:space="preserve">    cattle_unique_code VARCHAR(100) UNIQUE NOT NULL,</w:t>
-        <w:br/>
-        <w:t xml:space="preserve">    cattle_type_id BIGINT NOT NULL,</w:t>
-        <w:br/>
-        <w:t xml:space="preserve">    breed_id BIGINT NOT NULL,</w:t>
-        <w:br/>
-        <w:t xml:space="preserve">    gender_id BIGINT,</w:t>
-        <w:br/>
-        <w:t xml:space="preserve">    date_of_birth DATE,</w:t>
-        <w:br/>
-        <w:t xml:space="preserve">    weight DECIMAL(10,2),</w:t>
-        <w:br/>
-        <w:t xml:space="preserve">    color VARCHAR(100),</w:t>
-        <w:br/>
-        <w:t xml:space="preserve">    purchase_date DATE,</w:t>
-        <w:br/>
-        <w:t xml:space="preserve">    purchase_cost DECIMAL(12,2),</w:t>
-        <w:br/>
-        <w:t xml:space="preserve">    health_status VARCHAR(255),</w:t>
-        <w:br/>
-        <w:t xml:space="preserve">    remarks TEXT,</w:t>
-        <w:br/>
-        <w:t xml:space="preserve">    created_by BIGINT,</w:t>
-        <w:br/>
-        <w:t xml:space="preserve">    created_time TIMESTAMP DEFAULT CURRENT_TIMESTAMP,</w:t>
-        <w:br/>
-        <w:t xml:space="preserve">    updated_by BIGINT,</w:t>
-        <w:br/>
-        <w:t xml:space="preserve">    updated_time TIMESTAMP DEFAULT CURRENT_TIMESTAMP ON UPDATE CURRENT_TIMESTAMP,</w:t>
-        <w:br/>
-        <w:t xml:space="preserve">    deleted_by BIGINT,</w:t>
-        <w:br/>
-        <w:t xml:space="preserve">    deleted_time TIMESTAMP NULL,</w:t>
-        <w:br/>
-        <w:t xml:space="preserve">    is_active TINYINT(1) DEFAULT 1</w:t>
-        <w:br/>
-        <w:t>);</w:t>
-        <w:br/>
-        <w:br/>
-        <w:t>CREATE TABLE milk_production_lst_t (</w:t>
-        <w:br/>
-        <w:t xml:space="preserve">    milk_production_id BIGINT PRIMARY KEY AUTO_INCREMENT,</w:t>
-        <w:br/>
-        <w:t xml:space="preserve">    branch_id BIGINT NOT NULL,</w:t>
-        <w:br/>
-        <w:t xml:space="preserve">    cattle_id BIGINT NOT NULL,</w:t>
-        <w:br/>
-        <w:t xml:space="preserve">    production_date DATE NOT NULL,</w:t>
-        <w:br/>
-        <w:t xml:space="preserve">    morning_quantity DECIMAL(10,2) DEFAULT 0,</w:t>
-        <w:br/>
-        <w:t xml:space="preserve">    evening_quantity DECIMAL(10,2) DEFAULT 0,</w:t>
-        <w:br/>
-        <w:t xml:space="preserve">    total_quantity DECIMAL(10,2),</w:t>
-        <w:br/>
-        <w:t xml:space="preserve">    fat_percentage DECIMAL(5,2),</w:t>
-        <w:br/>
-        <w:t xml:space="preserve">    remarks TEXT,</w:t>
-        <w:br/>
-        <w:t xml:space="preserve">    recorded_by BIGINT,</w:t>
-        <w:br/>
-        <w:t xml:space="preserve">    created_time TIMESTAMP DEFAULT CURRENT_TIMESTAMP,</w:t>
-        <w:br/>
-        <w:t xml:space="preserve">    updated_time TIMESTAMP DEFAULT CURRENT_TIMESTAMP ON UPDATE CURRENT_TIMESTAMP,</w:t>
-        <w:br/>
-        <w:t xml:space="preserve">    deleted_time TIMESTAMP NULL,</w:t>
-        <w:br/>
-        <w:t xml:space="preserve">    is_active TINYINT(1) DEFAULT 1</w:t>
-        <w:br/>
-        <w:t>);</w:t>
-        <w:br/>
-        <w:br/>
-        <w:t>CREATE TABLE expenses_lst_t (</w:t>
-        <w:br/>
-        <w:t xml:space="preserve">    expense_id BIGINT PRIMARY KEY AUTO_INCREMENT,</w:t>
-        <w:br/>
-        <w:t xml:space="preserve">    branch_id BIGINT NOT NULL,</w:t>
-        <w:br/>
-        <w:t xml:space="preserve">    expense_type_id BIGINT NOT NULL,</w:t>
-        <w:br/>
-        <w:t xml:space="preserve">    expense_date DATE NOT NULL,</w:t>
-        <w:br/>
-        <w:t xml:space="preserve">    amount DECIMAL(12,2) NOT NULL,</w:t>
-        <w:br/>
-        <w:t xml:space="preserve">    description TEXT,</w:t>
-        <w:br/>
-        <w:t xml:space="preserve">    bill_number VARCHAR(100),</w:t>
-        <w:br/>
-        <w:t xml:space="preserve">    paid_to VARCHAR(255),</w:t>
-        <w:br/>
-        <w:t xml:space="preserve">    payment_mode VARCHAR(100),</w:t>
-        <w:br/>
-        <w:t xml:space="preserve">    remarks TEXT,</w:t>
-        <w:br/>
-        <w:t xml:space="preserve">    created_by BIGINT,</w:t>
-        <w:br/>
-        <w:t xml:space="preserve">    created_time TIMESTAMP DEFAULT CURRENT_TIMESTAMP,</w:t>
-        <w:br/>
-        <w:t xml:space="preserve">    updated_by BIGINT,</w:t>
-        <w:br/>
-        <w:t xml:space="preserve">    updated_time TIMESTAMP DEFAULT CURRENT_TIMESTAMP ON UPDATE CURRENT_TIMESTAMP,</w:t>
-        <w:br/>
-        <w:t xml:space="preserve">    deleted_by BIGINT,</w:t>
-        <w:br/>
-        <w:t xml:space="preserve">    deleted_time TIMESTAMP NULL,</w:t>
-        <w:br/>
-        <w:t xml:space="preserve">    is_active TINYINT(1) DEFAULT 1</w:t>
-        <w:br/>
-        <w:t>);</w:t>
-        <w:br/>
-        <w:br/>
-        <w:t>CREATE TABLE attendance_lst_t (</w:t>
-        <w:br/>
-        <w:t xml:space="preserve">    attendance_id BIGINT PRIMARY KEY AUTO_INCREMENT,</w:t>
-        <w:br/>
-        <w:t xml:space="preserve">    employee_id BIGINT NOT NULL,</w:t>
-        <w:br/>
-        <w:t xml:space="preserve">    branch_id BIGINT NOT NULL,</w:t>
-        <w:br/>
-        <w:t xml:space="preserve">    attendance_date DATE NOT NULL,</w:t>
-        <w:br/>
-        <w:t xml:space="preserve">    check_in_time DATETIME,</w:t>
-        <w:br/>
-        <w:t xml:space="preserve">    check_out_time DATETIME,</w:t>
-        <w:br/>
-        <w:t xml:space="preserve">    attendance_status VARCHAR(50),</w:t>
-        <w:br/>
-        <w:t xml:space="preserve">    remarks TEXT,</w:t>
-        <w:br/>
-        <w:t xml:space="preserve">    created_by BIGINT,</w:t>
-        <w:br/>
-        <w:t xml:space="preserve">    created_time TIMESTAMP DEFAULT CURRENT_TIMESTAMP,</w:t>
-        <w:br/>
-        <w:t xml:space="preserve">    updated_by BIGINT,</w:t>
-        <w:br/>
-        <w:t xml:space="preserve">    updated_time TIMESTAMP DEFAULT CURRENT_TIMESTAMP ON UPDATE CURRENT_TIMESTAMP,</w:t>
-        <w:br/>
-        <w:t xml:space="preserve">    deleted_by BIGINT,</w:t>
-        <w:br/>
-        <w:t xml:space="preserve">    deleted_time TIMESTAMP NULL,</w:t>
-        <w:br/>
-        <w:t xml:space="preserve">    is_active TINYINT(1) DEFAULT 1</w:t>
-        <w:br/>
-        <w:t>);</w:t>
-        <w:br/>
       </w:r>
     </w:p>
+    <w:p/>
+    <w:p/>
+    <w:p>
+      <w:pPr>
+        <w:pStyle w:val="Heading1"/>
+        <w:jc w:val="center"/>
+      </w:pPr>
+      <w:r>
+        <w:t>Production Ready SQL Schema</w:t>
+      </w:r>
+      <w:r>
+        <w:t xml:space="preserve"> README</w:t>
+      </w:r>
+    </w:p>
+    <w:p>
+      <w:r>
+        <w:t>This package contains production-ready MySQL schema for the Dairy Farm Management System.</w:t>
+      </w:r>
+    </w:p>
+    <w:p>
+      <w:pPr>
+        <w:pStyle w:val="Heading2"/>
+      </w:pPr>
+      <w:r>
+        <w:t>Included Features</w:t>
+      </w:r>
+    </w:p>
+    <w:p>
+      <w:pPr>
+        <w:pStyle w:val="ListBullet"/>
+      </w:pPr>
+      <w:r>
+        <w:t>Clean relational database design</w:t>
+      </w:r>
+    </w:p>
+    <w:p>
+      <w:pPr>
+        <w:pStyle w:val="ListBullet"/>
+      </w:pPr>
+      <w:r>
+        <w:t>Foreign key constraints</w:t>
+      </w:r>
+    </w:p>
+    <w:p>
+      <w:pPr>
+        <w:pStyle w:val="ListBullet"/>
+      </w:pPr>
+      <w:r>
+        <w:t>Indexes for performance</w:t>
+      </w:r>
+    </w:p>
+    <w:p>
+      <w:pPr>
+        <w:pStyle w:val="ListBullet"/>
+      </w:pPr>
+      <w:r>
+        <w:t>Master tables</w:t>
+      </w:r>
+    </w:p>
+    <w:p>
+      <w:pPr>
+        <w:pStyle w:val="ListBullet"/>
+      </w:pPr>
+      <w:r>
+        <w:t>Relation tables</w:t>
+      </w:r>
+    </w:p>
+    <w:p>
+      <w:pPr>
+        <w:pStyle w:val="ListBullet"/>
+      </w:pPr>
+      <w:r>
+        <w:t>Soft delete architecture</w:t>
+      </w:r>
+    </w:p>
+    <w:p>
+      <w:pPr>
+        <w:pStyle w:val="ListBullet"/>
+      </w:pPr>
+      <w:r>
+        <w:t>Audit columns</w:t>
+      </w:r>
+    </w:p>
+    <w:p>
+      <w:pPr>
+        <w:pStyle w:val="ListBullet"/>
+      </w:pPr>
+      <w:r>
+        <w:t>Default master data inserts</w:t>
+      </w:r>
+    </w:p>
+    <w:p>
+      <w:pPr>
+        <w:pStyle w:val="ListBullet"/>
+      </w:pPr>
+      <w:r>
+        <w:t>Enterprise naming conventions</w:t>
+      </w:r>
+    </w:p>
+    <w:p>
+      <w:pPr>
+        <w:pStyle w:val="Heading2"/>
+      </w:pPr>
+      <w:r>
+        <w:t>Execution Steps</w:t>
+      </w:r>
+    </w:p>
+    <w:p>
+      <w:pPr>
+        <w:pStyle w:val="ListNumber"/>
+      </w:pPr>
+      <w:r>
+        <w:t>Open MySQL Workbench</w:t>
+      </w:r>
+    </w:p>
+    <w:p>
+      <w:pPr>
+        <w:pStyle w:val="ListNumber"/>
+      </w:pPr>
+      <w:r>
+        <w:t>Create new SQL tab</w:t>
+      </w:r>
+    </w:p>
+    <w:p>
+      <w:pPr>
+        <w:pStyle w:val="ListNumber"/>
+      </w:pPr>
+      <w:r>
+        <w:t>Open the .</w:t>
+      </w:r>
+      <w:proofErr w:type="spellStart"/>
+      <w:r>
+        <w:t>sql</w:t>
+      </w:r>
+      <w:proofErr w:type="spellEnd"/>
+      <w:r>
+        <w:t xml:space="preserve"> file</w:t>
+      </w:r>
+    </w:p>
+    <w:p>
+      <w:pPr>
+        <w:pStyle w:val="ListNumber"/>
+      </w:pPr>
+      <w:r>
+        <w:t>Execute entire script</w:t>
+      </w:r>
+    </w:p>
+    <w:p>
+      <w:pPr>
+        <w:pStyle w:val="ListNumber"/>
+      </w:pPr>
+      <w:r>
+        <w:t>Refresh schemas</w:t>
+      </w:r>
+    </w:p>
+    <w:p/>
     <w:sectPr>
       <w:pgSz w:w="12240" w:h="15840"/>
       <w:pgMar w:top="1440" w:right="1800" w:bottom="1440" w:left="1800" w:header="720" w:footer="720" w:gutter="0"/>
@@ -330,7 +1329,7 @@
 </file>
 
 <file path=word/numbering.xml><?xml version="1.0" encoding="utf-8"?>
-<w:numbering xmlns:wpc="http://schemas.microsoft.com/office/word/2010/wordprocessingCanvas" xmlns:mo="http://schemas.microsoft.com/office/mac/office/2008/main" xmlns:mc="http://schemas.openxmlformats.org/markup-compatibility/2006" xmlns:mv="urn:schemas-microsoft-com:mac:vml" xmlns:o="urn:schemas-microsoft-com:office:office" xmlns:r="http://schemas.openxmlformats.org/officeDocument/2006/relationships" xmlns:m="http://schemas.openxmlformats.org/officeDocument/2006/math" xmlns:v="urn:schemas-microsoft-com:vml" xmlns:wp14="http://schemas.microsoft.com/office/word/2010/wordprocessingDrawing" xmlns:wp="http://schemas.openxmlformats.org/drawingml/2006/wordprocessingDrawing" xmlns:w10="urn:schemas-microsoft-com:office:word" xmlns:w="http://schemas.openxmlformats.org/wordprocessingml/2006/main" xmlns:w14="http://schemas.microsoft.com/office/word/2010/wordml" xmlns:wpg="http://schemas.microsoft.com/office/word/2010/wordprocessingGroup" xmlns:wpi="http://schemas.microsoft.com/office/word/2010/wordprocessingInk" xmlns:wne="http://schemas.microsoft.com/office/word/2006/wordml" xmlns:wps="http://schemas.microsoft.com/office/word/2010/wordprocessingShape" mc:Ignorable="w14 wp14">
+<w:numbering xmlns:wpc="http://schemas.microsoft.com/office/word/2010/wordprocessingCanvas" xmlns:mc="http://schemas.openxmlformats.org/markup-compatibility/2006" xmlns:o="urn:schemas-microsoft-com:office:office" xmlns:r="http://schemas.openxmlformats.org/officeDocument/2006/relationships" xmlns:m="http://schemas.openxmlformats.org/officeDocument/2006/math" xmlns:v="urn:schemas-microsoft-com:vml" xmlns:wp14="http://schemas.microsoft.com/office/word/2010/wordprocessingDrawing" xmlns:wp="http://schemas.openxmlformats.org/drawingml/2006/wordprocessingDrawing" xmlns:w10="urn:schemas-microsoft-com:office:word" xmlns:w="http://schemas.openxmlformats.org/wordprocessingml/2006/main" xmlns:w14="http://schemas.microsoft.com/office/word/2010/wordml" xmlns:wpg="http://schemas.microsoft.com/office/word/2010/wordprocessingGroup" xmlns:wpi="http://schemas.microsoft.com/office/word/2010/wordprocessingInk" xmlns:wne="http://schemas.microsoft.com/office/word/2006/wordml" xmlns:wps="http://schemas.microsoft.com/office/word/2010/wordprocessingShape" mc:Ignorable="w14 wp14">
   <w:abstractNum w:abstractNumId="0">
     <w:nsid w:val="FFFFFF7C"/>
     <w:multiLevelType w:val="singleLevel"/>
@@ -549,7 +1548,7 @@
       </w:pPr>
     </w:pPrDefault>
   </w:docDefaults>
-  <w:latentStyles w:defLockedState="0" w:defUIPriority="99" w:defSemiHidden="1" w:defUnhideWhenUsed="1" w:defQFormat="0" w:count="276">
+  <w:latentStyles w:defLockedState="0" w:defUIPriority="99" w:defSemiHidden="1" w:defUnhideWhenUsed="1" w:defQFormat="0" w:count="267">
     <w:lsdException w:name="Normal" w:semiHidden="0" w:uiPriority="0" w:unhideWhenUsed="0" w:qFormat="1"/>
     <w:lsdException w:name="heading 1" w:semiHidden="0" w:uiPriority="9" w:unhideWhenUsed="0" w:qFormat="1"/>
     <w:lsdException w:name="heading 2" w:uiPriority="9" w:qFormat="1"/>
@@ -696,50 +1695,6 @@
       <w:sz w:val="18"/>
     </w:rPr>
   </w:style>
-  <w:style w:type="paragraph" w:styleId="Header">
-    <w:name w:val="header"/>
-    <w:basedOn w:val="Normal"/>
-    <w:link w:val="HeaderChar"/>
-    <w:uiPriority w:val="99"/>
-    <w:unhideWhenUsed/>
-    <w:rsid w:val="00E618BF"/>
-    <w:pPr>
-      <w:tabs>
-        <w:tab w:val="center" w:pos="4680"/>
-        <w:tab w:val="right" w:pos="9360"/>
-      </w:tabs>
-      <w:spacing w:after="0" w:line="240" w:lineRule="auto"/>
-    </w:pPr>
-  </w:style>
-  <w:style w:type="character" w:customStyle="1" w:styleId="HeaderChar">
-    <w:name w:val="Header Char"/>
-    <w:basedOn w:val="DefaultParagraphFont"/>
-    <w:link w:val="Header"/>
-    <w:uiPriority w:val="99"/>
-    <w:rsid w:val="00E618BF"/>
-  </w:style>
-  <w:style w:type="paragraph" w:styleId="Footer">
-    <w:name w:val="footer"/>
-    <w:basedOn w:val="Normal"/>
-    <w:link w:val="FooterChar"/>
-    <w:uiPriority w:val="99"/>
-    <w:unhideWhenUsed/>
-    <w:rsid w:val="00E618BF"/>
-    <w:pPr>
-      <w:tabs>
-        <w:tab w:val="center" w:pos="4680"/>
-        <w:tab w:val="right" w:pos="9360"/>
-      </w:tabs>
-      <w:spacing w:after="0" w:line="240" w:lineRule="auto"/>
-    </w:pPr>
-  </w:style>
-  <w:style w:type="character" w:customStyle="1" w:styleId="FooterChar">
-    <w:name w:val="Footer Char"/>
-    <w:basedOn w:val="DefaultParagraphFont"/>
-    <w:link w:val="Footer"/>
-    <w:uiPriority w:val="99"/>
-    <w:rsid w:val="00E618BF"/>
-  </w:style>
   <w:style w:type="paragraph" w:styleId="Heading1">
     <w:name w:val="heading 1"/>
     <w:basedOn w:val="Normal"/>
@@ -975,6 +1930,50 @@
     <w:uiPriority w:val="99"/>
     <w:semiHidden/>
     <w:unhideWhenUsed/>
+  </w:style>
+  <w:style w:type="paragraph" w:styleId="Header">
+    <w:name w:val="header"/>
+    <w:basedOn w:val="Normal"/>
+    <w:link w:val="HeaderChar"/>
+    <w:uiPriority w:val="99"/>
+    <w:unhideWhenUsed/>
+    <w:rsid w:val="00E618BF"/>
+    <w:pPr>
+      <w:tabs>
+        <w:tab w:val="center" w:pos="4680"/>
+        <w:tab w:val="right" w:pos="9360"/>
+      </w:tabs>
+      <w:spacing w:after="0" w:line="240" w:lineRule="auto"/>
+    </w:pPr>
+  </w:style>
+  <w:style w:type="character" w:customStyle="1" w:styleId="HeaderChar">
+    <w:name w:val="Header Char"/>
+    <w:basedOn w:val="DefaultParagraphFont"/>
+    <w:link w:val="Header"/>
+    <w:uiPriority w:val="99"/>
+    <w:rsid w:val="00E618BF"/>
+  </w:style>
+  <w:style w:type="paragraph" w:styleId="Footer">
+    <w:name w:val="footer"/>
+    <w:basedOn w:val="Normal"/>
+    <w:link w:val="FooterChar"/>
+    <w:uiPriority w:val="99"/>
+    <w:unhideWhenUsed/>
+    <w:rsid w:val="00E618BF"/>
+    <w:pPr>
+      <w:tabs>
+        <w:tab w:val="center" w:pos="4680"/>
+        <w:tab w:val="right" w:pos="9360"/>
+      </w:tabs>
+      <w:spacing w:after="0" w:line="240" w:lineRule="auto"/>
+    </w:pPr>
+  </w:style>
+  <w:style w:type="character" w:customStyle="1" w:styleId="FooterChar">
+    <w:name w:val="Footer Char"/>
+    <w:basedOn w:val="DefaultParagraphFont"/>
+    <w:link w:val="Footer"/>
+    <w:uiPriority w:val="99"/>
+    <w:rsid w:val="00E618BF"/>
   </w:style>
   <w:style w:type="paragraph" w:styleId="NoSpacing">
     <w:name w:val="No Spacing"/>
@@ -1489,7 +2488,6 @@
       <w:b/>
       <w:bCs/>
       <w:color w:val="4F81BD" w:themeColor="accent1"/>
-      <w:sz w:val="18"/>
       <w:szCs w:val="18"/>
     </w:rPr>
   </w:style>
@@ -1640,7 +2638,6 @@
       <w:spacing w:after="0" w:line="240" w:lineRule="auto"/>
     </w:pPr>
     <w:tblPr>
-      <w:tblInd w:w="0" w:type="dxa"/>
       <w:tblBorders>
         <w:top w:val="single" w:sz="4" w:space="0" w:color="auto"/>
         <w:left w:val="single" w:sz="4" w:space="0" w:color="auto"/>
@@ -1649,12 +2646,6 @@
         <w:insideH w:val="single" w:sz="4" w:space="0" w:color="auto"/>
         <w:insideV w:val="single" w:sz="4" w:space="0" w:color="auto"/>
       </w:tblBorders>
-      <w:tblCellMar>
-        <w:top w:w="0" w:type="dxa"/>
-        <w:left w:w="108" w:type="dxa"/>
-        <w:bottom w:w="0" w:type="dxa"/>
-        <w:right w:w="108" w:type="dxa"/>
-      </w:tblCellMar>
     </w:tblPr>
   </w:style>
   <w:style w:type="table" w:styleId="LightShading">
@@ -1671,17 +2662,10 @@
     <w:tblPr>
       <w:tblStyleRowBandSize w:val="1"/>
       <w:tblStyleColBandSize w:val="1"/>
-      <w:tblInd w:w="0" w:type="dxa"/>
       <w:tblBorders>
         <w:top w:val="single" w:sz="8" w:space="0" w:color="000000" w:themeColor="text1"/>
         <w:bottom w:val="single" w:sz="8" w:space="0" w:color="000000" w:themeColor="text1"/>
       </w:tblBorders>
-      <w:tblCellMar>
-        <w:top w:w="0" w:type="dxa"/>
-        <w:left w:w="108" w:type="dxa"/>
-        <w:bottom w:w="0" w:type="dxa"/>
-        <w:right w:w="108" w:type="dxa"/>
-      </w:tblCellMar>
     </w:tblPr>
     <w:tblStylePr w:type="firstRow">
       <w:pPr>
@@ -1774,17 +2758,10 @@
     <w:tblPr>
       <w:tblStyleRowBandSize w:val="1"/>
       <w:tblStyleColBandSize w:val="1"/>
-      <w:tblInd w:w="0" w:type="dxa"/>
       <w:tblBorders>
         <w:top w:val="single" w:sz="8" w:space="0" w:color="4F81BD" w:themeColor="accent1"/>
         <w:bottom w:val="single" w:sz="8" w:space="0" w:color="4F81BD" w:themeColor="accent1"/>
       </w:tblBorders>
-      <w:tblCellMar>
-        <w:top w:w="0" w:type="dxa"/>
-        <w:left w:w="108" w:type="dxa"/>
-        <w:bottom w:w="0" w:type="dxa"/>
-        <w:right w:w="108" w:type="dxa"/>
-      </w:tblCellMar>
     </w:tblPr>
     <w:tblStylePr w:type="firstRow">
       <w:pPr>
@@ -1877,17 +2854,10 @@
     <w:tblPr>
       <w:tblStyleRowBandSize w:val="1"/>
       <w:tblStyleColBandSize w:val="1"/>
-      <w:tblInd w:w="0" w:type="dxa"/>
       <w:tblBorders>
         <w:top w:val="single" w:sz="8" w:space="0" w:color="C0504D" w:themeColor="accent2"/>
         <w:bottom w:val="single" w:sz="8" w:space="0" w:color="C0504D" w:themeColor="accent2"/>
       </w:tblBorders>
-      <w:tblCellMar>
-        <w:top w:w="0" w:type="dxa"/>
-        <w:left w:w="108" w:type="dxa"/>
-        <w:bottom w:w="0" w:type="dxa"/>
-        <w:right w:w="108" w:type="dxa"/>
-      </w:tblCellMar>
     </w:tblPr>
     <w:tblStylePr w:type="firstRow">
       <w:pPr>
@@ -1980,17 +2950,10 @@
     <w:tblPr>
       <w:tblStyleRowBandSize w:val="1"/>
       <w:tblStyleColBandSize w:val="1"/>
-      <w:tblInd w:w="0" w:type="dxa"/>
       <w:tblBorders>
         <w:top w:val="single" w:sz="8" w:space="0" w:color="9BBB59" w:themeColor="accent3"/>
         <w:bottom w:val="single" w:sz="8" w:space="0" w:color="9BBB59" w:themeColor="accent3"/>
       </w:tblBorders>
-      <w:tblCellMar>
-        <w:top w:w="0" w:type="dxa"/>
-        <w:left w:w="108" w:type="dxa"/>
-        <w:bottom w:w="0" w:type="dxa"/>
-        <w:right w:w="108" w:type="dxa"/>
-      </w:tblCellMar>
     </w:tblPr>
     <w:tblStylePr w:type="firstRow">
       <w:pPr>
@@ -2083,17 +3046,10 @@
     <w:tblPr>
       <w:tblStyleRowBandSize w:val="1"/>
       <w:tblStyleColBandSize w:val="1"/>
-      <w:tblInd w:w="0" w:type="dxa"/>
       <w:tblBorders>
         <w:top w:val="single" w:sz="8" w:space="0" w:color="8064A2" w:themeColor="accent4"/>
         <w:bottom w:val="single" w:sz="8" w:space="0" w:color="8064A2" w:themeColor="accent4"/>
       </w:tblBorders>
-      <w:tblCellMar>
-        <w:top w:w="0" w:type="dxa"/>
-        <w:left w:w="108" w:type="dxa"/>
-        <w:bottom w:w="0" w:type="dxa"/>
-        <w:right w:w="108" w:type="dxa"/>
-      </w:tblCellMar>
     </w:tblPr>
     <w:tblStylePr w:type="firstRow">
       <w:pPr>
@@ -2186,17 +3142,10 @@
     <w:tblPr>
       <w:tblStyleRowBandSize w:val="1"/>
       <w:tblStyleColBandSize w:val="1"/>
-      <w:tblInd w:w="0" w:type="dxa"/>
       <w:tblBorders>
         <w:top w:val="single" w:sz="8" w:space="0" w:color="4BACC6" w:themeColor="accent5"/>
         <w:bottom w:val="single" w:sz="8" w:space="0" w:color="4BACC6" w:themeColor="accent5"/>
       </w:tblBorders>
-      <w:tblCellMar>
-        <w:top w:w="0" w:type="dxa"/>
-        <w:left w:w="108" w:type="dxa"/>
-        <w:bottom w:w="0" w:type="dxa"/>
-        <w:right w:w="108" w:type="dxa"/>
-      </w:tblCellMar>
     </w:tblPr>
     <w:tblStylePr w:type="firstRow">
       <w:pPr>
@@ -2289,17 +3238,10 @@
     <w:tblPr>
       <w:tblStyleRowBandSize w:val="1"/>
       <w:tblStyleColBandSize w:val="1"/>
-      <w:tblInd w:w="0" w:type="dxa"/>
       <w:tblBorders>
         <w:top w:val="single" w:sz="8" w:space="0" w:color="F79646" w:themeColor="accent6"/>
         <w:bottom w:val="single" w:sz="8" w:space="0" w:color="F79646" w:themeColor="accent6"/>
       </w:tblBorders>
-      <w:tblCellMar>
-        <w:top w:w="0" w:type="dxa"/>
-        <w:left w:w="108" w:type="dxa"/>
-        <w:bottom w:w="0" w:type="dxa"/>
-        <w:right w:w="108" w:type="dxa"/>
-      </w:tblCellMar>
     </w:tblPr>
     <w:tblStylePr w:type="firstRow">
       <w:pPr>
@@ -2389,19 +3331,12 @@
     <w:tblPr>
       <w:tblStyleRowBandSize w:val="1"/>
       <w:tblStyleColBandSize w:val="1"/>
-      <w:tblInd w:w="0" w:type="dxa"/>
       <w:tblBorders>
         <w:top w:val="single" w:sz="8" w:space="0" w:color="000000" w:themeColor="text1"/>
         <w:left w:val="single" w:sz="8" w:space="0" w:color="000000" w:themeColor="text1"/>
         <w:bottom w:val="single" w:sz="8" w:space="0" w:color="000000" w:themeColor="text1"/>
         <w:right w:val="single" w:sz="8" w:space="0" w:color="000000" w:themeColor="text1"/>
       </w:tblBorders>
-      <w:tblCellMar>
-        <w:top w:w="0" w:type="dxa"/>
-        <w:left w:w="108" w:type="dxa"/>
-        <w:bottom w:w="0" w:type="dxa"/>
-        <w:right w:w="108" w:type="dxa"/>
-      </w:tblCellMar>
     </w:tblPr>
     <w:tblStylePr w:type="firstRow">
       <w:pPr>
@@ -2481,19 +3416,12 @@
     <w:tblPr>
       <w:tblStyleRowBandSize w:val="1"/>
       <w:tblStyleColBandSize w:val="1"/>
-      <w:tblInd w:w="0" w:type="dxa"/>
       <w:tblBorders>
         <w:top w:val="single" w:sz="8" w:space="0" w:color="4F81BD" w:themeColor="accent1"/>
         <w:left w:val="single" w:sz="8" w:space="0" w:color="4F81BD" w:themeColor="accent1"/>
         <w:bottom w:val="single" w:sz="8" w:space="0" w:color="4F81BD" w:themeColor="accent1"/>
         <w:right w:val="single" w:sz="8" w:space="0" w:color="4F81BD" w:themeColor="accent1"/>
       </w:tblBorders>
-      <w:tblCellMar>
-        <w:top w:w="0" w:type="dxa"/>
-        <w:left w:w="108" w:type="dxa"/>
-        <w:bottom w:w="0" w:type="dxa"/>
-        <w:right w:w="108" w:type="dxa"/>
-      </w:tblCellMar>
     </w:tblPr>
     <w:tblStylePr w:type="firstRow">
       <w:pPr>
@@ -2573,19 +3501,12 @@
     <w:tblPr>
       <w:tblStyleRowBandSize w:val="1"/>
       <w:tblStyleColBandSize w:val="1"/>
-      <w:tblInd w:w="0" w:type="dxa"/>
       <w:tblBorders>
         <w:top w:val="single" w:sz="8" w:space="0" w:color="C0504D" w:themeColor="accent2"/>
         <w:left w:val="single" w:sz="8" w:space="0" w:color="C0504D" w:themeColor="accent2"/>
         <w:bottom w:val="single" w:sz="8" w:space="0" w:color="C0504D" w:themeColor="accent2"/>
         <w:right w:val="single" w:sz="8" w:space="0" w:color="C0504D" w:themeColor="accent2"/>
       </w:tblBorders>
-      <w:tblCellMar>
-        <w:top w:w="0" w:type="dxa"/>
-        <w:left w:w="108" w:type="dxa"/>
-        <w:bottom w:w="0" w:type="dxa"/>
-        <w:right w:w="108" w:type="dxa"/>
-      </w:tblCellMar>
     </w:tblPr>
     <w:tblStylePr w:type="firstRow">
       <w:pPr>
@@ -2665,19 +3586,12 @@
     <w:tblPr>
       <w:tblStyleRowBandSize w:val="1"/>
       <w:tblStyleColBandSize w:val="1"/>
-      <w:tblInd w:w="0" w:type="dxa"/>
       <w:tblBorders>
         <w:top w:val="single" w:sz="8" w:space="0" w:color="9BBB59" w:themeColor="accent3"/>
         <w:left w:val="single" w:sz="8" w:space="0" w:color="9BBB59" w:themeColor="accent3"/>
         <w:bottom w:val="single" w:sz="8" w:space="0" w:color="9BBB59" w:themeColor="accent3"/>
         <w:right w:val="single" w:sz="8" w:space="0" w:color="9BBB59" w:themeColor="accent3"/>
       </w:tblBorders>
-      <w:tblCellMar>
-        <w:top w:w="0" w:type="dxa"/>
-        <w:left w:w="108" w:type="dxa"/>
-        <w:bottom w:w="0" w:type="dxa"/>
-        <w:right w:w="108" w:type="dxa"/>
-      </w:tblCellMar>
     </w:tblPr>
     <w:tblStylePr w:type="firstRow">
       <w:pPr>
@@ -2757,19 +3671,12 @@
     <w:tblPr>
       <w:tblStyleRowBandSize w:val="1"/>
       <w:tblStyleColBandSize w:val="1"/>
-      <w:tblInd w:w="0" w:type="dxa"/>
       <w:tblBorders>
         <w:top w:val="single" w:sz="8" w:space="0" w:color="8064A2" w:themeColor="accent4"/>
         <w:left w:val="single" w:sz="8" w:space="0" w:color="8064A2" w:themeColor="accent4"/>
         <w:bottom w:val="single" w:sz="8" w:space="0" w:color="8064A2" w:themeColor="accent4"/>
         <w:right w:val="single" w:sz="8" w:space="0" w:color="8064A2" w:themeColor="accent4"/>
       </w:tblBorders>
-      <w:tblCellMar>
-        <w:top w:w="0" w:type="dxa"/>
-        <w:left w:w="108" w:type="dxa"/>
-        <w:bottom w:w="0" w:type="dxa"/>
-        <w:right w:w="108" w:type="dxa"/>
-      </w:tblCellMar>
     </w:tblPr>
     <w:tblStylePr w:type="firstRow">
       <w:pPr>
@@ -2849,19 +3756,12 @@
     <w:tblPr>
       <w:tblStyleRowBandSize w:val="1"/>
       <w:tblStyleColBandSize w:val="1"/>
-      <w:tblInd w:w="0" w:type="dxa"/>
       <w:tblBorders>
         <w:top w:val="single" w:sz="8" w:space="0" w:color="4BACC6" w:themeColor="accent5"/>
         <w:left w:val="single" w:sz="8" w:space="0" w:color="4BACC6" w:themeColor="accent5"/>
         <w:bottom w:val="single" w:sz="8" w:space="0" w:color="4BACC6" w:themeColor="accent5"/>
         <w:right w:val="single" w:sz="8" w:space="0" w:color="4BACC6" w:themeColor="accent5"/>
       </w:tblBorders>
-      <w:tblCellMar>
-        <w:top w:w="0" w:type="dxa"/>
-        <w:left w:w="108" w:type="dxa"/>
-        <w:bottom w:w="0" w:type="dxa"/>
-        <w:right w:w="108" w:type="dxa"/>
-      </w:tblCellMar>
     </w:tblPr>
     <w:tblStylePr w:type="firstRow">
       <w:pPr>
@@ -2941,19 +3841,12 @@
     <w:tblPr>
       <w:tblStyleRowBandSize w:val="1"/>
       <w:tblStyleColBandSize w:val="1"/>
-      <w:tblInd w:w="0" w:type="dxa"/>
       <w:tblBorders>
         <w:top w:val="single" w:sz="8" w:space="0" w:color="F79646" w:themeColor="accent6"/>
         <w:left w:val="single" w:sz="8" w:space="0" w:color="F79646" w:themeColor="accent6"/>
         <w:bottom w:val="single" w:sz="8" w:space="0" w:color="F79646" w:themeColor="accent6"/>
         <w:right w:val="single" w:sz="8" w:space="0" w:color="F79646" w:themeColor="accent6"/>
       </w:tblBorders>
-      <w:tblCellMar>
-        <w:top w:w="0" w:type="dxa"/>
-        <w:left w:w="108" w:type="dxa"/>
-        <w:bottom w:w="0" w:type="dxa"/>
-        <w:right w:w="108" w:type="dxa"/>
-      </w:tblCellMar>
     </w:tblPr>
     <w:tblStylePr w:type="firstRow">
       <w:pPr>
@@ -3033,7 +3926,6 @@
     <w:tblPr>
       <w:tblStyleRowBandSize w:val="1"/>
       <w:tblStyleColBandSize w:val="1"/>
-      <w:tblInd w:w="0" w:type="dxa"/>
       <w:tblBorders>
         <w:top w:val="single" w:sz="8" w:space="0" w:color="000000" w:themeColor="text1"/>
         <w:left w:val="single" w:sz="8" w:space="0" w:color="000000" w:themeColor="text1"/>
@@ -3042,12 +3934,6 @@
         <w:insideH w:val="single" w:sz="8" w:space="0" w:color="000000" w:themeColor="text1"/>
         <w:insideV w:val="single" w:sz="8" w:space="0" w:color="000000" w:themeColor="text1"/>
       </w:tblBorders>
-      <w:tblCellMar>
-        <w:top w:w="0" w:type="dxa"/>
-        <w:left w:w="108" w:type="dxa"/>
-        <w:bottom w:w="0" w:type="dxa"/>
-        <w:right w:w="108" w:type="dxa"/>
-      </w:tblCellMar>
     </w:tblPr>
     <w:tblStylePr w:type="firstRow">
       <w:pPr>
@@ -3163,7 +4049,6 @@
     <w:tblPr>
       <w:tblStyleRowBandSize w:val="1"/>
       <w:tblStyleColBandSize w:val="1"/>
-      <w:tblInd w:w="0" w:type="dxa"/>
       <w:tblBorders>
         <w:top w:val="single" w:sz="8" w:space="0" w:color="4F81BD" w:themeColor="accent1"/>
         <w:left w:val="single" w:sz="8" w:space="0" w:color="4F81BD" w:themeColor="accent1"/>
@@ -3172,12 +4057,6 @@
         <w:insideH w:val="single" w:sz="8" w:space="0" w:color="4F81BD" w:themeColor="accent1"/>
         <w:insideV w:val="single" w:sz="8" w:space="0" w:color="4F81BD" w:themeColor="accent1"/>
       </w:tblBorders>
-      <w:tblCellMar>
-        <w:top w:w="0" w:type="dxa"/>
-        <w:left w:w="108" w:type="dxa"/>
-        <w:bottom w:w="0" w:type="dxa"/>
-        <w:right w:w="108" w:type="dxa"/>
-      </w:tblCellMar>
     </w:tblPr>
     <w:tblStylePr w:type="firstRow">
       <w:pPr>
@@ -3293,7 +4172,6 @@
     <w:tblPr>
       <w:tblStyleRowBandSize w:val="1"/>
       <w:tblStyleColBandSize w:val="1"/>
-      <w:tblInd w:w="0" w:type="dxa"/>
       <w:tblBorders>
         <w:top w:val="single" w:sz="8" w:space="0" w:color="C0504D" w:themeColor="accent2"/>
         <w:left w:val="single" w:sz="8" w:space="0" w:color="C0504D" w:themeColor="accent2"/>
@@ -3302,12 +4180,6 @@
         <w:insideH w:val="single" w:sz="8" w:space="0" w:color="C0504D" w:themeColor="accent2"/>
         <w:insideV w:val="single" w:sz="8" w:space="0" w:color="C0504D" w:themeColor="accent2"/>
       </w:tblBorders>
-      <w:tblCellMar>
-        <w:top w:w="0" w:type="dxa"/>
-        <w:left w:w="108" w:type="dxa"/>
-        <w:bottom w:w="0" w:type="dxa"/>
-        <w:right w:w="108" w:type="dxa"/>
-      </w:tblCellMar>
     </w:tblPr>
     <w:tblStylePr w:type="firstRow">
       <w:pPr>
@@ -3423,7 +4295,6 @@
     <w:tblPr>
       <w:tblStyleRowBandSize w:val="1"/>
       <w:tblStyleColBandSize w:val="1"/>
-      <w:tblInd w:w="0" w:type="dxa"/>
       <w:tblBorders>
         <w:top w:val="single" w:sz="8" w:space="0" w:color="9BBB59" w:themeColor="accent3"/>
         <w:left w:val="single" w:sz="8" w:space="0" w:color="9BBB59" w:themeColor="accent3"/>
@@ -3432,12 +4303,6 @@
         <w:insideH w:val="single" w:sz="8" w:space="0" w:color="9BBB59" w:themeColor="accent3"/>
         <w:insideV w:val="single" w:sz="8" w:space="0" w:color="9BBB59" w:themeColor="accent3"/>
       </w:tblBorders>
-      <w:tblCellMar>
-        <w:top w:w="0" w:type="dxa"/>
-        <w:left w:w="108" w:type="dxa"/>
-        <w:bottom w:w="0" w:type="dxa"/>
-        <w:right w:w="108" w:type="dxa"/>
-      </w:tblCellMar>
     </w:tblPr>
     <w:tblStylePr w:type="firstRow">
       <w:pPr>
@@ -3553,7 +4418,6 @@
     <w:tblPr>
       <w:tblStyleRowBandSize w:val="1"/>
       <w:tblStyleColBandSize w:val="1"/>
-      <w:tblInd w:w="0" w:type="dxa"/>
       <w:tblBorders>
         <w:top w:val="single" w:sz="8" w:space="0" w:color="8064A2" w:themeColor="accent4"/>
         <w:left w:val="single" w:sz="8" w:space="0" w:color="8064A2" w:themeColor="accent4"/>
@@ -3562,12 +4426,6 @@
         <w:insideH w:val="single" w:sz="8" w:space="0" w:color="8064A2" w:themeColor="accent4"/>
         <w:insideV w:val="single" w:sz="8" w:space="0" w:color="8064A2" w:themeColor="accent4"/>
       </w:tblBorders>
-      <w:tblCellMar>
-        <w:top w:w="0" w:type="dxa"/>
-        <w:left w:w="108" w:type="dxa"/>
-        <w:bottom w:w="0" w:type="dxa"/>
-        <w:right w:w="108" w:type="dxa"/>
-      </w:tblCellMar>
     </w:tblPr>
     <w:tblStylePr w:type="firstRow">
       <w:pPr>
@@ -3683,7 +4541,6 @@
     <w:tblPr>
       <w:tblStyleRowBandSize w:val="1"/>
       <w:tblStyleColBandSize w:val="1"/>
-      <w:tblInd w:w="0" w:type="dxa"/>
       <w:tblBorders>
         <w:top w:val="single" w:sz="8" w:space="0" w:color="4BACC6" w:themeColor="accent5"/>
         <w:left w:val="single" w:sz="8" w:space="0" w:color="4BACC6" w:themeColor="accent5"/>
@@ -3692,12 +4549,6 @@
         <w:insideH w:val="single" w:sz="8" w:space="0" w:color="4BACC6" w:themeColor="accent5"/>
         <w:insideV w:val="single" w:sz="8" w:space="0" w:color="4BACC6" w:themeColor="accent5"/>
       </w:tblBorders>
-      <w:tblCellMar>
-        <w:top w:w="0" w:type="dxa"/>
-        <w:left w:w="108" w:type="dxa"/>
-        <w:bottom w:w="0" w:type="dxa"/>
-        <w:right w:w="108" w:type="dxa"/>
-      </w:tblCellMar>
     </w:tblPr>
     <w:tblStylePr w:type="firstRow">
       <w:pPr>
@@ -3813,7 +4664,6 @@
     <w:tblPr>
       <w:tblStyleRowBandSize w:val="1"/>
       <w:tblStyleColBandSize w:val="1"/>
-      <w:tblInd w:w="0" w:type="dxa"/>
       <w:tblBorders>
         <w:top w:val="single" w:sz="8" w:space="0" w:color="F79646" w:themeColor="accent6"/>
         <w:left w:val="single" w:sz="8" w:space="0" w:color="F79646" w:themeColor="accent6"/>
@@ -3822,12 +4672,6 @@
         <w:insideH w:val="single" w:sz="8" w:space="0" w:color="F79646" w:themeColor="accent6"/>
         <w:insideV w:val="single" w:sz="8" w:space="0" w:color="F79646" w:themeColor="accent6"/>
       </w:tblBorders>
-      <w:tblCellMar>
-        <w:top w:w="0" w:type="dxa"/>
-        <w:left w:w="108" w:type="dxa"/>
-        <w:bottom w:w="0" w:type="dxa"/>
-        <w:right w:w="108" w:type="dxa"/>
-      </w:tblCellMar>
     </w:tblPr>
     <w:tblStylePr w:type="firstRow">
       <w:pPr>
@@ -3943,7 +4787,6 @@
     <w:tblPr>
       <w:tblStyleRowBandSize w:val="1"/>
       <w:tblStyleColBandSize w:val="1"/>
-      <w:tblInd w:w="0" w:type="dxa"/>
       <w:tblBorders>
         <w:top w:val="single" w:sz="8" w:space="0" w:color="404040" w:themeColor="text1" w:themeTint="BF"/>
         <w:left w:val="single" w:sz="8" w:space="0" w:color="404040" w:themeColor="text1" w:themeTint="BF"/>
@@ -3951,12 +4794,6 @@
         <w:right w:val="single" w:sz="8" w:space="0" w:color="404040" w:themeColor="text1" w:themeTint="BF"/>
         <w:insideH w:val="single" w:sz="8" w:space="0" w:color="404040" w:themeColor="text1" w:themeTint="BF"/>
       </w:tblBorders>
-      <w:tblCellMar>
-        <w:top w:w="0" w:type="dxa"/>
-        <w:left w:w="108" w:type="dxa"/>
-        <w:bottom w:w="0" w:type="dxa"/>
-        <w:right w:w="108" w:type="dxa"/>
-      </w:tblCellMar>
     </w:tblPr>
     <w:tblStylePr w:type="firstRow">
       <w:pPr>
@@ -4049,7 +4886,6 @@
     <w:tblPr>
       <w:tblStyleRowBandSize w:val="1"/>
       <w:tblStyleColBandSize w:val="1"/>
-      <w:tblInd w:w="0" w:type="dxa"/>
       <w:tblBorders>
         <w:top w:val="single" w:sz="8" w:space="0" w:color="7BA0CD" w:themeColor="accent1" w:themeTint="BF"/>
         <w:left w:val="single" w:sz="8" w:space="0" w:color="7BA0CD" w:themeColor="accent1" w:themeTint="BF"/>
@@ -4057,12 +4893,6 @@
         <w:right w:val="single" w:sz="8" w:space="0" w:color="7BA0CD" w:themeColor="accent1" w:themeTint="BF"/>
         <w:insideH w:val="single" w:sz="8" w:space="0" w:color="7BA0CD" w:themeColor="accent1" w:themeTint="BF"/>
       </w:tblBorders>
-      <w:tblCellMar>
-        <w:top w:w="0" w:type="dxa"/>
-        <w:left w:w="108" w:type="dxa"/>
-        <w:bottom w:w="0" w:type="dxa"/>
-        <w:right w:w="108" w:type="dxa"/>
-      </w:tblCellMar>
     </w:tblPr>
     <w:tblStylePr w:type="firstRow">
       <w:pPr>
@@ -4155,7 +4985,6 @@
     <w:tblPr>
       <w:tblStyleRowBandSize w:val="1"/>
       <w:tblStyleColBandSize w:val="1"/>
-      <w:tblInd w:w="0" w:type="dxa"/>
       <w:tblBorders>
         <w:top w:val="single" w:sz="8" w:space="0" w:color="CF7B79" w:themeColor="accent2" w:themeTint="BF"/>
         <w:left w:val="single" w:sz="8" w:space="0" w:color="CF7B79" w:themeColor="accent2" w:themeTint="BF"/>
@@ -4163,12 +4992,6 @@
         <w:right w:val="single" w:sz="8" w:space="0" w:color="CF7B79" w:themeColor="accent2" w:themeTint="BF"/>
         <w:insideH w:val="single" w:sz="8" w:space="0" w:color="CF7B79" w:themeColor="accent2" w:themeTint="BF"/>
       </w:tblBorders>
-      <w:tblCellMar>
-        <w:top w:w="0" w:type="dxa"/>
-        <w:left w:w="108" w:type="dxa"/>
-        <w:bottom w:w="0" w:type="dxa"/>
-        <w:right w:w="108" w:type="dxa"/>
-      </w:tblCellMar>
     </w:tblPr>
     <w:tblStylePr w:type="firstRow">
       <w:pPr>
@@ -4261,7 +5084,6 @@
     <w:tblPr>
       <w:tblStyleRowBandSize w:val="1"/>
       <w:tblStyleColBandSize w:val="1"/>
-      <w:tblInd w:w="0" w:type="dxa"/>
       <w:tblBorders>
         <w:top w:val="single" w:sz="8" w:space="0" w:color="B3CC82" w:themeColor="accent3" w:themeTint="BF"/>
         <w:left w:val="single" w:sz="8" w:space="0" w:color="B3CC82" w:themeColor="accent3" w:themeTint="BF"/>
@@ -4269,12 +5091,6 @@
         <w:right w:val="single" w:sz="8" w:space="0" w:color="B3CC82" w:themeColor="accent3" w:themeTint="BF"/>
         <w:insideH w:val="single" w:sz="8" w:space="0" w:color="B3CC82" w:themeColor="accent3" w:themeTint="BF"/>
       </w:tblBorders>
-      <w:tblCellMar>
-        <w:top w:w="0" w:type="dxa"/>
-        <w:left w:w="108" w:type="dxa"/>
-        <w:bottom w:w="0" w:type="dxa"/>
-        <w:right w:w="108" w:type="dxa"/>
-      </w:tblCellMar>
     </w:tblPr>
     <w:tblStylePr w:type="firstRow">
       <w:pPr>
@@ -4367,7 +5183,6 @@
     <w:tblPr>
       <w:tblStyleRowBandSize w:val="1"/>
       <w:tblStyleColBandSize w:val="1"/>
-      <w:tblInd w:w="0" w:type="dxa"/>
       <w:tblBorders>
         <w:top w:val="single" w:sz="8" w:space="0" w:color="9F8AB9" w:themeColor="accent4" w:themeTint="BF"/>
         <w:left w:val="single" w:sz="8" w:space="0" w:color="9F8AB9" w:themeColor="accent4" w:themeTint="BF"/>
@@ -4375,12 +5190,6 @@
         <w:right w:val="single" w:sz="8" w:space="0" w:color="9F8AB9" w:themeColor="accent4" w:themeTint="BF"/>
         <w:insideH w:val="single" w:sz="8" w:space="0" w:color="9F8AB9" w:themeColor="accent4" w:themeTint="BF"/>
       </w:tblBorders>
-      <w:tblCellMar>
-        <w:top w:w="0" w:type="dxa"/>
-        <w:left w:w="108" w:type="dxa"/>
-        <w:bottom w:w="0" w:type="dxa"/>
-        <w:right w:w="108" w:type="dxa"/>
-      </w:tblCellMar>
     </w:tblPr>
     <w:tblStylePr w:type="firstRow">
       <w:pPr>
@@ -4473,7 +5282,6 @@
     <w:tblPr>
       <w:tblStyleRowBandSize w:val="1"/>
       <w:tblStyleColBandSize w:val="1"/>
-      <w:tblInd w:w="0" w:type="dxa"/>
       <w:tblBorders>
         <w:top w:val="single" w:sz="8" w:space="0" w:color="78C0D4" w:themeColor="accent5" w:themeTint="BF"/>
         <w:left w:val="single" w:sz="8" w:space="0" w:color="78C0D4" w:themeColor="accent5" w:themeTint="BF"/>
@@ -4481,12 +5289,6 @@
         <w:right w:val="single" w:sz="8" w:space="0" w:color="78C0D4" w:themeColor="accent5" w:themeTint="BF"/>
         <w:insideH w:val="single" w:sz="8" w:space="0" w:color="78C0D4" w:themeColor="accent5" w:themeTint="BF"/>
       </w:tblBorders>
-      <w:tblCellMar>
-        <w:top w:w="0" w:type="dxa"/>
-        <w:left w:w="108" w:type="dxa"/>
-        <w:bottom w:w="0" w:type="dxa"/>
-        <w:right w:w="108" w:type="dxa"/>
-      </w:tblCellMar>
     </w:tblPr>
     <w:tblStylePr w:type="firstRow">
       <w:pPr>
@@ -4579,7 +5381,6 @@
     <w:tblPr>
       <w:tblStyleRowBandSize w:val="1"/>
       <w:tblStyleColBandSize w:val="1"/>
-      <w:tblInd w:w="0" w:type="dxa"/>
       <w:tblBorders>
         <w:top w:val="single" w:sz="8" w:space="0" w:color="F9B074" w:themeColor="accent6" w:themeTint="BF"/>
         <w:left w:val="single" w:sz="8" w:space="0" w:color="F9B074" w:themeColor="accent6" w:themeTint="BF"/>
@@ -4587,12 +5388,6 @@
         <w:right w:val="single" w:sz="8" w:space="0" w:color="F9B074" w:themeColor="accent6" w:themeTint="BF"/>
         <w:insideH w:val="single" w:sz="8" w:space="0" w:color="F9B074" w:themeColor="accent6" w:themeTint="BF"/>
       </w:tblBorders>
-      <w:tblCellMar>
-        <w:top w:w="0" w:type="dxa"/>
-        <w:left w:w="108" w:type="dxa"/>
-        <w:bottom w:w="0" w:type="dxa"/>
-        <w:right w:w="108" w:type="dxa"/>
-      </w:tblCellMar>
     </w:tblPr>
     <w:tblStylePr w:type="firstRow">
       <w:pPr>
@@ -4685,17 +5480,10 @@
     <w:tblPr>
       <w:tblStyleRowBandSize w:val="1"/>
       <w:tblStyleColBandSize w:val="1"/>
-      <w:tblInd w:w="0" w:type="dxa"/>
       <w:tblBorders>
         <w:top w:val="single" w:sz="18" w:space="0" w:color="auto"/>
         <w:bottom w:val="single" w:sz="18" w:space="0" w:color="auto"/>
       </w:tblBorders>
-      <w:tblCellMar>
-        <w:top w:w="0" w:type="dxa"/>
-        <w:left w:w="108" w:type="dxa"/>
-        <w:bottom w:w="0" w:type="dxa"/>
-        <w:right w:w="108" w:type="dxa"/>
-      </w:tblCellMar>
     </w:tblPr>
     <w:tblStylePr w:type="firstRow">
       <w:pPr>
@@ -4834,17 +5622,10 @@
     <w:tblPr>
       <w:tblStyleRowBandSize w:val="1"/>
       <w:tblStyleColBandSize w:val="1"/>
-      <w:tblInd w:w="0" w:type="dxa"/>
       <w:tblBorders>
         <w:top w:val="single" w:sz="18" w:space="0" w:color="auto"/>
         <w:bottom w:val="single" w:sz="18" w:space="0" w:color="auto"/>
       </w:tblBorders>
-      <w:tblCellMar>
-        <w:top w:w="0" w:type="dxa"/>
-        <w:left w:w="108" w:type="dxa"/>
-        <w:bottom w:w="0" w:type="dxa"/>
-        <w:right w:w="108" w:type="dxa"/>
-      </w:tblCellMar>
     </w:tblPr>
     <w:tblStylePr w:type="firstRow">
       <w:pPr>
@@ -4983,17 +5764,10 @@
     <w:tblPr>
       <w:tblStyleRowBandSize w:val="1"/>
       <w:tblStyleColBandSize w:val="1"/>
-      <w:tblInd w:w="0" w:type="dxa"/>
       <w:tblBorders>
         <w:top w:val="single" w:sz="18" w:space="0" w:color="auto"/>
         <w:bottom w:val="single" w:sz="18" w:space="0" w:color="auto"/>
       </w:tblBorders>
-      <w:tblCellMar>
-        <w:top w:w="0" w:type="dxa"/>
-        <w:left w:w="108" w:type="dxa"/>
-        <w:bottom w:w="0" w:type="dxa"/>
-        <w:right w:w="108" w:type="dxa"/>
-      </w:tblCellMar>
     </w:tblPr>
     <w:tblStylePr w:type="firstRow">
       <w:pPr>
@@ -5132,17 +5906,10 @@
     <w:tblPr>
       <w:tblStyleRowBandSize w:val="1"/>
       <w:tblStyleColBandSize w:val="1"/>
-      <w:tblInd w:w="0" w:type="dxa"/>
       <w:tblBorders>
         <w:top w:val="single" w:sz="18" w:space="0" w:color="auto"/>
         <w:bottom w:val="single" w:sz="18" w:space="0" w:color="auto"/>
       </w:tblBorders>
-      <w:tblCellMar>
-        <w:top w:w="0" w:type="dxa"/>
-        <w:left w:w="108" w:type="dxa"/>
-        <w:bottom w:w="0" w:type="dxa"/>
-        <w:right w:w="108" w:type="dxa"/>
-      </w:tblCellMar>
     </w:tblPr>
     <w:tblStylePr w:type="firstRow">
       <w:pPr>
@@ -5281,17 +6048,10 @@
     <w:tblPr>
       <w:tblStyleRowBandSize w:val="1"/>
       <w:tblStyleColBandSize w:val="1"/>
-      <w:tblInd w:w="0" w:type="dxa"/>
       <w:tblBorders>
         <w:top w:val="single" w:sz="18" w:space="0" w:color="auto"/>
         <w:bottom w:val="single" w:sz="18" w:space="0" w:color="auto"/>
       </w:tblBorders>
-      <w:tblCellMar>
-        <w:top w:w="0" w:type="dxa"/>
-        <w:left w:w="108" w:type="dxa"/>
-        <w:bottom w:w="0" w:type="dxa"/>
-        <w:right w:w="108" w:type="dxa"/>
-      </w:tblCellMar>
     </w:tblPr>
     <w:tblStylePr w:type="firstRow">
       <w:pPr>
@@ -5430,17 +6190,10 @@
     <w:tblPr>
       <w:tblStyleRowBandSize w:val="1"/>
       <w:tblStyleColBandSize w:val="1"/>
-      <w:tblInd w:w="0" w:type="dxa"/>
       <w:tblBorders>
         <w:top w:val="single" w:sz="18" w:space="0" w:color="auto"/>
         <w:bottom w:val="single" w:sz="18" w:space="0" w:color="auto"/>
       </w:tblBorders>
-      <w:tblCellMar>
-        <w:top w:w="0" w:type="dxa"/>
-        <w:left w:w="108" w:type="dxa"/>
-        <w:bottom w:w="0" w:type="dxa"/>
-        <w:right w:w="108" w:type="dxa"/>
-      </w:tblCellMar>
     </w:tblPr>
     <w:tblStylePr w:type="firstRow">
       <w:pPr>
@@ -5579,17 +6332,10 @@
     <w:tblPr>
       <w:tblStyleRowBandSize w:val="1"/>
       <w:tblStyleColBandSize w:val="1"/>
-      <w:tblInd w:w="0" w:type="dxa"/>
       <w:tblBorders>
         <w:top w:val="single" w:sz="18" w:space="0" w:color="auto"/>
         <w:bottom w:val="single" w:sz="18" w:space="0" w:color="auto"/>
       </w:tblBorders>
-      <w:tblCellMar>
-        <w:top w:w="0" w:type="dxa"/>
-        <w:left w:w="108" w:type="dxa"/>
-        <w:bottom w:w="0" w:type="dxa"/>
-        <w:right w:w="108" w:type="dxa"/>
-      </w:tblCellMar>
     </w:tblPr>
     <w:tblStylePr w:type="firstRow">
       <w:pPr>
@@ -5731,17 +6477,10 @@
     <w:tblPr>
       <w:tblStyleRowBandSize w:val="1"/>
       <w:tblStyleColBandSize w:val="1"/>
-      <w:tblInd w:w="0" w:type="dxa"/>
       <w:tblBorders>
         <w:top w:val="single" w:sz="8" w:space="0" w:color="000000" w:themeColor="text1"/>
         <w:bottom w:val="single" w:sz="8" w:space="0" w:color="000000" w:themeColor="text1"/>
       </w:tblBorders>
-      <w:tblCellMar>
-        <w:top w:w="0" w:type="dxa"/>
-        <w:left w:w="108" w:type="dxa"/>
-        <w:bottom w:w="0" w:type="dxa"/>
-        <w:right w:w="108" w:type="dxa"/>
-      </w:tblCellMar>
     </w:tblPr>
     <w:tblStylePr w:type="firstRow">
       <w:rPr>
@@ -5815,17 +6554,10 @@
     <w:tblPr>
       <w:tblStyleRowBandSize w:val="1"/>
       <w:tblStyleColBandSize w:val="1"/>
-      <w:tblInd w:w="0" w:type="dxa"/>
       <w:tblBorders>
         <w:top w:val="single" w:sz="8" w:space="0" w:color="4F81BD" w:themeColor="accent1"/>
         <w:bottom w:val="single" w:sz="8" w:space="0" w:color="4F81BD" w:themeColor="accent1"/>
       </w:tblBorders>
-      <w:tblCellMar>
-        <w:top w:w="0" w:type="dxa"/>
-        <w:left w:w="108" w:type="dxa"/>
-        <w:bottom w:w="0" w:type="dxa"/>
-        <w:right w:w="108" w:type="dxa"/>
-      </w:tblCellMar>
     </w:tblPr>
     <w:tblStylePr w:type="firstRow">
       <w:rPr>
@@ -5899,17 +6631,10 @@
     <w:tblPr>
       <w:tblStyleRowBandSize w:val="1"/>
       <w:tblStyleColBandSize w:val="1"/>
-      <w:tblInd w:w="0" w:type="dxa"/>
       <w:tblBorders>
         <w:top w:val="single" w:sz="8" w:space="0" w:color="C0504D" w:themeColor="accent2"/>
         <w:bottom w:val="single" w:sz="8" w:space="0" w:color="C0504D" w:themeColor="accent2"/>
       </w:tblBorders>
-      <w:tblCellMar>
-        <w:top w:w="0" w:type="dxa"/>
-        <w:left w:w="108" w:type="dxa"/>
-        <w:bottom w:w="0" w:type="dxa"/>
-        <w:right w:w="108" w:type="dxa"/>
-      </w:tblCellMar>
     </w:tblPr>
     <w:tblStylePr w:type="firstRow">
       <w:rPr>
@@ -5983,17 +6708,10 @@
     <w:tblPr>
       <w:tblStyleRowBandSize w:val="1"/>
       <w:tblStyleColBandSize w:val="1"/>
-      <w:tblInd w:w="0" w:type="dxa"/>
       <w:tblBorders>
         <w:top w:val="single" w:sz="8" w:space="0" w:color="9BBB59" w:themeColor="accent3"/>
         <w:bottom w:val="single" w:sz="8" w:space="0" w:color="9BBB59" w:themeColor="accent3"/>
       </w:tblBorders>
-      <w:tblCellMar>
-        <w:top w:w="0" w:type="dxa"/>
-        <w:left w:w="108" w:type="dxa"/>
-        <w:bottom w:w="0" w:type="dxa"/>
-        <w:right w:w="108" w:type="dxa"/>
-      </w:tblCellMar>
     </w:tblPr>
     <w:tblStylePr w:type="firstRow">
       <w:rPr>
@@ -6067,17 +6785,10 @@
     <w:tblPr>
       <w:tblStyleRowBandSize w:val="1"/>
       <w:tblStyleColBandSize w:val="1"/>
-      <w:tblInd w:w="0" w:type="dxa"/>
       <w:tblBorders>
         <w:top w:val="single" w:sz="8" w:space="0" w:color="8064A2" w:themeColor="accent4"/>
         <w:bottom w:val="single" w:sz="8" w:space="0" w:color="8064A2" w:themeColor="accent4"/>
       </w:tblBorders>
-      <w:tblCellMar>
-        <w:top w:w="0" w:type="dxa"/>
-        <w:left w:w="108" w:type="dxa"/>
-        <w:bottom w:w="0" w:type="dxa"/>
-        <w:right w:w="108" w:type="dxa"/>
-      </w:tblCellMar>
     </w:tblPr>
     <w:tblStylePr w:type="firstRow">
       <w:rPr>
@@ -6151,17 +6862,10 @@
     <w:tblPr>
       <w:tblStyleRowBandSize w:val="1"/>
       <w:tblStyleColBandSize w:val="1"/>
-      <w:tblInd w:w="0" w:type="dxa"/>
       <w:tblBorders>
         <w:top w:val="single" w:sz="8" w:space="0" w:color="4BACC6" w:themeColor="accent5"/>
         <w:bottom w:val="single" w:sz="8" w:space="0" w:color="4BACC6" w:themeColor="accent5"/>
       </w:tblBorders>
-      <w:tblCellMar>
-        <w:top w:w="0" w:type="dxa"/>
-        <w:left w:w="108" w:type="dxa"/>
-        <w:bottom w:w="0" w:type="dxa"/>
-        <w:right w:w="108" w:type="dxa"/>
-      </w:tblCellMar>
     </w:tblPr>
     <w:tblStylePr w:type="firstRow">
       <w:rPr>
@@ -6235,17 +6939,10 @@
     <w:tblPr>
       <w:tblStyleRowBandSize w:val="1"/>
       <w:tblStyleColBandSize w:val="1"/>
-      <w:tblInd w:w="0" w:type="dxa"/>
       <w:tblBorders>
         <w:top w:val="single" w:sz="8" w:space="0" w:color="F79646" w:themeColor="accent6"/>
         <w:bottom w:val="single" w:sz="8" w:space="0" w:color="F79646" w:themeColor="accent6"/>
       </w:tblBorders>
-      <w:tblCellMar>
-        <w:top w:w="0" w:type="dxa"/>
-        <w:left w:w="108" w:type="dxa"/>
-        <w:bottom w:w="0" w:type="dxa"/>
-        <w:right w:w="108" w:type="dxa"/>
-      </w:tblCellMar>
     </w:tblPr>
     <w:tblStylePr w:type="firstRow">
       <w:rPr>
@@ -6320,19 +7017,12 @@
     <w:tblPr>
       <w:tblStyleRowBandSize w:val="1"/>
       <w:tblStyleColBandSize w:val="1"/>
-      <w:tblInd w:w="0" w:type="dxa"/>
       <w:tblBorders>
         <w:top w:val="single" w:sz="8" w:space="0" w:color="000000" w:themeColor="text1"/>
         <w:left w:val="single" w:sz="8" w:space="0" w:color="000000" w:themeColor="text1"/>
         <w:bottom w:val="single" w:sz="8" w:space="0" w:color="000000" w:themeColor="text1"/>
         <w:right w:val="single" w:sz="8" w:space="0" w:color="000000" w:themeColor="text1"/>
       </w:tblBorders>
-      <w:tblCellMar>
-        <w:top w:w="0" w:type="dxa"/>
-        <w:left w:w="108" w:type="dxa"/>
-        <w:bottom w:w="0" w:type="dxa"/>
-        <w:right w:w="108" w:type="dxa"/>
-      </w:tblCellMar>
     </w:tblPr>
     <w:tblStylePr w:type="firstRow">
       <w:rPr>
@@ -6448,19 +7138,12 @@
     <w:tblPr>
       <w:tblStyleRowBandSize w:val="1"/>
       <w:tblStyleColBandSize w:val="1"/>
-      <w:tblInd w:w="0" w:type="dxa"/>
       <w:tblBorders>
         <w:top w:val="single" w:sz="8" w:space="0" w:color="4F81BD" w:themeColor="accent1"/>
         <w:left w:val="single" w:sz="8" w:space="0" w:color="4F81BD" w:themeColor="accent1"/>
         <w:bottom w:val="single" w:sz="8" w:space="0" w:color="4F81BD" w:themeColor="accent1"/>
         <w:right w:val="single" w:sz="8" w:space="0" w:color="4F81BD" w:themeColor="accent1"/>
       </w:tblBorders>
-      <w:tblCellMar>
-        <w:top w:w="0" w:type="dxa"/>
-        <w:left w:w="108" w:type="dxa"/>
-        <w:bottom w:w="0" w:type="dxa"/>
-        <w:right w:w="108" w:type="dxa"/>
-      </w:tblCellMar>
     </w:tblPr>
     <w:tblStylePr w:type="firstRow">
       <w:rPr>
@@ -6576,19 +7259,12 @@
     <w:tblPr>
       <w:tblStyleRowBandSize w:val="1"/>
       <w:tblStyleColBandSize w:val="1"/>
-      <w:tblInd w:w="0" w:type="dxa"/>
       <w:tblBorders>
         <w:top w:val="single" w:sz="8" w:space="0" w:color="C0504D" w:themeColor="accent2"/>
         <w:left w:val="single" w:sz="8" w:space="0" w:color="C0504D" w:themeColor="accent2"/>
         <w:bottom w:val="single" w:sz="8" w:space="0" w:color="C0504D" w:themeColor="accent2"/>
         <w:right w:val="single" w:sz="8" w:space="0" w:color="C0504D" w:themeColor="accent2"/>
       </w:tblBorders>
-      <w:tblCellMar>
-        <w:top w:w="0" w:type="dxa"/>
-        <w:left w:w="108" w:type="dxa"/>
-        <w:bottom w:w="0" w:type="dxa"/>
-        <w:right w:w="108" w:type="dxa"/>
-      </w:tblCellMar>
     </w:tblPr>
     <w:tblStylePr w:type="firstRow">
       <w:rPr>
@@ -6704,19 +7380,12 @@
     <w:tblPr>
       <w:tblStyleRowBandSize w:val="1"/>
       <w:tblStyleColBandSize w:val="1"/>
-      <w:tblInd w:w="0" w:type="dxa"/>
       <w:tblBorders>
         <w:top w:val="single" w:sz="8" w:space="0" w:color="9BBB59" w:themeColor="accent3"/>
         <w:left w:val="single" w:sz="8" w:space="0" w:color="9BBB59" w:themeColor="accent3"/>
         <w:bottom w:val="single" w:sz="8" w:space="0" w:color="9BBB59" w:themeColor="accent3"/>
         <w:right w:val="single" w:sz="8" w:space="0" w:color="9BBB59" w:themeColor="accent3"/>
       </w:tblBorders>
-      <w:tblCellMar>
-        <w:top w:w="0" w:type="dxa"/>
-        <w:left w:w="108" w:type="dxa"/>
-        <w:bottom w:w="0" w:type="dxa"/>
-        <w:right w:w="108" w:type="dxa"/>
-      </w:tblCellMar>
     </w:tblPr>
     <w:tblStylePr w:type="firstRow">
       <w:rPr>
@@ -6832,19 +7501,12 @@
     <w:tblPr>
       <w:tblStyleRowBandSize w:val="1"/>
       <w:tblStyleColBandSize w:val="1"/>
-      <w:tblInd w:w="0" w:type="dxa"/>
       <w:tblBorders>
         <w:top w:val="single" w:sz="8" w:space="0" w:color="8064A2" w:themeColor="accent4"/>
         <w:left w:val="single" w:sz="8" w:space="0" w:color="8064A2" w:themeColor="accent4"/>
         <w:bottom w:val="single" w:sz="8" w:space="0" w:color="8064A2" w:themeColor="accent4"/>
         <w:right w:val="single" w:sz="8" w:space="0" w:color="8064A2" w:themeColor="accent4"/>
       </w:tblBorders>
-      <w:tblCellMar>
-        <w:top w:w="0" w:type="dxa"/>
-        <w:left w:w="108" w:type="dxa"/>
-        <w:bottom w:w="0" w:type="dxa"/>
-        <w:right w:w="108" w:type="dxa"/>
-      </w:tblCellMar>
     </w:tblPr>
     <w:tblStylePr w:type="firstRow">
       <w:rPr>
@@ -6960,19 +7622,12 @@
     <w:tblPr>
       <w:tblStyleRowBandSize w:val="1"/>
       <w:tblStyleColBandSize w:val="1"/>
-      <w:tblInd w:w="0" w:type="dxa"/>
       <w:tblBorders>
         <w:top w:val="single" w:sz="8" w:space="0" w:color="4BACC6" w:themeColor="accent5"/>
         <w:left w:val="single" w:sz="8" w:space="0" w:color="4BACC6" w:themeColor="accent5"/>
         <w:bottom w:val="single" w:sz="8" w:space="0" w:color="4BACC6" w:themeColor="accent5"/>
         <w:right w:val="single" w:sz="8" w:space="0" w:color="4BACC6" w:themeColor="accent5"/>
       </w:tblBorders>
-      <w:tblCellMar>
-        <w:top w:w="0" w:type="dxa"/>
-        <w:left w:w="108" w:type="dxa"/>
-        <w:bottom w:w="0" w:type="dxa"/>
-        <w:right w:w="108" w:type="dxa"/>
-      </w:tblCellMar>
     </w:tblPr>
     <w:tblStylePr w:type="firstRow">
       <w:rPr>
@@ -7088,19 +7743,12 @@
     <w:tblPr>
       <w:tblStyleRowBandSize w:val="1"/>
       <w:tblStyleColBandSize w:val="1"/>
-      <w:tblInd w:w="0" w:type="dxa"/>
       <w:tblBorders>
         <w:top w:val="single" w:sz="8" w:space="0" w:color="F79646" w:themeColor="accent6"/>
         <w:left w:val="single" w:sz="8" w:space="0" w:color="F79646" w:themeColor="accent6"/>
         <w:bottom w:val="single" w:sz="8" w:space="0" w:color="F79646" w:themeColor="accent6"/>
         <w:right w:val="single" w:sz="8" w:space="0" w:color="F79646" w:themeColor="accent6"/>
       </w:tblBorders>
-      <w:tblCellMar>
-        <w:top w:w="0" w:type="dxa"/>
-        <w:left w:w="108" w:type="dxa"/>
-        <w:bottom w:w="0" w:type="dxa"/>
-        <w:right w:w="108" w:type="dxa"/>
-      </w:tblCellMar>
     </w:tblPr>
     <w:tblStylePr w:type="firstRow">
       <w:rPr>
@@ -7212,7 +7860,6 @@
     <w:tblPr>
       <w:tblStyleRowBandSize w:val="1"/>
       <w:tblStyleColBandSize w:val="1"/>
-      <w:tblInd w:w="0" w:type="dxa"/>
       <w:tblBorders>
         <w:top w:val="single" w:sz="8" w:space="0" w:color="404040" w:themeColor="text1" w:themeTint="BF"/>
         <w:left w:val="single" w:sz="8" w:space="0" w:color="404040" w:themeColor="text1" w:themeTint="BF"/>
@@ -7221,12 +7868,6 @@
         <w:insideH w:val="single" w:sz="8" w:space="0" w:color="404040" w:themeColor="text1" w:themeTint="BF"/>
         <w:insideV w:val="single" w:sz="8" w:space="0" w:color="404040" w:themeColor="text1" w:themeTint="BF"/>
       </w:tblBorders>
-      <w:tblCellMar>
-        <w:top w:w="0" w:type="dxa"/>
-        <w:left w:w="108" w:type="dxa"/>
-        <w:bottom w:w="0" w:type="dxa"/>
-        <w:right w:w="108" w:type="dxa"/>
-      </w:tblCellMar>
     </w:tblPr>
     <w:tcPr>
       <w:shd w:val="clear" w:color="auto" w:fill="C0C0C0" w:themeFill="text1" w:themeFillTint="3F"/>
@@ -7285,7 +7926,6 @@
     <w:tblPr>
       <w:tblStyleRowBandSize w:val="1"/>
       <w:tblStyleColBandSize w:val="1"/>
-      <w:tblInd w:w="0" w:type="dxa"/>
       <w:tblBorders>
         <w:top w:val="single" w:sz="8" w:space="0" w:color="7BA0CD" w:themeColor="accent1" w:themeTint="BF"/>
         <w:left w:val="single" w:sz="8" w:space="0" w:color="7BA0CD" w:themeColor="accent1" w:themeTint="BF"/>
@@ -7294,12 +7934,6 @@
         <w:insideH w:val="single" w:sz="8" w:space="0" w:color="7BA0CD" w:themeColor="accent1" w:themeTint="BF"/>
         <w:insideV w:val="single" w:sz="8" w:space="0" w:color="7BA0CD" w:themeColor="accent1" w:themeTint="BF"/>
       </w:tblBorders>
-      <w:tblCellMar>
-        <w:top w:w="0" w:type="dxa"/>
-        <w:left w:w="108" w:type="dxa"/>
-        <w:bottom w:w="0" w:type="dxa"/>
-        <w:right w:w="108" w:type="dxa"/>
-      </w:tblCellMar>
     </w:tblPr>
     <w:tcPr>
       <w:shd w:val="clear" w:color="auto" w:fill="D3DFEE" w:themeFill="accent1" w:themeFillTint="3F"/>
@@ -7358,7 +7992,6 @@
     <w:tblPr>
       <w:tblStyleRowBandSize w:val="1"/>
       <w:tblStyleColBandSize w:val="1"/>
-      <w:tblInd w:w="0" w:type="dxa"/>
       <w:tblBorders>
         <w:top w:val="single" w:sz="8" w:space="0" w:color="CF7B79" w:themeColor="accent2" w:themeTint="BF"/>
         <w:left w:val="single" w:sz="8" w:space="0" w:color="CF7B79" w:themeColor="accent2" w:themeTint="BF"/>
@@ -7367,12 +8000,6 @@
         <w:insideH w:val="single" w:sz="8" w:space="0" w:color="CF7B79" w:themeColor="accent2" w:themeTint="BF"/>
         <w:insideV w:val="single" w:sz="8" w:space="0" w:color="CF7B79" w:themeColor="accent2" w:themeTint="BF"/>
       </w:tblBorders>
-      <w:tblCellMar>
-        <w:top w:w="0" w:type="dxa"/>
-        <w:left w:w="108" w:type="dxa"/>
-        <w:bottom w:w="0" w:type="dxa"/>
-        <w:right w:w="108" w:type="dxa"/>
-      </w:tblCellMar>
     </w:tblPr>
     <w:tcPr>
       <w:shd w:val="clear" w:color="auto" w:fill="EFD3D2" w:themeFill="accent2" w:themeFillTint="3F"/>
@@ -7431,7 +8058,6 @@
     <w:tblPr>
       <w:tblStyleRowBandSize w:val="1"/>
       <w:tblStyleColBandSize w:val="1"/>
-      <w:tblInd w:w="0" w:type="dxa"/>
       <w:tblBorders>
         <w:top w:val="single" w:sz="8" w:space="0" w:color="B3CC82" w:themeColor="accent3" w:themeTint="BF"/>
         <w:left w:val="single" w:sz="8" w:space="0" w:color="B3CC82" w:themeColor="accent3" w:themeTint="BF"/>
@@ -7440,12 +8066,6 @@
         <w:insideH w:val="single" w:sz="8" w:space="0" w:color="B3CC82" w:themeColor="accent3" w:themeTint="BF"/>
         <w:insideV w:val="single" w:sz="8" w:space="0" w:color="B3CC82" w:themeColor="accent3" w:themeTint="BF"/>
       </w:tblBorders>
-      <w:tblCellMar>
-        <w:top w:w="0" w:type="dxa"/>
-        <w:left w:w="108" w:type="dxa"/>
-        <w:bottom w:w="0" w:type="dxa"/>
-        <w:right w:w="108" w:type="dxa"/>
-      </w:tblCellMar>
     </w:tblPr>
     <w:tcPr>
       <w:shd w:val="clear" w:color="auto" w:fill="E6EED5" w:themeFill="accent3" w:themeFillTint="3F"/>
@@ -7504,7 +8124,6 @@
     <w:tblPr>
       <w:tblStyleRowBandSize w:val="1"/>
       <w:tblStyleColBandSize w:val="1"/>
-      <w:tblInd w:w="0" w:type="dxa"/>
       <w:tblBorders>
         <w:top w:val="single" w:sz="8" w:space="0" w:color="9F8AB9" w:themeColor="accent4" w:themeTint="BF"/>
         <w:left w:val="single" w:sz="8" w:space="0" w:color="9F8AB9" w:themeColor="accent4" w:themeTint="BF"/>
@@ -7513,12 +8132,6 @@
         <w:insideH w:val="single" w:sz="8" w:space="0" w:color="9F8AB9" w:themeColor="accent4" w:themeTint="BF"/>
         <w:insideV w:val="single" w:sz="8" w:space="0" w:color="9F8AB9" w:themeColor="accent4" w:themeTint="BF"/>
       </w:tblBorders>
-      <w:tblCellMar>
-        <w:top w:w="0" w:type="dxa"/>
-        <w:left w:w="108" w:type="dxa"/>
-        <w:bottom w:w="0" w:type="dxa"/>
-        <w:right w:w="108" w:type="dxa"/>
-      </w:tblCellMar>
     </w:tblPr>
     <w:tcPr>
       <w:shd w:val="clear" w:color="auto" w:fill="DFD8E8" w:themeFill="accent4" w:themeFillTint="3F"/>
@@ -7577,7 +8190,6 @@
     <w:tblPr>
       <w:tblStyleRowBandSize w:val="1"/>
       <w:tblStyleColBandSize w:val="1"/>
-      <w:tblInd w:w="0" w:type="dxa"/>
       <w:tblBorders>
         <w:top w:val="single" w:sz="8" w:space="0" w:color="78C0D4" w:themeColor="accent5" w:themeTint="BF"/>
         <w:left w:val="single" w:sz="8" w:space="0" w:color="78C0D4" w:themeColor="accent5" w:themeTint="BF"/>
@@ -7586,12 +8198,6 @@
         <w:insideH w:val="single" w:sz="8" w:space="0" w:color="78C0D4" w:themeColor="accent5" w:themeTint="BF"/>
         <w:insideV w:val="single" w:sz="8" w:space="0" w:color="78C0D4" w:themeColor="accent5" w:themeTint="BF"/>
       </w:tblBorders>
-      <w:tblCellMar>
-        <w:top w:w="0" w:type="dxa"/>
-        <w:left w:w="108" w:type="dxa"/>
-        <w:bottom w:w="0" w:type="dxa"/>
-        <w:right w:w="108" w:type="dxa"/>
-      </w:tblCellMar>
     </w:tblPr>
     <w:tcPr>
       <w:shd w:val="clear" w:color="auto" w:fill="D2EAF1" w:themeFill="accent5" w:themeFillTint="3F"/>
@@ -7650,7 +8256,6 @@
     <w:tblPr>
       <w:tblStyleRowBandSize w:val="1"/>
       <w:tblStyleColBandSize w:val="1"/>
-      <w:tblInd w:w="0" w:type="dxa"/>
       <w:tblBorders>
         <w:top w:val="single" w:sz="8" w:space="0" w:color="F9B074" w:themeColor="accent6" w:themeTint="BF"/>
         <w:left w:val="single" w:sz="8" w:space="0" w:color="F9B074" w:themeColor="accent6" w:themeTint="BF"/>
@@ -7659,12 +8264,6 @@
         <w:insideH w:val="single" w:sz="8" w:space="0" w:color="F9B074" w:themeColor="accent6" w:themeTint="BF"/>
         <w:insideV w:val="single" w:sz="8" w:space="0" w:color="F9B074" w:themeColor="accent6" w:themeTint="BF"/>
       </w:tblBorders>
-      <w:tblCellMar>
-        <w:top w:w="0" w:type="dxa"/>
-        <w:left w:w="108" w:type="dxa"/>
-        <w:bottom w:w="0" w:type="dxa"/>
-        <w:right w:w="108" w:type="dxa"/>
-      </w:tblCellMar>
     </w:tblPr>
     <w:tcPr>
       <w:shd w:val="clear" w:color="auto" w:fill="FDE4D0" w:themeFill="accent6" w:themeFillTint="3F"/>
@@ -7727,7 +8326,6 @@
     <w:tblPr>
       <w:tblStyleRowBandSize w:val="1"/>
       <w:tblStyleColBandSize w:val="1"/>
-      <w:tblInd w:w="0" w:type="dxa"/>
       <w:tblBorders>
         <w:top w:val="single" w:sz="8" w:space="0" w:color="000000" w:themeColor="text1"/>
         <w:left w:val="single" w:sz="8" w:space="0" w:color="000000" w:themeColor="text1"/>
@@ -7736,12 +8334,6 @@
         <w:insideH w:val="single" w:sz="8" w:space="0" w:color="000000" w:themeColor="text1"/>
         <w:insideV w:val="single" w:sz="8" w:space="0" w:color="000000" w:themeColor="text1"/>
       </w:tblBorders>
-      <w:tblCellMar>
-        <w:top w:w="0" w:type="dxa"/>
-        <w:left w:w="108" w:type="dxa"/>
-        <w:bottom w:w="0" w:type="dxa"/>
-        <w:right w:w="108" w:type="dxa"/>
-      </w:tblCellMar>
     </w:tblPr>
     <w:tcPr>
       <w:shd w:val="clear" w:color="auto" w:fill="C0C0C0" w:themeFill="text1" w:themeFillTint="3F"/>
@@ -7852,7 +8444,6 @@
     <w:tblPr>
       <w:tblStyleRowBandSize w:val="1"/>
       <w:tblStyleColBandSize w:val="1"/>
-      <w:tblInd w:w="0" w:type="dxa"/>
       <w:tblBorders>
         <w:top w:val="single" w:sz="8" w:space="0" w:color="4F81BD" w:themeColor="accent1"/>
         <w:left w:val="single" w:sz="8" w:space="0" w:color="4F81BD" w:themeColor="accent1"/>
@@ -7861,12 +8452,6 @@
         <w:insideH w:val="single" w:sz="8" w:space="0" w:color="4F81BD" w:themeColor="accent1"/>
         <w:insideV w:val="single" w:sz="8" w:space="0" w:color="4F81BD" w:themeColor="accent1"/>
       </w:tblBorders>
-      <w:tblCellMar>
-        <w:top w:w="0" w:type="dxa"/>
-        <w:left w:w="108" w:type="dxa"/>
-        <w:bottom w:w="0" w:type="dxa"/>
-        <w:right w:w="108" w:type="dxa"/>
-      </w:tblCellMar>
     </w:tblPr>
     <w:tcPr>
       <w:shd w:val="clear" w:color="auto" w:fill="D3DFEE" w:themeFill="accent1" w:themeFillTint="3F"/>
@@ -7977,7 +8562,6 @@
     <w:tblPr>
       <w:tblStyleRowBandSize w:val="1"/>
       <w:tblStyleColBandSize w:val="1"/>
-      <w:tblInd w:w="0" w:type="dxa"/>
       <w:tblBorders>
         <w:top w:val="single" w:sz="8" w:space="0" w:color="C0504D" w:themeColor="accent2"/>
         <w:left w:val="single" w:sz="8" w:space="0" w:color="C0504D" w:themeColor="accent2"/>
@@ -7986,12 +8570,6 @@
         <w:insideH w:val="single" w:sz="8" w:space="0" w:color="C0504D" w:themeColor="accent2"/>
         <w:insideV w:val="single" w:sz="8" w:space="0" w:color="C0504D" w:themeColor="accent2"/>
       </w:tblBorders>
-      <w:tblCellMar>
-        <w:top w:w="0" w:type="dxa"/>
-        <w:left w:w="108" w:type="dxa"/>
-        <w:bottom w:w="0" w:type="dxa"/>
-        <w:right w:w="108" w:type="dxa"/>
-      </w:tblCellMar>
     </w:tblPr>
     <w:tcPr>
       <w:shd w:val="clear" w:color="auto" w:fill="EFD3D2" w:themeFill="accent2" w:themeFillTint="3F"/>
@@ -8102,7 +8680,6 @@
     <w:tblPr>
       <w:tblStyleRowBandSize w:val="1"/>
       <w:tblStyleColBandSize w:val="1"/>
-      <w:tblInd w:w="0" w:type="dxa"/>
       <w:tblBorders>
         <w:top w:val="single" w:sz="8" w:space="0" w:color="9BBB59" w:themeColor="accent3"/>
         <w:left w:val="single" w:sz="8" w:space="0" w:color="9BBB59" w:themeColor="accent3"/>
@@ -8111,12 +8688,6 @@
         <w:insideH w:val="single" w:sz="8" w:space="0" w:color="9BBB59" w:themeColor="accent3"/>
         <w:insideV w:val="single" w:sz="8" w:space="0" w:color="9BBB59" w:themeColor="accent3"/>
       </w:tblBorders>
-      <w:tblCellMar>
-        <w:top w:w="0" w:type="dxa"/>
-        <w:left w:w="108" w:type="dxa"/>
-        <w:bottom w:w="0" w:type="dxa"/>
-        <w:right w:w="108" w:type="dxa"/>
-      </w:tblCellMar>
     </w:tblPr>
     <w:tcPr>
       <w:shd w:val="clear" w:color="auto" w:fill="E6EED5" w:themeFill="accent3" w:themeFillTint="3F"/>
@@ -8227,7 +8798,6 @@
     <w:tblPr>
       <w:tblStyleRowBandSize w:val="1"/>
       <w:tblStyleColBandSize w:val="1"/>
-      <w:tblInd w:w="0" w:type="dxa"/>
       <w:tblBorders>
         <w:top w:val="single" w:sz="8" w:space="0" w:color="8064A2" w:themeColor="accent4"/>
         <w:left w:val="single" w:sz="8" w:space="0" w:color="8064A2" w:themeColor="accent4"/>
@@ -8236,12 +8806,6 @@
         <w:insideH w:val="single" w:sz="8" w:space="0" w:color="8064A2" w:themeColor="accent4"/>
         <w:insideV w:val="single" w:sz="8" w:space="0" w:color="8064A2" w:themeColor="accent4"/>
       </w:tblBorders>
-      <w:tblCellMar>
-        <w:top w:w="0" w:type="dxa"/>
-        <w:left w:w="108" w:type="dxa"/>
-        <w:bottom w:w="0" w:type="dxa"/>
-        <w:right w:w="108" w:type="dxa"/>
-      </w:tblCellMar>
     </w:tblPr>
     <w:tcPr>
       <w:shd w:val="clear" w:color="auto" w:fill="DFD8E8" w:themeFill="accent4" w:themeFillTint="3F"/>
@@ -8352,7 +8916,6 @@
     <w:tblPr>
       <w:tblStyleRowBandSize w:val="1"/>
       <w:tblStyleColBandSize w:val="1"/>
-      <w:tblInd w:w="0" w:type="dxa"/>
       <w:tblBorders>
         <w:top w:val="single" w:sz="8" w:space="0" w:color="4BACC6" w:themeColor="accent5"/>
         <w:left w:val="single" w:sz="8" w:space="0" w:color="4BACC6" w:themeColor="accent5"/>
@@ -8361,12 +8924,6 @@
         <w:insideH w:val="single" w:sz="8" w:space="0" w:color="4BACC6" w:themeColor="accent5"/>
         <w:insideV w:val="single" w:sz="8" w:space="0" w:color="4BACC6" w:themeColor="accent5"/>
       </w:tblBorders>
-      <w:tblCellMar>
-        <w:top w:w="0" w:type="dxa"/>
-        <w:left w:w="108" w:type="dxa"/>
-        <w:bottom w:w="0" w:type="dxa"/>
-        <w:right w:w="108" w:type="dxa"/>
-      </w:tblCellMar>
     </w:tblPr>
     <w:tcPr>
       <w:shd w:val="clear" w:color="auto" w:fill="D2EAF1" w:themeFill="accent5" w:themeFillTint="3F"/>
@@ -8477,7 +9034,6 @@
     <w:tblPr>
       <w:tblStyleRowBandSize w:val="1"/>
       <w:tblStyleColBandSize w:val="1"/>
-      <w:tblInd w:w="0" w:type="dxa"/>
       <w:tblBorders>
         <w:top w:val="single" w:sz="8" w:space="0" w:color="F79646" w:themeColor="accent6"/>
         <w:left w:val="single" w:sz="8" w:space="0" w:color="F79646" w:themeColor="accent6"/>
@@ -8486,12 +9042,6 @@
         <w:insideH w:val="single" w:sz="8" w:space="0" w:color="F79646" w:themeColor="accent6"/>
         <w:insideV w:val="single" w:sz="8" w:space="0" w:color="F79646" w:themeColor="accent6"/>
       </w:tblBorders>
-      <w:tblCellMar>
-        <w:top w:w="0" w:type="dxa"/>
-        <w:left w:w="108" w:type="dxa"/>
-        <w:bottom w:w="0" w:type="dxa"/>
-        <w:right w:w="108" w:type="dxa"/>
-      </w:tblCellMar>
     </w:tblPr>
     <w:tcPr>
       <w:shd w:val="clear" w:color="auto" w:fill="FDE4D0" w:themeFill="accent6" w:themeFillTint="3F"/>
@@ -8598,7 +9148,6 @@
     <w:tblPr>
       <w:tblStyleRowBandSize w:val="1"/>
       <w:tblStyleColBandSize w:val="1"/>
-      <w:tblInd w:w="0" w:type="dxa"/>
       <w:tblBorders>
         <w:top w:val="single" w:sz="8" w:space="0" w:color="FFFFFF" w:themeColor="background1"/>
         <w:left w:val="single" w:sz="8" w:space="0" w:color="FFFFFF" w:themeColor="background1"/>
@@ -8607,12 +9156,6 @@
         <w:insideH w:val="single" w:sz="6" w:space="0" w:color="FFFFFF" w:themeColor="background1"/>
         <w:insideV w:val="single" w:sz="6" w:space="0" w:color="FFFFFF" w:themeColor="background1"/>
       </w:tblBorders>
-      <w:tblCellMar>
-        <w:top w:w="0" w:type="dxa"/>
-        <w:left w:w="108" w:type="dxa"/>
-        <w:bottom w:w="0" w:type="dxa"/>
-        <w:right w:w="108" w:type="dxa"/>
-      </w:tblCellMar>
     </w:tblPr>
     <w:tcPr>
       <w:shd w:val="clear" w:color="auto" w:fill="C0C0C0" w:themeFill="text1" w:themeFillTint="3F"/>
@@ -8739,7 +9282,6 @@
     <w:tblPr>
       <w:tblStyleRowBandSize w:val="1"/>
       <w:tblStyleColBandSize w:val="1"/>
-      <w:tblInd w:w="0" w:type="dxa"/>
       <w:tblBorders>
         <w:top w:val="single" w:sz="8" w:space="0" w:color="FFFFFF" w:themeColor="background1"/>
         <w:left w:val="single" w:sz="8" w:space="0" w:color="FFFFFF" w:themeColor="background1"/>
@@ -8748,12 +9290,6 @@
         <w:insideH w:val="single" w:sz="6" w:space="0" w:color="FFFFFF" w:themeColor="background1"/>
         <w:insideV w:val="single" w:sz="6" w:space="0" w:color="FFFFFF" w:themeColor="background1"/>
       </w:tblBorders>
-      <w:tblCellMar>
-        <w:top w:w="0" w:type="dxa"/>
-        <w:left w:w="108" w:type="dxa"/>
-        <w:bottom w:w="0" w:type="dxa"/>
-        <w:right w:w="108" w:type="dxa"/>
-      </w:tblCellMar>
     </w:tblPr>
     <w:tcPr>
       <w:shd w:val="clear" w:color="auto" w:fill="D3DFEE" w:themeFill="accent1" w:themeFillTint="3F"/>
@@ -8880,7 +9416,6 @@
     <w:tblPr>
       <w:tblStyleRowBandSize w:val="1"/>
       <w:tblStyleColBandSize w:val="1"/>
-      <w:tblInd w:w="0" w:type="dxa"/>
       <w:tblBorders>
         <w:top w:val="single" w:sz="8" w:space="0" w:color="FFFFFF" w:themeColor="background1"/>
         <w:left w:val="single" w:sz="8" w:space="0" w:color="FFFFFF" w:themeColor="background1"/>
@@ -8889,12 +9424,6 @@
         <w:insideH w:val="single" w:sz="6" w:space="0" w:color="FFFFFF" w:themeColor="background1"/>
         <w:insideV w:val="single" w:sz="6" w:space="0" w:color="FFFFFF" w:themeColor="background1"/>
       </w:tblBorders>
-      <w:tblCellMar>
-        <w:top w:w="0" w:type="dxa"/>
-        <w:left w:w="108" w:type="dxa"/>
-        <w:bottom w:w="0" w:type="dxa"/>
-        <w:right w:w="108" w:type="dxa"/>
-      </w:tblCellMar>
     </w:tblPr>
     <w:tcPr>
       <w:shd w:val="clear" w:color="auto" w:fill="EFD3D2" w:themeFill="accent2" w:themeFillTint="3F"/>
@@ -9021,7 +9550,6 @@
     <w:tblPr>
       <w:tblStyleRowBandSize w:val="1"/>
       <w:tblStyleColBandSize w:val="1"/>
-      <w:tblInd w:w="0" w:type="dxa"/>
       <w:tblBorders>
         <w:top w:val="single" w:sz="8" w:space="0" w:color="FFFFFF" w:themeColor="background1"/>
         <w:left w:val="single" w:sz="8" w:space="0" w:color="FFFFFF" w:themeColor="background1"/>
@@ -9030,12 +9558,6 @@
         <w:insideH w:val="single" w:sz="6" w:space="0" w:color="FFFFFF" w:themeColor="background1"/>
         <w:insideV w:val="single" w:sz="6" w:space="0" w:color="FFFFFF" w:themeColor="background1"/>
       </w:tblBorders>
-      <w:tblCellMar>
-        <w:top w:w="0" w:type="dxa"/>
-        <w:left w:w="108" w:type="dxa"/>
-        <w:bottom w:w="0" w:type="dxa"/>
-        <w:right w:w="108" w:type="dxa"/>
-      </w:tblCellMar>
     </w:tblPr>
     <w:tcPr>
       <w:shd w:val="clear" w:color="auto" w:fill="E6EED5" w:themeFill="accent3" w:themeFillTint="3F"/>
@@ -9162,7 +9684,6 @@
     <w:tblPr>
       <w:tblStyleRowBandSize w:val="1"/>
       <w:tblStyleColBandSize w:val="1"/>
-      <w:tblInd w:w="0" w:type="dxa"/>
       <w:tblBorders>
         <w:top w:val="single" w:sz="8" w:space="0" w:color="FFFFFF" w:themeColor="background1"/>
         <w:left w:val="single" w:sz="8" w:space="0" w:color="FFFFFF" w:themeColor="background1"/>
@@ -9171,12 +9692,6 @@
         <w:insideH w:val="single" w:sz="6" w:space="0" w:color="FFFFFF" w:themeColor="background1"/>
         <w:insideV w:val="single" w:sz="6" w:space="0" w:color="FFFFFF" w:themeColor="background1"/>
       </w:tblBorders>
-      <w:tblCellMar>
-        <w:top w:w="0" w:type="dxa"/>
-        <w:left w:w="108" w:type="dxa"/>
-        <w:bottom w:w="0" w:type="dxa"/>
-        <w:right w:w="108" w:type="dxa"/>
-      </w:tblCellMar>
     </w:tblPr>
     <w:tcPr>
       <w:shd w:val="clear" w:color="auto" w:fill="DFD8E8" w:themeFill="accent4" w:themeFillTint="3F"/>
@@ -9303,7 +9818,6 @@
     <w:tblPr>
       <w:tblStyleRowBandSize w:val="1"/>
       <w:tblStyleColBandSize w:val="1"/>
-      <w:tblInd w:w="0" w:type="dxa"/>
       <w:tblBorders>
         <w:top w:val="single" w:sz="8" w:space="0" w:color="FFFFFF" w:themeColor="background1"/>
         <w:left w:val="single" w:sz="8" w:space="0" w:color="FFFFFF" w:themeColor="background1"/>
@@ -9312,12 +9826,6 @@
         <w:insideH w:val="single" w:sz="6" w:space="0" w:color="FFFFFF" w:themeColor="background1"/>
         <w:insideV w:val="single" w:sz="6" w:space="0" w:color="FFFFFF" w:themeColor="background1"/>
       </w:tblBorders>
-      <w:tblCellMar>
-        <w:top w:w="0" w:type="dxa"/>
-        <w:left w:w="108" w:type="dxa"/>
-        <w:bottom w:w="0" w:type="dxa"/>
-        <w:right w:w="108" w:type="dxa"/>
-      </w:tblCellMar>
     </w:tblPr>
     <w:tcPr>
       <w:shd w:val="clear" w:color="auto" w:fill="D2EAF1" w:themeFill="accent5" w:themeFillTint="3F"/>
@@ -9444,7 +9952,6 @@
     <w:tblPr>
       <w:tblStyleRowBandSize w:val="1"/>
       <w:tblStyleColBandSize w:val="1"/>
-      <w:tblInd w:w="0" w:type="dxa"/>
       <w:tblBorders>
         <w:top w:val="single" w:sz="8" w:space="0" w:color="FFFFFF" w:themeColor="background1"/>
         <w:left w:val="single" w:sz="8" w:space="0" w:color="FFFFFF" w:themeColor="background1"/>
@@ -9453,12 +9960,6 @@
         <w:insideH w:val="single" w:sz="6" w:space="0" w:color="FFFFFF" w:themeColor="background1"/>
         <w:insideV w:val="single" w:sz="6" w:space="0" w:color="FFFFFF" w:themeColor="background1"/>
       </w:tblBorders>
-      <w:tblCellMar>
-        <w:top w:w="0" w:type="dxa"/>
-        <w:left w:w="108" w:type="dxa"/>
-        <w:bottom w:w="0" w:type="dxa"/>
-        <w:right w:w="108" w:type="dxa"/>
-      </w:tblCellMar>
     </w:tblPr>
     <w:tcPr>
       <w:shd w:val="clear" w:color="auto" w:fill="FDE4D0" w:themeFill="accent6" w:themeFillTint="3F"/>
@@ -9588,13 +10089,6 @@
     <w:tblPr>
       <w:tblStyleRowBandSize w:val="1"/>
       <w:tblStyleColBandSize w:val="1"/>
-      <w:tblInd w:w="0" w:type="dxa"/>
-      <w:tblCellMar>
-        <w:top w:w="0" w:type="dxa"/>
-        <w:left w:w="108" w:type="dxa"/>
-        <w:bottom w:w="0" w:type="dxa"/>
-        <w:right w:w="108" w:type="dxa"/>
-      </w:tblCellMar>
     </w:tblPr>
     <w:tcPr>
       <w:shd w:val="clear" w:color="auto" w:fill="000000" w:themeFill="text1"/>
@@ -9702,13 +10196,6 @@
     <w:tblPr>
       <w:tblStyleRowBandSize w:val="1"/>
       <w:tblStyleColBandSize w:val="1"/>
-      <w:tblInd w:w="0" w:type="dxa"/>
-      <w:tblCellMar>
-        <w:top w:w="0" w:type="dxa"/>
-        <w:left w:w="108" w:type="dxa"/>
-        <w:bottom w:w="0" w:type="dxa"/>
-        <w:right w:w="108" w:type="dxa"/>
-      </w:tblCellMar>
     </w:tblPr>
     <w:tcPr>
       <w:shd w:val="clear" w:color="auto" w:fill="4F81BD" w:themeFill="accent1"/>
@@ -9816,13 +10303,6 @@
     <w:tblPr>
       <w:tblStyleRowBandSize w:val="1"/>
       <w:tblStyleColBandSize w:val="1"/>
-      <w:tblInd w:w="0" w:type="dxa"/>
-      <w:tblCellMar>
-        <w:top w:w="0" w:type="dxa"/>
-        <w:left w:w="108" w:type="dxa"/>
-        <w:bottom w:w="0" w:type="dxa"/>
-        <w:right w:w="108" w:type="dxa"/>
-      </w:tblCellMar>
     </w:tblPr>
     <w:tcPr>
       <w:shd w:val="clear" w:color="auto" w:fill="C0504D" w:themeFill="accent2"/>
@@ -9930,13 +10410,6 @@
     <w:tblPr>
       <w:tblStyleRowBandSize w:val="1"/>
       <w:tblStyleColBandSize w:val="1"/>
-      <w:tblInd w:w="0" w:type="dxa"/>
-      <w:tblCellMar>
-        <w:top w:w="0" w:type="dxa"/>
-        <w:left w:w="108" w:type="dxa"/>
-        <w:bottom w:w="0" w:type="dxa"/>
-        <w:right w:w="108" w:type="dxa"/>
-      </w:tblCellMar>
     </w:tblPr>
     <w:tcPr>
       <w:shd w:val="clear" w:color="auto" w:fill="9BBB59" w:themeFill="accent3"/>
@@ -10044,13 +10517,6 @@
     <w:tblPr>
       <w:tblStyleRowBandSize w:val="1"/>
       <w:tblStyleColBandSize w:val="1"/>
-      <w:tblInd w:w="0" w:type="dxa"/>
-      <w:tblCellMar>
-        <w:top w:w="0" w:type="dxa"/>
-        <w:left w:w="108" w:type="dxa"/>
-        <w:bottom w:w="0" w:type="dxa"/>
-        <w:right w:w="108" w:type="dxa"/>
-      </w:tblCellMar>
     </w:tblPr>
     <w:tcPr>
       <w:shd w:val="clear" w:color="auto" w:fill="8064A2" w:themeFill="accent4"/>
@@ -10158,13 +10624,6 @@
     <w:tblPr>
       <w:tblStyleRowBandSize w:val="1"/>
       <w:tblStyleColBandSize w:val="1"/>
-      <w:tblInd w:w="0" w:type="dxa"/>
-      <w:tblCellMar>
-        <w:top w:w="0" w:type="dxa"/>
-        <w:left w:w="108" w:type="dxa"/>
-        <w:bottom w:w="0" w:type="dxa"/>
-        <w:right w:w="108" w:type="dxa"/>
-      </w:tblCellMar>
     </w:tblPr>
     <w:tcPr>
       <w:shd w:val="clear" w:color="auto" w:fill="4BACC6" w:themeFill="accent5"/>
@@ -10272,13 +10731,6 @@
     <w:tblPr>
       <w:tblStyleRowBandSize w:val="1"/>
       <w:tblStyleColBandSize w:val="1"/>
-      <w:tblInd w:w="0" w:type="dxa"/>
-      <w:tblCellMar>
-        <w:top w:w="0" w:type="dxa"/>
-        <w:left w:w="108" w:type="dxa"/>
-        <w:bottom w:w="0" w:type="dxa"/>
-        <w:right w:w="108" w:type="dxa"/>
-      </w:tblCellMar>
     </w:tblPr>
     <w:tcPr>
       <w:shd w:val="clear" w:color="auto" w:fill="F79646" w:themeFill="accent6"/>
@@ -10386,7 +10838,6 @@
     <w:tblPr>
       <w:tblStyleRowBandSize w:val="1"/>
       <w:tblStyleColBandSize w:val="1"/>
-      <w:tblInd w:w="0" w:type="dxa"/>
       <w:tblBorders>
         <w:top w:val="single" w:sz="24" w:space="0" w:color="C0504D" w:themeColor="accent2"/>
         <w:left w:val="single" w:sz="4" w:space="0" w:color="000000" w:themeColor="text1"/>
@@ -10395,12 +10846,6 @@
         <w:insideH w:val="single" w:sz="4" w:space="0" w:color="FFFFFF" w:themeColor="background1"/>
         <w:insideV w:val="single" w:sz="4" w:space="0" w:color="FFFFFF" w:themeColor="background1"/>
       </w:tblBorders>
-      <w:tblCellMar>
-        <w:top w:w="0" w:type="dxa"/>
-        <w:left w:w="108" w:type="dxa"/>
-        <w:bottom w:w="0" w:type="dxa"/>
-        <w:right w:w="108" w:type="dxa"/>
-      </w:tblCellMar>
     </w:tblPr>
     <w:tcPr>
       <w:shd w:val="clear" w:color="auto" w:fill="E6E6E6" w:themeFill="text1" w:themeFillTint="19"/>
@@ -10508,7 +10953,6 @@
     <w:tblPr>
       <w:tblStyleRowBandSize w:val="1"/>
       <w:tblStyleColBandSize w:val="1"/>
-      <w:tblInd w:w="0" w:type="dxa"/>
       <w:tblBorders>
         <w:top w:val="single" w:sz="24" w:space="0" w:color="C0504D" w:themeColor="accent2"/>
         <w:left w:val="single" w:sz="4" w:space="0" w:color="4F81BD" w:themeColor="accent1"/>
@@ -10517,12 +10961,6 @@
         <w:insideH w:val="single" w:sz="4" w:space="0" w:color="FFFFFF" w:themeColor="background1"/>
         <w:insideV w:val="single" w:sz="4" w:space="0" w:color="FFFFFF" w:themeColor="background1"/>
       </w:tblBorders>
-      <w:tblCellMar>
-        <w:top w:w="0" w:type="dxa"/>
-        <w:left w:w="108" w:type="dxa"/>
-        <w:bottom w:w="0" w:type="dxa"/>
-        <w:right w:w="108" w:type="dxa"/>
-      </w:tblCellMar>
     </w:tblPr>
     <w:tcPr>
       <w:shd w:val="clear" w:color="auto" w:fill="EDF2F8" w:themeFill="accent1" w:themeFillTint="19"/>
@@ -10630,7 +11068,6 @@
     <w:tblPr>
       <w:tblStyleRowBandSize w:val="1"/>
       <w:tblStyleColBandSize w:val="1"/>
-      <w:tblInd w:w="0" w:type="dxa"/>
       <w:tblBorders>
         <w:top w:val="single" w:sz="24" w:space="0" w:color="C0504D" w:themeColor="accent2"/>
         <w:left w:val="single" w:sz="4" w:space="0" w:color="C0504D" w:themeColor="accent2"/>
@@ -10639,12 +11076,6 @@
         <w:insideH w:val="single" w:sz="4" w:space="0" w:color="FFFFFF" w:themeColor="background1"/>
         <w:insideV w:val="single" w:sz="4" w:space="0" w:color="FFFFFF" w:themeColor="background1"/>
       </w:tblBorders>
-      <w:tblCellMar>
-        <w:top w:w="0" w:type="dxa"/>
-        <w:left w:w="108" w:type="dxa"/>
-        <w:bottom w:w="0" w:type="dxa"/>
-        <w:right w:w="108" w:type="dxa"/>
-      </w:tblCellMar>
     </w:tblPr>
     <w:tcPr>
       <w:shd w:val="clear" w:color="auto" w:fill="F8EDED" w:themeFill="accent2" w:themeFillTint="19"/>
@@ -10752,7 +11183,6 @@
     <w:tblPr>
       <w:tblStyleRowBandSize w:val="1"/>
       <w:tblStyleColBandSize w:val="1"/>
-      <w:tblInd w:w="0" w:type="dxa"/>
       <w:tblBorders>
         <w:top w:val="single" w:sz="24" w:space="0" w:color="8064A2" w:themeColor="accent4"/>
         <w:left w:val="single" w:sz="4" w:space="0" w:color="9BBB59" w:themeColor="accent3"/>
@@ -10761,12 +11191,6 @@
         <w:insideH w:val="single" w:sz="4" w:space="0" w:color="FFFFFF" w:themeColor="background1"/>
         <w:insideV w:val="single" w:sz="4" w:space="0" w:color="FFFFFF" w:themeColor="background1"/>
       </w:tblBorders>
-      <w:tblCellMar>
-        <w:top w:w="0" w:type="dxa"/>
-        <w:left w:w="108" w:type="dxa"/>
-        <w:bottom w:w="0" w:type="dxa"/>
-        <w:right w:w="108" w:type="dxa"/>
-      </w:tblCellMar>
     </w:tblPr>
     <w:tcPr>
       <w:shd w:val="clear" w:color="auto" w:fill="F5F8EE" w:themeFill="accent3" w:themeFillTint="19"/>
@@ -10864,7 +11288,6 @@
     <w:tblPr>
       <w:tblStyleRowBandSize w:val="1"/>
       <w:tblStyleColBandSize w:val="1"/>
-      <w:tblInd w:w="0" w:type="dxa"/>
       <w:tblBorders>
         <w:top w:val="single" w:sz="24" w:space="0" w:color="9BBB59" w:themeColor="accent3"/>
         <w:left w:val="single" w:sz="4" w:space="0" w:color="8064A2" w:themeColor="accent4"/>
@@ -10873,12 +11296,6 @@
         <w:insideH w:val="single" w:sz="4" w:space="0" w:color="FFFFFF" w:themeColor="background1"/>
         <w:insideV w:val="single" w:sz="4" w:space="0" w:color="FFFFFF" w:themeColor="background1"/>
       </w:tblBorders>
-      <w:tblCellMar>
-        <w:top w:w="0" w:type="dxa"/>
-        <w:left w:w="108" w:type="dxa"/>
-        <w:bottom w:w="0" w:type="dxa"/>
-        <w:right w:w="108" w:type="dxa"/>
-      </w:tblCellMar>
     </w:tblPr>
     <w:tcPr>
       <w:shd w:val="clear" w:color="auto" w:fill="F2EFF6" w:themeFill="accent4" w:themeFillTint="19"/>
@@ -10986,7 +11403,6 @@
     <w:tblPr>
       <w:tblStyleRowBandSize w:val="1"/>
       <w:tblStyleColBandSize w:val="1"/>
-      <w:tblInd w:w="0" w:type="dxa"/>
       <w:tblBorders>
         <w:top w:val="single" w:sz="24" w:space="0" w:color="F79646" w:themeColor="accent6"/>
         <w:left w:val="single" w:sz="4" w:space="0" w:color="4BACC6" w:themeColor="accent5"/>
@@ -10995,12 +11411,6 @@
         <w:insideH w:val="single" w:sz="4" w:space="0" w:color="FFFFFF" w:themeColor="background1"/>
         <w:insideV w:val="single" w:sz="4" w:space="0" w:color="FFFFFF" w:themeColor="background1"/>
       </w:tblBorders>
-      <w:tblCellMar>
-        <w:top w:w="0" w:type="dxa"/>
-        <w:left w:w="108" w:type="dxa"/>
-        <w:bottom w:w="0" w:type="dxa"/>
-        <w:right w:w="108" w:type="dxa"/>
-      </w:tblCellMar>
     </w:tblPr>
     <w:tcPr>
       <w:shd w:val="clear" w:color="auto" w:fill="EDF6F9" w:themeFill="accent5" w:themeFillTint="19"/>
@@ -11108,7 +11518,6 @@
     <w:tblPr>
       <w:tblStyleRowBandSize w:val="1"/>
       <w:tblStyleColBandSize w:val="1"/>
-      <w:tblInd w:w="0" w:type="dxa"/>
       <w:tblBorders>
         <w:top w:val="single" w:sz="24" w:space="0" w:color="4BACC6" w:themeColor="accent5"/>
         <w:left w:val="single" w:sz="4" w:space="0" w:color="F79646" w:themeColor="accent6"/>
@@ -11117,12 +11526,6 @@
         <w:insideH w:val="single" w:sz="4" w:space="0" w:color="FFFFFF" w:themeColor="background1"/>
         <w:insideV w:val="single" w:sz="4" w:space="0" w:color="FFFFFF" w:themeColor="background1"/>
       </w:tblBorders>
-      <w:tblCellMar>
-        <w:top w:w="0" w:type="dxa"/>
-        <w:left w:w="108" w:type="dxa"/>
-        <w:bottom w:w="0" w:type="dxa"/>
-        <w:right w:w="108" w:type="dxa"/>
-      </w:tblCellMar>
     </w:tblPr>
     <w:tcPr>
       <w:shd w:val="clear" w:color="auto" w:fill="FEF4EC" w:themeFill="accent6" w:themeFillTint="19"/>
@@ -11230,13 +11633,6 @@
     <w:tblPr>
       <w:tblStyleRowBandSize w:val="1"/>
       <w:tblStyleColBandSize w:val="1"/>
-      <w:tblInd w:w="0" w:type="dxa"/>
-      <w:tblCellMar>
-        <w:top w:w="0" w:type="dxa"/>
-        <w:left w:w="108" w:type="dxa"/>
-        <w:bottom w:w="0" w:type="dxa"/>
-        <w:right w:w="108" w:type="dxa"/>
-      </w:tblCellMar>
     </w:tblPr>
     <w:tcPr>
       <w:shd w:val="clear" w:color="auto" w:fill="E6E6E6" w:themeFill="text1" w:themeFillTint="19"/>
@@ -11316,13 +11712,6 @@
     <w:tblPr>
       <w:tblStyleRowBandSize w:val="1"/>
       <w:tblStyleColBandSize w:val="1"/>
-      <w:tblInd w:w="0" w:type="dxa"/>
-      <w:tblCellMar>
-        <w:top w:w="0" w:type="dxa"/>
-        <w:left w:w="108" w:type="dxa"/>
-        <w:bottom w:w="0" w:type="dxa"/>
-        <w:right w:w="108" w:type="dxa"/>
-      </w:tblCellMar>
     </w:tblPr>
     <w:tcPr>
       <w:shd w:val="clear" w:color="auto" w:fill="EDF2F8" w:themeFill="accent1" w:themeFillTint="19"/>
@@ -11402,13 +11791,6 @@
     <w:tblPr>
       <w:tblStyleRowBandSize w:val="1"/>
       <w:tblStyleColBandSize w:val="1"/>
-      <w:tblInd w:w="0" w:type="dxa"/>
-      <w:tblCellMar>
-        <w:top w:w="0" w:type="dxa"/>
-        <w:left w:w="108" w:type="dxa"/>
-        <w:bottom w:w="0" w:type="dxa"/>
-        <w:right w:w="108" w:type="dxa"/>
-      </w:tblCellMar>
     </w:tblPr>
     <w:tcPr>
       <w:shd w:val="clear" w:color="auto" w:fill="F8EDED" w:themeFill="accent2" w:themeFillTint="19"/>
@@ -11488,13 +11870,6 @@
     <w:tblPr>
       <w:tblStyleRowBandSize w:val="1"/>
       <w:tblStyleColBandSize w:val="1"/>
-      <w:tblInd w:w="0" w:type="dxa"/>
-      <w:tblCellMar>
-        <w:top w:w="0" w:type="dxa"/>
-        <w:left w:w="108" w:type="dxa"/>
-        <w:bottom w:w="0" w:type="dxa"/>
-        <w:right w:w="108" w:type="dxa"/>
-      </w:tblCellMar>
     </w:tblPr>
     <w:tcPr>
       <w:shd w:val="clear" w:color="auto" w:fill="F5F8EE" w:themeFill="accent3" w:themeFillTint="19"/>
@@ -11574,13 +11949,6 @@
     <w:tblPr>
       <w:tblStyleRowBandSize w:val="1"/>
       <w:tblStyleColBandSize w:val="1"/>
-      <w:tblInd w:w="0" w:type="dxa"/>
-      <w:tblCellMar>
-        <w:top w:w="0" w:type="dxa"/>
-        <w:left w:w="108" w:type="dxa"/>
-        <w:bottom w:w="0" w:type="dxa"/>
-        <w:right w:w="108" w:type="dxa"/>
-      </w:tblCellMar>
     </w:tblPr>
     <w:tcPr>
       <w:shd w:val="clear" w:color="auto" w:fill="F2EFF6" w:themeFill="accent4" w:themeFillTint="19"/>
@@ -11660,13 +12028,6 @@
     <w:tblPr>
       <w:tblStyleRowBandSize w:val="1"/>
       <w:tblStyleColBandSize w:val="1"/>
-      <w:tblInd w:w="0" w:type="dxa"/>
-      <w:tblCellMar>
-        <w:top w:w="0" w:type="dxa"/>
-        <w:left w:w="108" w:type="dxa"/>
-        <w:bottom w:w="0" w:type="dxa"/>
-        <w:right w:w="108" w:type="dxa"/>
-      </w:tblCellMar>
     </w:tblPr>
     <w:tcPr>
       <w:shd w:val="clear" w:color="auto" w:fill="EDF6F9" w:themeFill="accent5" w:themeFillTint="19"/>
@@ -11746,13 +12107,6 @@
     <w:tblPr>
       <w:tblStyleRowBandSize w:val="1"/>
       <w:tblStyleColBandSize w:val="1"/>
-      <w:tblInd w:w="0" w:type="dxa"/>
-      <w:tblCellMar>
-        <w:top w:w="0" w:type="dxa"/>
-        <w:left w:w="108" w:type="dxa"/>
-        <w:bottom w:w="0" w:type="dxa"/>
-        <w:right w:w="108" w:type="dxa"/>
-      </w:tblCellMar>
     </w:tblPr>
     <w:tcPr>
       <w:shd w:val="clear" w:color="auto" w:fill="FEF4EC" w:themeFill="accent6" w:themeFillTint="19"/>
@@ -11832,16 +12186,9 @@
     <w:tblPr>
       <w:tblStyleRowBandSize w:val="1"/>
       <w:tblStyleColBandSize w:val="1"/>
-      <w:tblInd w:w="0" w:type="dxa"/>
       <w:tblBorders>
         <w:insideH w:val="single" w:sz="4" w:space="0" w:color="FFFFFF" w:themeColor="background1"/>
       </w:tblBorders>
-      <w:tblCellMar>
-        <w:top w:w="0" w:type="dxa"/>
-        <w:left w:w="108" w:type="dxa"/>
-        <w:bottom w:w="0" w:type="dxa"/>
-        <w:right w:w="108" w:type="dxa"/>
-      </w:tblCellMar>
     </w:tblPr>
     <w:tcPr>
       <w:shd w:val="clear" w:color="auto" w:fill="CCCCCC" w:themeFill="text1" w:themeFillTint="33"/>
@@ -11912,16 +12259,9 @@
     <w:tblPr>
       <w:tblStyleRowBandSize w:val="1"/>
       <w:tblStyleColBandSize w:val="1"/>
-      <w:tblInd w:w="0" w:type="dxa"/>
       <w:tblBorders>
         <w:insideH w:val="single" w:sz="4" w:space="0" w:color="FFFFFF" w:themeColor="background1"/>
       </w:tblBorders>
-      <w:tblCellMar>
-        <w:top w:w="0" w:type="dxa"/>
-        <w:left w:w="108" w:type="dxa"/>
-        <w:bottom w:w="0" w:type="dxa"/>
-        <w:right w:w="108" w:type="dxa"/>
-      </w:tblCellMar>
     </w:tblPr>
     <w:tcPr>
       <w:shd w:val="clear" w:color="auto" w:fill="DBE5F1" w:themeFill="accent1" w:themeFillTint="33"/>
@@ -11992,16 +12332,9 @@
     <w:tblPr>
       <w:tblStyleRowBandSize w:val="1"/>
       <w:tblStyleColBandSize w:val="1"/>
-      <w:tblInd w:w="0" w:type="dxa"/>
       <w:tblBorders>
         <w:insideH w:val="single" w:sz="4" w:space="0" w:color="FFFFFF" w:themeColor="background1"/>
       </w:tblBorders>
-      <w:tblCellMar>
-        <w:top w:w="0" w:type="dxa"/>
-        <w:left w:w="108" w:type="dxa"/>
-        <w:bottom w:w="0" w:type="dxa"/>
-        <w:right w:w="108" w:type="dxa"/>
-      </w:tblCellMar>
     </w:tblPr>
     <w:tcPr>
       <w:shd w:val="clear" w:color="auto" w:fill="F2DBDB" w:themeFill="accent2" w:themeFillTint="33"/>
@@ -12072,16 +12405,9 @@
     <w:tblPr>
       <w:tblStyleRowBandSize w:val="1"/>
       <w:tblStyleColBandSize w:val="1"/>
-      <w:tblInd w:w="0" w:type="dxa"/>
       <w:tblBorders>
         <w:insideH w:val="single" w:sz="4" w:space="0" w:color="FFFFFF" w:themeColor="background1"/>
       </w:tblBorders>
-      <w:tblCellMar>
-        <w:top w:w="0" w:type="dxa"/>
-        <w:left w:w="108" w:type="dxa"/>
-        <w:bottom w:w="0" w:type="dxa"/>
-        <w:right w:w="108" w:type="dxa"/>
-      </w:tblCellMar>
     </w:tblPr>
     <w:tcPr>
       <w:shd w:val="clear" w:color="auto" w:fill="EAF1DD" w:themeFill="accent3" w:themeFillTint="33"/>
@@ -12152,16 +12478,9 @@
     <w:tblPr>
       <w:tblStyleRowBandSize w:val="1"/>
       <w:tblStyleColBandSize w:val="1"/>
-      <w:tblInd w:w="0" w:type="dxa"/>
       <w:tblBorders>
         <w:insideH w:val="single" w:sz="4" w:space="0" w:color="FFFFFF" w:themeColor="background1"/>
       </w:tblBorders>
-      <w:tblCellMar>
-        <w:top w:w="0" w:type="dxa"/>
-        <w:left w:w="108" w:type="dxa"/>
-        <w:bottom w:w="0" w:type="dxa"/>
-        <w:right w:w="108" w:type="dxa"/>
-      </w:tblCellMar>
     </w:tblPr>
     <w:tcPr>
       <w:shd w:val="clear" w:color="auto" w:fill="E5DFEC" w:themeFill="accent4" w:themeFillTint="33"/>
@@ -12232,16 +12551,9 @@
     <w:tblPr>
       <w:tblStyleRowBandSize w:val="1"/>
       <w:tblStyleColBandSize w:val="1"/>
-      <w:tblInd w:w="0" w:type="dxa"/>
       <w:tblBorders>
         <w:insideH w:val="single" w:sz="4" w:space="0" w:color="FFFFFF" w:themeColor="background1"/>
       </w:tblBorders>
-      <w:tblCellMar>
-        <w:top w:w="0" w:type="dxa"/>
-        <w:left w:w="108" w:type="dxa"/>
-        <w:bottom w:w="0" w:type="dxa"/>
-        <w:right w:w="108" w:type="dxa"/>
-      </w:tblCellMar>
     </w:tblPr>
     <w:tcPr>
       <w:shd w:val="clear" w:color="auto" w:fill="DAEEF3" w:themeFill="accent5" w:themeFillTint="33"/>
@@ -12312,16 +12624,9 @@
     <w:tblPr>
       <w:tblStyleRowBandSize w:val="1"/>
       <w:tblStyleColBandSize w:val="1"/>
-      <w:tblInd w:w="0" w:type="dxa"/>
       <w:tblBorders>
         <w:insideH w:val="single" w:sz="4" w:space="0" w:color="FFFFFF" w:themeColor="background1"/>
       </w:tblBorders>
-      <w:tblCellMar>
-        <w:top w:w="0" w:type="dxa"/>
-        <w:left w:w="108" w:type="dxa"/>
-        <w:bottom w:w="0" w:type="dxa"/>
-        <w:right w:w="108" w:type="dxa"/>
-      </w:tblCellMar>
     </w:tblPr>
     <w:tcPr>
       <w:shd w:val="clear" w:color="auto" w:fill="FDE9D9" w:themeFill="accent6" w:themeFillTint="33"/>
@@ -12378,11 +12683,21 @@
       </w:tcPr>
     </w:tblStylePr>
   </w:style>
+  <w:style w:type="character" w:customStyle="1" w:styleId="g">
+    <w:name w:val="ͼg"/>
+    <w:basedOn w:val="DefaultParagraphFont"/>
+    <w:rsid w:val="004B2489"/>
+  </w:style>
+  <w:style w:type="character" w:customStyle="1" w:styleId="j">
+    <w:name w:val="ͼj"/>
+    <w:basedOn w:val="DefaultParagraphFont"/>
+    <w:rsid w:val="004B2489"/>
+  </w:style>
 </w:styles>
 </file>
 
 <file path=word/stylesWithEffects.xml><?xml version="1.0" encoding="utf-8"?>
-<w:styles xmlns:wpc="http://schemas.microsoft.com/office/word/2010/wordprocessingCanvas" xmlns:mo="http://schemas.microsoft.com/office/mac/office/2008/main" xmlns:mc="http://schemas.openxmlformats.org/markup-compatibility/2006" xmlns:mv="urn:schemas-microsoft-com:mac:vml" xmlns:o="urn:schemas-microsoft-com:office:office" xmlns:r="http://schemas.openxmlformats.org/officeDocument/2006/relationships" xmlns:m="http://schemas.openxmlformats.org/officeDocument/2006/math" xmlns:v="urn:schemas-microsoft-com:vml" xmlns:wp14="http://schemas.microsoft.com/office/word/2010/wordprocessingDrawing" xmlns:wp="http://schemas.openxmlformats.org/drawingml/2006/wordprocessingDrawing" xmlns:w10="urn:schemas-microsoft-com:office:word" xmlns:w="http://schemas.openxmlformats.org/wordprocessingml/2006/main" xmlns:w14="http://schemas.microsoft.com/office/word/2010/wordml" xmlns:wpg="http://schemas.microsoft.com/office/word/2010/wordprocessingGroup" xmlns:wpi="http://schemas.microsoft.com/office/word/2010/wordprocessingInk" xmlns:wne="http://schemas.microsoft.com/office/word/2006/wordml" xmlns:wps="http://schemas.microsoft.com/office/word/2010/wordprocessingShape" mc:Ignorable="w14 wp14">
+<w:styles xmlns:wpc="http://schemas.microsoft.com/office/word/2010/wordprocessingCanvas" xmlns:mc="http://schemas.openxmlformats.org/markup-compatibility/2006" xmlns:o="urn:schemas-microsoft-com:office:office" xmlns:r="http://schemas.openxmlformats.org/officeDocument/2006/relationships" xmlns:m="http://schemas.openxmlformats.org/officeDocument/2006/math" xmlns:v="urn:schemas-microsoft-com:vml" xmlns:wp14="http://schemas.microsoft.com/office/word/2010/wordprocessingDrawing" xmlns:wp="http://schemas.openxmlformats.org/drawingml/2006/wordprocessingDrawing" xmlns:w10="urn:schemas-microsoft-com:office:word" xmlns:w="http://schemas.openxmlformats.org/wordprocessingml/2006/main" xmlns:w14="http://schemas.microsoft.com/office/word/2010/wordml" xmlns:wpg="http://schemas.microsoft.com/office/word/2010/wordprocessingGroup" xmlns:wpi="http://schemas.microsoft.com/office/word/2010/wordprocessingInk" xmlns:wne="http://schemas.microsoft.com/office/word/2006/wordml" xmlns:wps="http://schemas.microsoft.com/office/word/2010/wordprocessingShape" mc:Ignorable="w14 wp14">
   <w:docDefaults>
     <w:rPrDefault>
       <w:rPr>
@@ -12398,7 +12713,7 @@
       </w:pPr>
     </w:pPrDefault>
   </w:docDefaults>
-  <w:latentStyles w:defLockedState="0" w:defUIPriority="99" w:defSemiHidden="1" w:defUnhideWhenUsed="1" w:defQFormat="0" w:count="276">
+  <w:latentStyles w:defLockedState="0" w:defUIPriority="99" w:defSemiHidden="1" w:defUnhideWhenUsed="1" w:defQFormat="0" w:count="267">
     <w:lsdException w:name="Normal" w:semiHidden="0" w:uiPriority="0" w:unhideWhenUsed="0" w:qFormat="1"/>
     <w:lsdException w:name="heading 1" w:semiHidden="0" w:uiPriority="9" w:unhideWhenUsed="0" w:qFormat="1"/>
     <w:lsdException w:name="heading 2" w:uiPriority="9" w:qFormat="1"/>
@@ -12541,6 +12856,9 @@
     <w:name w:val="Normal"/>
     <w:qFormat/>
     <w:rsid w:val="00FC693F"/>
+    <w:rPr>
+      <w:sz w:val="18"/>
+    </w:rPr>
   </w:style>
   <w:style w:type="paragraph" w:styleId="Heading1">
     <w:name w:val="heading 1"/>
@@ -12777,6 +13095,50 @@
     <w:uiPriority w:val="99"/>
     <w:semiHidden/>
     <w:unhideWhenUsed/>
+  </w:style>
+  <w:style w:type="paragraph" w:styleId="Header">
+    <w:name w:val="header"/>
+    <w:basedOn w:val="Normal"/>
+    <w:link w:val="HeaderChar"/>
+    <w:uiPriority w:val="99"/>
+    <w:unhideWhenUsed/>
+    <w:rsid w:val="00E618BF"/>
+    <w:pPr>
+      <w:tabs>
+        <w:tab w:val="center" w:pos="4680"/>
+        <w:tab w:val="right" w:pos="9360"/>
+      </w:tabs>
+      <w:spacing w:after="0" w:line="240" w:lineRule="auto"/>
+    </w:pPr>
+  </w:style>
+  <w:style w:type="character" w:customStyle="1" w:styleId="HeaderChar">
+    <w:name w:val="Header Char"/>
+    <w:basedOn w:val="DefaultParagraphFont"/>
+    <w:link w:val="Header"/>
+    <w:uiPriority w:val="99"/>
+    <w:rsid w:val="00E618BF"/>
+  </w:style>
+  <w:style w:type="paragraph" w:styleId="Footer">
+    <w:name w:val="footer"/>
+    <w:basedOn w:val="Normal"/>
+    <w:link w:val="FooterChar"/>
+    <w:uiPriority w:val="99"/>
+    <w:unhideWhenUsed/>
+    <w:rsid w:val="00E618BF"/>
+    <w:pPr>
+      <w:tabs>
+        <w:tab w:val="center" w:pos="4680"/>
+        <w:tab w:val="right" w:pos="9360"/>
+      </w:tabs>
+      <w:spacing w:after="0" w:line="240" w:lineRule="auto"/>
+    </w:pPr>
+  </w:style>
+  <w:style w:type="character" w:customStyle="1" w:styleId="FooterChar">
+    <w:name w:val="Footer Char"/>
+    <w:basedOn w:val="DefaultParagraphFont"/>
+    <w:link w:val="Footer"/>
+    <w:uiPriority w:val="99"/>
+    <w:rsid w:val="00E618BF"/>
   </w:style>
   <w:style w:type="paragraph" w:styleId="NoSpacing">
     <w:name w:val="No Spacing"/>
@@ -13291,7 +13653,6 @@
       <w:b/>
       <w:bCs/>
       <w:color w:val="4F81BD" w:themeColor="accent1"/>
-      <w:sz w:val="18"/>
       <w:szCs w:val="18"/>
     </w:rPr>
   </w:style>
@@ -13442,7 +13803,6 @@
       <w:spacing w:after="0" w:line="240" w:lineRule="auto"/>
     </w:pPr>
     <w:tblPr>
-      <w:tblInd w:w="0" w:type="dxa"/>
       <w:tblBorders>
         <w:top w:val="single" w:sz="4" w:space="0" w:color="auto"/>
         <w:left w:val="single" w:sz="4" w:space="0" w:color="auto"/>
@@ -13451,12 +13811,6 @@
         <w:insideH w:val="single" w:sz="4" w:space="0" w:color="auto"/>
         <w:insideV w:val="single" w:sz="4" w:space="0" w:color="auto"/>
       </w:tblBorders>
-      <w:tblCellMar>
-        <w:top w:w="0" w:type="dxa"/>
-        <w:left w:w="108" w:type="dxa"/>
-        <w:bottom w:w="0" w:type="dxa"/>
-        <w:right w:w="108" w:type="dxa"/>
-      </w:tblCellMar>
     </w:tblPr>
   </w:style>
   <w:style w:type="table" w:styleId="LightShading">
@@ -13473,17 +13827,10 @@
     <w:tblPr>
       <w:tblStyleRowBandSize w:val="1"/>
       <w:tblStyleColBandSize w:val="1"/>
-      <w:tblInd w:w="0" w:type="dxa"/>
       <w:tblBorders>
         <w:top w:val="single" w:sz="8" w:space="0" w:color="000000" w:themeColor="text1"/>
         <w:bottom w:val="single" w:sz="8" w:space="0" w:color="000000" w:themeColor="text1"/>
       </w:tblBorders>
-      <w:tblCellMar>
-        <w:top w:w="0" w:type="dxa"/>
-        <w:left w:w="108" w:type="dxa"/>
-        <w:bottom w:w="0" w:type="dxa"/>
-        <w:right w:w="108" w:type="dxa"/>
-      </w:tblCellMar>
     </w:tblPr>
     <w:tblStylePr w:type="firstRow">
       <w:pPr>
@@ -13576,17 +13923,10 @@
     <w:tblPr>
       <w:tblStyleRowBandSize w:val="1"/>
       <w:tblStyleColBandSize w:val="1"/>
-      <w:tblInd w:w="0" w:type="dxa"/>
       <w:tblBorders>
         <w:top w:val="single" w:sz="8" w:space="0" w:color="4F81BD" w:themeColor="accent1"/>
         <w:bottom w:val="single" w:sz="8" w:space="0" w:color="4F81BD" w:themeColor="accent1"/>
       </w:tblBorders>
-      <w:tblCellMar>
-        <w:top w:w="0" w:type="dxa"/>
-        <w:left w:w="108" w:type="dxa"/>
-        <w:bottom w:w="0" w:type="dxa"/>
-        <w:right w:w="108" w:type="dxa"/>
-      </w:tblCellMar>
     </w:tblPr>
     <w:tblStylePr w:type="firstRow">
       <w:pPr>
@@ -13679,17 +14019,10 @@
     <w:tblPr>
       <w:tblStyleRowBandSize w:val="1"/>
       <w:tblStyleColBandSize w:val="1"/>
-      <w:tblInd w:w="0" w:type="dxa"/>
       <w:tblBorders>
         <w:top w:val="single" w:sz="8" w:space="0" w:color="C0504D" w:themeColor="accent2"/>
         <w:bottom w:val="single" w:sz="8" w:space="0" w:color="C0504D" w:themeColor="accent2"/>
       </w:tblBorders>
-      <w:tblCellMar>
-        <w:top w:w="0" w:type="dxa"/>
-        <w:left w:w="108" w:type="dxa"/>
-        <w:bottom w:w="0" w:type="dxa"/>
-        <w:right w:w="108" w:type="dxa"/>
-      </w:tblCellMar>
     </w:tblPr>
     <w:tblStylePr w:type="firstRow">
       <w:pPr>
@@ -13782,17 +14115,10 @@
     <w:tblPr>
       <w:tblStyleRowBandSize w:val="1"/>
       <w:tblStyleColBandSize w:val="1"/>
-      <w:tblInd w:w="0" w:type="dxa"/>
       <w:tblBorders>
         <w:top w:val="single" w:sz="8" w:space="0" w:color="9BBB59" w:themeColor="accent3"/>
         <w:bottom w:val="single" w:sz="8" w:space="0" w:color="9BBB59" w:themeColor="accent3"/>
       </w:tblBorders>
-      <w:tblCellMar>
-        <w:top w:w="0" w:type="dxa"/>
-        <w:left w:w="108" w:type="dxa"/>
-        <w:bottom w:w="0" w:type="dxa"/>
-        <w:right w:w="108" w:type="dxa"/>
-      </w:tblCellMar>
     </w:tblPr>
     <w:tblStylePr w:type="firstRow">
       <w:pPr>
@@ -13885,17 +14211,10 @@
     <w:tblPr>
       <w:tblStyleRowBandSize w:val="1"/>
       <w:tblStyleColBandSize w:val="1"/>
-      <w:tblInd w:w="0" w:type="dxa"/>
       <w:tblBorders>
         <w:top w:val="single" w:sz="8" w:space="0" w:color="8064A2" w:themeColor="accent4"/>
         <w:bottom w:val="single" w:sz="8" w:space="0" w:color="8064A2" w:themeColor="accent4"/>
       </w:tblBorders>
-      <w:tblCellMar>
-        <w:top w:w="0" w:type="dxa"/>
-        <w:left w:w="108" w:type="dxa"/>
-        <w:bottom w:w="0" w:type="dxa"/>
-        <w:right w:w="108" w:type="dxa"/>
-      </w:tblCellMar>
     </w:tblPr>
     <w:tblStylePr w:type="firstRow">
       <w:pPr>
@@ -13988,17 +14307,10 @@
     <w:tblPr>
       <w:tblStyleRowBandSize w:val="1"/>
       <w:tblStyleColBandSize w:val="1"/>
-      <w:tblInd w:w="0" w:type="dxa"/>
       <w:tblBorders>
         <w:top w:val="single" w:sz="8" w:space="0" w:color="4BACC6" w:themeColor="accent5"/>
         <w:bottom w:val="single" w:sz="8" w:space="0" w:color="4BACC6" w:themeColor="accent5"/>
       </w:tblBorders>
-      <w:tblCellMar>
-        <w:top w:w="0" w:type="dxa"/>
-        <w:left w:w="108" w:type="dxa"/>
-        <w:bottom w:w="0" w:type="dxa"/>
-        <w:right w:w="108" w:type="dxa"/>
-      </w:tblCellMar>
     </w:tblPr>
     <w:tblStylePr w:type="firstRow">
       <w:pPr>
@@ -14091,17 +14403,10 @@
     <w:tblPr>
       <w:tblStyleRowBandSize w:val="1"/>
       <w:tblStyleColBandSize w:val="1"/>
-      <w:tblInd w:w="0" w:type="dxa"/>
       <w:tblBorders>
         <w:top w:val="single" w:sz="8" w:space="0" w:color="F79646" w:themeColor="accent6"/>
         <w:bottom w:val="single" w:sz="8" w:space="0" w:color="F79646" w:themeColor="accent6"/>
       </w:tblBorders>
-      <w:tblCellMar>
-        <w:top w:w="0" w:type="dxa"/>
-        <w:left w:w="108" w:type="dxa"/>
-        <w:bottom w:w="0" w:type="dxa"/>
-        <w:right w:w="108" w:type="dxa"/>
-      </w:tblCellMar>
     </w:tblPr>
     <w:tblStylePr w:type="firstRow">
       <w:pPr>
@@ -14191,19 +14496,12 @@
     <w:tblPr>
       <w:tblStyleRowBandSize w:val="1"/>
       <w:tblStyleColBandSize w:val="1"/>
-      <w:tblInd w:w="0" w:type="dxa"/>
       <w:tblBorders>
         <w:top w:val="single" w:sz="8" w:space="0" w:color="000000" w:themeColor="text1"/>
         <w:left w:val="single" w:sz="8" w:space="0" w:color="000000" w:themeColor="text1"/>
         <w:bottom w:val="single" w:sz="8" w:space="0" w:color="000000" w:themeColor="text1"/>
         <w:right w:val="single" w:sz="8" w:space="0" w:color="000000" w:themeColor="text1"/>
       </w:tblBorders>
-      <w:tblCellMar>
-        <w:top w:w="0" w:type="dxa"/>
-        <w:left w:w="108" w:type="dxa"/>
-        <w:bottom w:w="0" w:type="dxa"/>
-        <w:right w:w="108" w:type="dxa"/>
-      </w:tblCellMar>
     </w:tblPr>
     <w:tblStylePr w:type="firstRow">
       <w:pPr>
@@ -14283,19 +14581,12 @@
     <w:tblPr>
       <w:tblStyleRowBandSize w:val="1"/>
       <w:tblStyleColBandSize w:val="1"/>
-      <w:tblInd w:w="0" w:type="dxa"/>
       <w:tblBorders>
         <w:top w:val="single" w:sz="8" w:space="0" w:color="4F81BD" w:themeColor="accent1"/>
         <w:left w:val="single" w:sz="8" w:space="0" w:color="4F81BD" w:themeColor="accent1"/>
         <w:bottom w:val="single" w:sz="8" w:space="0" w:color="4F81BD" w:themeColor="accent1"/>
         <w:right w:val="single" w:sz="8" w:space="0" w:color="4F81BD" w:themeColor="accent1"/>
       </w:tblBorders>
-      <w:tblCellMar>
-        <w:top w:w="0" w:type="dxa"/>
-        <w:left w:w="108" w:type="dxa"/>
-        <w:bottom w:w="0" w:type="dxa"/>
-        <w:right w:w="108" w:type="dxa"/>
-      </w:tblCellMar>
     </w:tblPr>
     <w:tblStylePr w:type="firstRow">
       <w:pPr>
@@ -14375,19 +14666,12 @@
     <w:tblPr>
       <w:tblStyleRowBandSize w:val="1"/>
       <w:tblStyleColBandSize w:val="1"/>
-      <w:tblInd w:w="0" w:type="dxa"/>
       <w:tblBorders>
         <w:top w:val="single" w:sz="8" w:space="0" w:color="C0504D" w:themeColor="accent2"/>
         <w:left w:val="single" w:sz="8" w:space="0" w:color="C0504D" w:themeColor="accent2"/>
         <w:bottom w:val="single" w:sz="8" w:space="0" w:color="C0504D" w:themeColor="accent2"/>
         <w:right w:val="single" w:sz="8" w:space="0" w:color="C0504D" w:themeColor="accent2"/>
       </w:tblBorders>
-      <w:tblCellMar>
-        <w:top w:w="0" w:type="dxa"/>
-        <w:left w:w="108" w:type="dxa"/>
-        <w:bottom w:w="0" w:type="dxa"/>
-        <w:right w:w="108" w:type="dxa"/>
-      </w:tblCellMar>
     </w:tblPr>
     <w:tblStylePr w:type="firstRow">
       <w:pPr>
@@ -14467,19 +14751,12 @@
     <w:tblPr>
       <w:tblStyleRowBandSize w:val="1"/>
       <w:tblStyleColBandSize w:val="1"/>
-      <w:tblInd w:w="0" w:type="dxa"/>
       <w:tblBorders>
         <w:top w:val="single" w:sz="8" w:space="0" w:color="9BBB59" w:themeColor="accent3"/>
         <w:left w:val="single" w:sz="8" w:space="0" w:color="9BBB59" w:themeColor="accent3"/>
         <w:bottom w:val="single" w:sz="8" w:space="0" w:color="9BBB59" w:themeColor="accent3"/>
         <w:right w:val="single" w:sz="8" w:space="0" w:color="9BBB59" w:themeColor="accent3"/>
       </w:tblBorders>
-      <w:tblCellMar>
-        <w:top w:w="0" w:type="dxa"/>
-        <w:left w:w="108" w:type="dxa"/>
-        <w:bottom w:w="0" w:type="dxa"/>
-        <w:right w:w="108" w:type="dxa"/>
-      </w:tblCellMar>
     </w:tblPr>
     <w:tblStylePr w:type="firstRow">
       <w:pPr>
@@ -14559,19 +14836,12 @@
     <w:tblPr>
       <w:tblStyleRowBandSize w:val="1"/>
       <w:tblStyleColBandSize w:val="1"/>
-      <w:tblInd w:w="0" w:type="dxa"/>
       <w:tblBorders>
         <w:top w:val="single" w:sz="8" w:space="0" w:color="8064A2" w:themeColor="accent4"/>
         <w:left w:val="single" w:sz="8" w:space="0" w:color="8064A2" w:themeColor="accent4"/>
         <w:bottom w:val="single" w:sz="8" w:space="0" w:color="8064A2" w:themeColor="accent4"/>
         <w:right w:val="single" w:sz="8" w:space="0" w:color="8064A2" w:themeColor="accent4"/>
       </w:tblBorders>
-      <w:tblCellMar>
-        <w:top w:w="0" w:type="dxa"/>
-        <w:left w:w="108" w:type="dxa"/>
-        <w:bottom w:w="0" w:type="dxa"/>
-        <w:right w:w="108" w:type="dxa"/>
-      </w:tblCellMar>
     </w:tblPr>
     <w:tblStylePr w:type="firstRow">
       <w:pPr>
@@ -14651,19 +14921,12 @@
     <w:tblPr>
       <w:tblStyleRowBandSize w:val="1"/>
       <w:tblStyleColBandSize w:val="1"/>
-      <w:tblInd w:w="0" w:type="dxa"/>
       <w:tblBorders>
         <w:top w:val="single" w:sz="8" w:space="0" w:color="4BACC6" w:themeColor="accent5"/>
         <w:left w:val="single" w:sz="8" w:space="0" w:color="4BACC6" w:themeColor="accent5"/>
         <w:bottom w:val="single" w:sz="8" w:space="0" w:color="4BACC6" w:themeColor="accent5"/>
         <w:right w:val="single" w:sz="8" w:space="0" w:color="4BACC6" w:themeColor="accent5"/>
       </w:tblBorders>
-      <w:tblCellMar>
-        <w:top w:w="0" w:type="dxa"/>
-        <w:left w:w="108" w:type="dxa"/>
-        <w:bottom w:w="0" w:type="dxa"/>
-        <w:right w:w="108" w:type="dxa"/>
-      </w:tblCellMar>
     </w:tblPr>
     <w:tblStylePr w:type="firstRow">
       <w:pPr>
@@ -14743,19 +15006,12 @@
     <w:tblPr>
       <w:tblStyleRowBandSize w:val="1"/>
       <w:tblStyleColBandSize w:val="1"/>
-      <w:tblInd w:w="0" w:type="dxa"/>
       <w:tblBorders>
         <w:top w:val="single" w:sz="8" w:space="0" w:color="F79646" w:themeColor="accent6"/>
         <w:left w:val="single" w:sz="8" w:space="0" w:color="F79646" w:themeColor="accent6"/>
         <w:bottom w:val="single" w:sz="8" w:space="0" w:color="F79646" w:themeColor="accent6"/>
         <w:right w:val="single" w:sz="8" w:space="0" w:color="F79646" w:themeColor="accent6"/>
       </w:tblBorders>
-      <w:tblCellMar>
-        <w:top w:w="0" w:type="dxa"/>
-        <w:left w:w="108" w:type="dxa"/>
-        <w:bottom w:w="0" w:type="dxa"/>
-        <w:right w:w="108" w:type="dxa"/>
-      </w:tblCellMar>
     </w:tblPr>
     <w:tblStylePr w:type="firstRow">
       <w:pPr>
@@ -14835,7 +15091,6 @@
     <w:tblPr>
       <w:tblStyleRowBandSize w:val="1"/>
       <w:tblStyleColBandSize w:val="1"/>
-      <w:tblInd w:w="0" w:type="dxa"/>
       <w:tblBorders>
         <w:top w:val="single" w:sz="8" w:space="0" w:color="000000" w:themeColor="text1"/>
         <w:left w:val="single" w:sz="8" w:space="0" w:color="000000" w:themeColor="text1"/>
@@ -14844,12 +15099,6 @@
         <w:insideH w:val="single" w:sz="8" w:space="0" w:color="000000" w:themeColor="text1"/>
         <w:insideV w:val="single" w:sz="8" w:space="0" w:color="000000" w:themeColor="text1"/>
       </w:tblBorders>
-      <w:tblCellMar>
-        <w:top w:w="0" w:type="dxa"/>
-        <w:left w:w="108" w:type="dxa"/>
-        <w:bottom w:w="0" w:type="dxa"/>
-        <w:right w:w="108" w:type="dxa"/>
-      </w:tblCellMar>
     </w:tblPr>
     <w:tblStylePr w:type="firstRow">
       <w:pPr>
@@ -14965,7 +15214,6 @@
     <w:tblPr>
       <w:tblStyleRowBandSize w:val="1"/>
       <w:tblStyleColBandSize w:val="1"/>
-      <w:tblInd w:w="0" w:type="dxa"/>
       <w:tblBorders>
         <w:top w:val="single" w:sz="8" w:space="0" w:color="4F81BD" w:themeColor="accent1"/>
         <w:left w:val="single" w:sz="8" w:space="0" w:color="4F81BD" w:themeColor="accent1"/>
@@ -14974,12 +15222,6 @@
         <w:insideH w:val="single" w:sz="8" w:space="0" w:color="4F81BD" w:themeColor="accent1"/>
         <w:insideV w:val="single" w:sz="8" w:space="0" w:color="4F81BD" w:themeColor="accent1"/>
       </w:tblBorders>
-      <w:tblCellMar>
-        <w:top w:w="0" w:type="dxa"/>
-        <w:left w:w="108" w:type="dxa"/>
-        <w:bottom w:w="0" w:type="dxa"/>
-        <w:right w:w="108" w:type="dxa"/>
-      </w:tblCellMar>
     </w:tblPr>
     <w:tblStylePr w:type="firstRow">
       <w:pPr>
@@ -15095,7 +15337,6 @@
     <w:tblPr>
       <w:tblStyleRowBandSize w:val="1"/>
       <w:tblStyleColBandSize w:val="1"/>
-      <w:tblInd w:w="0" w:type="dxa"/>
       <w:tblBorders>
         <w:top w:val="single" w:sz="8" w:space="0" w:color="C0504D" w:themeColor="accent2"/>
         <w:left w:val="single" w:sz="8" w:space="0" w:color="C0504D" w:themeColor="accent2"/>
@@ -15104,12 +15345,6 @@
         <w:insideH w:val="single" w:sz="8" w:space="0" w:color="C0504D" w:themeColor="accent2"/>
         <w:insideV w:val="single" w:sz="8" w:space="0" w:color="C0504D" w:themeColor="accent2"/>
       </w:tblBorders>
-      <w:tblCellMar>
-        <w:top w:w="0" w:type="dxa"/>
-        <w:left w:w="108" w:type="dxa"/>
-        <w:bottom w:w="0" w:type="dxa"/>
-        <w:right w:w="108" w:type="dxa"/>
-      </w:tblCellMar>
     </w:tblPr>
     <w:tblStylePr w:type="firstRow">
       <w:pPr>
@@ -15225,7 +15460,6 @@
     <w:tblPr>
       <w:tblStyleRowBandSize w:val="1"/>
       <w:tblStyleColBandSize w:val="1"/>
-      <w:tblInd w:w="0" w:type="dxa"/>
       <w:tblBorders>
         <w:top w:val="single" w:sz="8" w:space="0" w:color="9BBB59" w:themeColor="accent3"/>
         <w:left w:val="single" w:sz="8" w:space="0" w:color="9BBB59" w:themeColor="accent3"/>
@@ -15234,12 +15468,6 @@
         <w:insideH w:val="single" w:sz="8" w:space="0" w:color="9BBB59" w:themeColor="accent3"/>
         <w:insideV w:val="single" w:sz="8" w:space="0" w:color="9BBB59" w:themeColor="accent3"/>
       </w:tblBorders>
-      <w:tblCellMar>
-        <w:top w:w="0" w:type="dxa"/>
-        <w:left w:w="108" w:type="dxa"/>
-        <w:bottom w:w="0" w:type="dxa"/>
-        <w:right w:w="108" w:type="dxa"/>
-      </w:tblCellMar>
     </w:tblPr>
     <w:tblStylePr w:type="firstRow">
       <w:pPr>
@@ -15355,7 +15583,6 @@
     <w:tblPr>
       <w:tblStyleRowBandSize w:val="1"/>
       <w:tblStyleColBandSize w:val="1"/>
-      <w:tblInd w:w="0" w:type="dxa"/>
       <w:tblBorders>
         <w:top w:val="single" w:sz="8" w:space="0" w:color="8064A2" w:themeColor="accent4"/>
         <w:left w:val="single" w:sz="8" w:space="0" w:color="8064A2" w:themeColor="accent4"/>
@@ -15364,12 +15591,6 @@
         <w:insideH w:val="single" w:sz="8" w:space="0" w:color="8064A2" w:themeColor="accent4"/>
         <w:insideV w:val="single" w:sz="8" w:space="0" w:color="8064A2" w:themeColor="accent4"/>
       </w:tblBorders>
-      <w:tblCellMar>
-        <w:top w:w="0" w:type="dxa"/>
-        <w:left w:w="108" w:type="dxa"/>
-        <w:bottom w:w="0" w:type="dxa"/>
-        <w:right w:w="108" w:type="dxa"/>
-      </w:tblCellMar>
     </w:tblPr>
     <w:tblStylePr w:type="firstRow">
       <w:pPr>
@@ -15485,7 +15706,6 @@
     <w:tblPr>
       <w:tblStyleRowBandSize w:val="1"/>
       <w:tblStyleColBandSize w:val="1"/>
-      <w:tblInd w:w="0" w:type="dxa"/>
       <w:tblBorders>
         <w:top w:val="single" w:sz="8" w:space="0" w:color="4BACC6" w:themeColor="accent5"/>
         <w:left w:val="single" w:sz="8" w:space="0" w:color="4BACC6" w:themeColor="accent5"/>
@@ -15494,12 +15714,6 @@
         <w:insideH w:val="single" w:sz="8" w:space="0" w:color="4BACC6" w:themeColor="accent5"/>
         <w:insideV w:val="single" w:sz="8" w:space="0" w:color="4BACC6" w:themeColor="accent5"/>
       </w:tblBorders>
-      <w:tblCellMar>
-        <w:top w:w="0" w:type="dxa"/>
-        <w:left w:w="108" w:type="dxa"/>
-        <w:bottom w:w="0" w:type="dxa"/>
-        <w:right w:w="108" w:type="dxa"/>
-      </w:tblCellMar>
     </w:tblPr>
     <w:tblStylePr w:type="firstRow">
       <w:pPr>
@@ -15615,7 +15829,6 @@
     <w:tblPr>
       <w:tblStyleRowBandSize w:val="1"/>
       <w:tblStyleColBandSize w:val="1"/>
-      <w:tblInd w:w="0" w:type="dxa"/>
       <w:tblBorders>
         <w:top w:val="single" w:sz="8" w:space="0" w:color="F79646" w:themeColor="accent6"/>
         <w:left w:val="single" w:sz="8" w:space="0" w:color="F79646" w:themeColor="accent6"/>
@@ -15624,12 +15837,6 @@
         <w:insideH w:val="single" w:sz="8" w:space="0" w:color="F79646" w:themeColor="accent6"/>
         <w:insideV w:val="single" w:sz="8" w:space="0" w:color="F79646" w:themeColor="accent6"/>
       </w:tblBorders>
-      <w:tblCellMar>
-        <w:top w:w="0" w:type="dxa"/>
-        <w:left w:w="108" w:type="dxa"/>
-        <w:bottom w:w="0" w:type="dxa"/>
-        <w:right w:w="108" w:type="dxa"/>
-      </w:tblCellMar>
     </w:tblPr>
     <w:tblStylePr w:type="firstRow">
       <w:pPr>
@@ -15745,7 +15952,6 @@
     <w:tblPr>
       <w:tblStyleRowBandSize w:val="1"/>
       <w:tblStyleColBandSize w:val="1"/>
-      <w:tblInd w:w="0" w:type="dxa"/>
       <w:tblBorders>
         <w:top w:val="single" w:sz="8" w:space="0" w:color="404040" w:themeColor="text1" w:themeTint="BF"/>
         <w:left w:val="single" w:sz="8" w:space="0" w:color="404040" w:themeColor="text1" w:themeTint="BF"/>
@@ -15753,12 +15959,6 @@
         <w:right w:val="single" w:sz="8" w:space="0" w:color="404040" w:themeColor="text1" w:themeTint="BF"/>
         <w:insideH w:val="single" w:sz="8" w:space="0" w:color="404040" w:themeColor="text1" w:themeTint="BF"/>
       </w:tblBorders>
-      <w:tblCellMar>
-        <w:top w:w="0" w:type="dxa"/>
-        <w:left w:w="108" w:type="dxa"/>
-        <w:bottom w:w="0" w:type="dxa"/>
-        <w:right w:w="108" w:type="dxa"/>
-      </w:tblCellMar>
     </w:tblPr>
     <w:tblStylePr w:type="firstRow">
       <w:pPr>
@@ -15851,7 +16051,6 @@
     <w:tblPr>
       <w:tblStyleRowBandSize w:val="1"/>
       <w:tblStyleColBandSize w:val="1"/>
-      <w:tblInd w:w="0" w:type="dxa"/>
       <w:tblBorders>
         <w:top w:val="single" w:sz="8" w:space="0" w:color="7BA0CD" w:themeColor="accent1" w:themeTint="BF"/>
         <w:left w:val="single" w:sz="8" w:space="0" w:color="7BA0CD" w:themeColor="accent1" w:themeTint="BF"/>
@@ -15859,12 +16058,6 @@
         <w:right w:val="single" w:sz="8" w:space="0" w:color="7BA0CD" w:themeColor="accent1" w:themeTint="BF"/>
         <w:insideH w:val="single" w:sz="8" w:space="0" w:color="7BA0CD" w:themeColor="accent1" w:themeTint="BF"/>
       </w:tblBorders>
-      <w:tblCellMar>
-        <w:top w:w="0" w:type="dxa"/>
-        <w:left w:w="108" w:type="dxa"/>
-        <w:bottom w:w="0" w:type="dxa"/>
-        <w:right w:w="108" w:type="dxa"/>
-      </w:tblCellMar>
     </w:tblPr>
     <w:tblStylePr w:type="firstRow">
       <w:pPr>
@@ -15957,7 +16150,6 @@
     <w:tblPr>
       <w:tblStyleRowBandSize w:val="1"/>
       <w:tblStyleColBandSize w:val="1"/>
-      <w:tblInd w:w="0" w:type="dxa"/>
       <w:tblBorders>
         <w:top w:val="single" w:sz="8" w:space="0" w:color="CF7B79" w:themeColor="accent2" w:themeTint="BF"/>
         <w:left w:val="single" w:sz="8" w:space="0" w:color="CF7B79" w:themeColor="accent2" w:themeTint="BF"/>
@@ -15965,12 +16157,6 @@
         <w:right w:val="single" w:sz="8" w:space="0" w:color="CF7B79" w:themeColor="accent2" w:themeTint="BF"/>
         <w:insideH w:val="single" w:sz="8" w:space="0" w:color="CF7B79" w:themeColor="accent2" w:themeTint="BF"/>
       </w:tblBorders>
-      <w:tblCellMar>
-        <w:top w:w="0" w:type="dxa"/>
-        <w:left w:w="108" w:type="dxa"/>
-        <w:bottom w:w="0" w:type="dxa"/>
-        <w:right w:w="108" w:type="dxa"/>
-      </w:tblCellMar>
     </w:tblPr>
     <w:tblStylePr w:type="firstRow">
       <w:pPr>
@@ -16063,7 +16249,6 @@
     <w:tblPr>
       <w:tblStyleRowBandSize w:val="1"/>
       <w:tblStyleColBandSize w:val="1"/>
-      <w:tblInd w:w="0" w:type="dxa"/>
       <w:tblBorders>
         <w:top w:val="single" w:sz="8" w:space="0" w:color="B3CC82" w:themeColor="accent3" w:themeTint="BF"/>
         <w:left w:val="single" w:sz="8" w:space="0" w:color="B3CC82" w:themeColor="accent3" w:themeTint="BF"/>
@@ -16071,12 +16256,6 @@
         <w:right w:val="single" w:sz="8" w:space="0" w:color="B3CC82" w:themeColor="accent3" w:themeTint="BF"/>
         <w:insideH w:val="single" w:sz="8" w:space="0" w:color="B3CC82" w:themeColor="accent3" w:themeTint="BF"/>
       </w:tblBorders>
-      <w:tblCellMar>
-        <w:top w:w="0" w:type="dxa"/>
-        <w:left w:w="108" w:type="dxa"/>
-        <w:bottom w:w="0" w:type="dxa"/>
-        <w:right w:w="108" w:type="dxa"/>
-      </w:tblCellMar>
     </w:tblPr>
     <w:tblStylePr w:type="firstRow">
       <w:pPr>
@@ -16169,7 +16348,6 @@
     <w:tblPr>
       <w:tblStyleRowBandSize w:val="1"/>
       <w:tblStyleColBandSize w:val="1"/>
-      <w:tblInd w:w="0" w:type="dxa"/>
       <w:tblBorders>
         <w:top w:val="single" w:sz="8" w:space="0" w:color="9F8AB9" w:themeColor="accent4" w:themeTint="BF"/>
         <w:left w:val="single" w:sz="8" w:space="0" w:color="9F8AB9" w:themeColor="accent4" w:themeTint="BF"/>
@@ -16177,12 +16355,6 @@
         <w:right w:val="single" w:sz="8" w:space="0" w:color="9F8AB9" w:themeColor="accent4" w:themeTint="BF"/>
         <w:insideH w:val="single" w:sz="8" w:space="0" w:color="9F8AB9" w:themeColor="accent4" w:themeTint="BF"/>
       </w:tblBorders>
-      <w:tblCellMar>
-        <w:top w:w="0" w:type="dxa"/>
-        <w:left w:w="108" w:type="dxa"/>
-        <w:bottom w:w="0" w:type="dxa"/>
-        <w:right w:w="108" w:type="dxa"/>
-      </w:tblCellMar>
     </w:tblPr>
     <w:tblStylePr w:type="firstRow">
       <w:pPr>
@@ -16275,7 +16447,6 @@
     <w:tblPr>
       <w:tblStyleRowBandSize w:val="1"/>
       <w:tblStyleColBandSize w:val="1"/>
-      <w:tblInd w:w="0" w:type="dxa"/>
       <w:tblBorders>
         <w:top w:val="single" w:sz="8" w:space="0" w:color="78C0D4" w:themeColor="accent5" w:themeTint="BF"/>
         <w:left w:val="single" w:sz="8" w:space="0" w:color="78C0D4" w:themeColor="accent5" w:themeTint="BF"/>
@@ -16283,12 +16454,6 @@
         <w:right w:val="single" w:sz="8" w:space="0" w:color="78C0D4" w:themeColor="accent5" w:themeTint="BF"/>
         <w:insideH w:val="single" w:sz="8" w:space="0" w:color="78C0D4" w:themeColor="accent5" w:themeTint="BF"/>
       </w:tblBorders>
-      <w:tblCellMar>
-        <w:top w:w="0" w:type="dxa"/>
-        <w:left w:w="108" w:type="dxa"/>
-        <w:bottom w:w="0" w:type="dxa"/>
-        <w:right w:w="108" w:type="dxa"/>
-      </w:tblCellMar>
     </w:tblPr>
     <w:tblStylePr w:type="firstRow">
       <w:pPr>
@@ -16381,7 +16546,6 @@
     <w:tblPr>
       <w:tblStyleRowBandSize w:val="1"/>
       <w:tblStyleColBandSize w:val="1"/>
-      <w:tblInd w:w="0" w:type="dxa"/>
       <w:tblBorders>
         <w:top w:val="single" w:sz="8" w:space="0" w:color="F9B074" w:themeColor="accent6" w:themeTint="BF"/>
         <w:left w:val="single" w:sz="8" w:space="0" w:color="F9B074" w:themeColor="accent6" w:themeTint="BF"/>
@@ -16389,12 +16553,6 @@
         <w:right w:val="single" w:sz="8" w:space="0" w:color="F9B074" w:themeColor="accent6" w:themeTint="BF"/>
         <w:insideH w:val="single" w:sz="8" w:space="0" w:color="F9B074" w:themeColor="accent6" w:themeTint="BF"/>
       </w:tblBorders>
-      <w:tblCellMar>
-        <w:top w:w="0" w:type="dxa"/>
-        <w:left w:w="108" w:type="dxa"/>
-        <w:bottom w:w="0" w:type="dxa"/>
-        <w:right w:w="108" w:type="dxa"/>
-      </w:tblCellMar>
     </w:tblPr>
     <w:tblStylePr w:type="firstRow">
       <w:pPr>
@@ -16487,17 +16645,10 @@
     <w:tblPr>
       <w:tblStyleRowBandSize w:val="1"/>
       <w:tblStyleColBandSize w:val="1"/>
-      <w:tblInd w:w="0" w:type="dxa"/>
       <w:tblBorders>
         <w:top w:val="single" w:sz="18" w:space="0" w:color="auto"/>
         <w:bottom w:val="single" w:sz="18" w:space="0" w:color="auto"/>
       </w:tblBorders>
-      <w:tblCellMar>
-        <w:top w:w="0" w:type="dxa"/>
-        <w:left w:w="108" w:type="dxa"/>
-        <w:bottom w:w="0" w:type="dxa"/>
-        <w:right w:w="108" w:type="dxa"/>
-      </w:tblCellMar>
     </w:tblPr>
     <w:tblStylePr w:type="firstRow">
       <w:pPr>
@@ -16636,17 +16787,10 @@
     <w:tblPr>
       <w:tblStyleRowBandSize w:val="1"/>
       <w:tblStyleColBandSize w:val="1"/>
-      <w:tblInd w:w="0" w:type="dxa"/>
       <w:tblBorders>
         <w:top w:val="single" w:sz="18" w:space="0" w:color="auto"/>
         <w:bottom w:val="single" w:sz="18" w:space="0" w:color="auto"/>
       </w:tblBorders>
-      <w:tblCellMar>
-        <w:top w:w="0" w:type="dxa"/>
-        <w:left w:w="108" w:type="dxa"/>
-        <w:bottom w:w="0" w:type="dxa"/>
-        <w:right w:w="108" w:type="dxa"/>
-      </w:tblCellMar>
     </w:tblPr>
     <w:tblStylePr w:type="firstRow">
       <w:pPr>
@@ -16785,17 +16929,10 @@
     <w:tblPr>
       <w:tblStyleRowBandSize w:val="1"/>
       <w:tblStyleColBandSize w:val="1"/>
-      <w:tblInd w:w="0" w:type="dxa"/>
       <w:tblBorders>
         <w:top w:val="single" w:sz="18" w:space="0" w:color="auto"/>
         <w:bottom w:val="single" w:sz="18" w:space="0" w:color="auto"/>
       </w:tblBorders>
-      <w:tblCellMar>
-        <w:top w:w="0" w:type="dxa"/>
-        <w:left w:w="108" w:type="dxa"/>
-        <w:bottom w:w="0" w:type="dxa"/>
-        <w:right w:w="108" w:type="dxa"/>
-      </w:tblCellMar>
     </w:tblPr>
     <w:tblStylePr w:type="firstRow">
       <w:pPr>
@@ -16934,17 +17071,10 @@
     <w:tblPr>
       <w:tblStyleRowBandSize w:val="1"/>
       <w:tblStyleColBandSize w:val="1"/>
-      <w:tblInd w:w="0" w:type="dxa"/>
       <w:tblBorders>
         <w:top w:val="single" w:sz="18" w:space="0" w:color="auto"/>
         <w:bottom w:val="single" w:sz="18" w:space="0" w:color="auto"/>
       </w:tblBorders>
-      <w:tblCellMar>
-        <w:top w:w="0" w:type="dxa"/>
-        <w:left w:w="108" w:type="dxa"/>
-        <w:bottom w:w="0" w:type="dxa"/>
-        <w:right w:w="108" w:type="dxa"/>
-      </w:tblCellMar>
     </w:tblPr>
     <w:tblStylePr w:type="firstRow">
       <w:pPr>
@@ -17083,17 +17213,10 @@
     <w:tblPr>
       <w:tblStyleRowBandSize w:val="1"/>
       <w:tblStyleColBandSize w:val="1"/>
-      <w:tblInd w:w="0" w:type="dxa"/>
       <w:tblBorders>
         <w:top w:val="single" w:sz="18" w:space="0" w:color="auto"/>
         <w:bottom w:val="single" w:sz="18" w:space="0" w:color="auto"/>
       </w:tblBorders>
-      <w:tblCellMar>
-        <w:top w:w="0" w:type="dxa"/>
-        <w:left w:w="108" w:type="dxa"/>
-        <w:bottom w:w="0" w:type="dxa"/>
-        <w:right w:w="108" w:type="dxa"/>
-      </w:tblCellMar>
     </w:tblPr>
     <w:tblStylePr w:type="firstRow">
       <w:pPr>
@@ -17232,17 +17355,10 @@
     <w:tblPr>
       <w:tblStyleRowBandSize w:val="1"/>
       <w:tblStyleColBandSize w:val="1"/>
-      <w:tblInd w:w="0" w:type="dxa"/>
       <w:tblBorders>
         <w:top w:val="single" w:sz="18" w:space="0" w:color="auto"/>
         <w:bottom w:val="single" w:sz="18" w:space="0" w:color="auto"/>
       </w:tblBorders>
-      <w:tblCellMar>
-        <w:top w:w="0" w:type="dxa"/>
-        <w:left w:w="108" w:type="dxa"/>
-        <w:bottom w:w="0" w:type="dxa"/>
-        <w:right w:w="108" w:type="dxa"/>
-      </w:tblCellMar>
     </w:tblPr>
     <w:tblStylePr w:type="firstRow">
       <w:pPr>
@@ -17381,17 +17497,10 @@
     <w:tblPr>
       <w:tblStyleRowBandSize w:val="1"/>
       <w:tblStyleColBandSize w:val="1"/>
-      <w:tblInd w:w="0" w:type="dxa"/>
       <w:tblBorders>
         <w:top w:val="single" w:sz="18" w:space="0" w:color="auto"/>
         <w:bottom w:val="single" w:sz="18" w:space="0" w:color="auto"/>
       </w:tblBorders>
-      <w:tblCellMar>
-        <w:top w:w="0" w:type="dxa"/>
-        <w:left w:w="108" w:type="dxa"/>
-        <w:bottom w:w="0" w:type="dxa"/>
-        <w:right w:w="108" w:type="dxa"/>
-      </w:tblCellMar>
     </w:tblPr>
     <w:tblStylePr w:type="firstRow">
       <w:pPr>
@@ -17533,17 +17642,10 @@
     <w:tblPr>
       <w:tblStyleRowBandSize w:val="1"/>
       <w:tblStyleColBandSize w:val="1"/>
-      <w:tblInd w:w="0" w:type="dxa"/>
       <w:tblBorders>
         <w:top w:val="single" w:sz="8" w:space="0" w:color="000000" w:themeColor="text1"/>
         <w:bottom w:val="single" w:sz="8" w:space="0" w:color="000000" w:themeColor="text1"/>
       </w:tblBorders>
-      <w:tblCellMar>
-        <w:top w:w="0" w:type="dxa"/>
-        <w:left w:w="108" w:type="dxa"/>
-        <w:bottom w:w="0" w:type="dxa"/>
-        <w:right w:w="108" w:type="dxa"/>
-      </w:tblCellMar>
     </w:tblPr>
     <w:tblStylePr w:type="firstRow">
       <w:rPr>
@@ -17617,17 +17719,10 @@
     <w:tblPr>
       <w:tblStyleRowBandSize w:val="1"/>
       <w:tblStyleColBandSize w:val="1"/>
-      <w:tblInd w:w="0" w:type="dxa"/>
       <w:tblBorders>
         <w:top w:val="single" w:sz="8" w:space="0" w:color="4F81BD" w:themeColor="accent1"/>
         <w:bottom w:val="single" w:sz="8" w:space="0" w:color="4F81BD" w:themeColor="accent1"/>
       </w:tblBorders>
-      <w:tblCellMar>
-        <w:top w:w="0" w:type="dxa"/>
-        <w:left w:w="108" w:type="dxa"/>
-        <w:bottom w:w="0" w:type="dxa"/>
-        <w:right w:w="108" w:type="dxa"/>
-      </w:tblCellMar>
     </w:tblPr>
     <w:tblStylePr w:type="firstRow">
       <w:rPr>
@@ -17701,17 +17796,10 @@
     <w:tblPr>
       <w:tblStyleRowBandSize w:val="1"/>
       <w:tblStyleColBandSize w:val="1"/>
-      <w:tblInd w:w="0" w:type="dxa"/>
       <w:tblBorders>
         <w:top w:val="single" w:sz="8" w:space="0" w:color="C0504D" w:themeColor="accent2"/>
         <w:bottom w:val="single" w:sz="8" w:space="0" w:color="C0504D" w:themeColor="accent2"/>
       </w:tblBorders>
-      <w:tblCellMar>
-        <w:top w:w="0" w:type="dxa"/>
-        <w:left w:w="108" w:type="dxa"/>
-        <w:bottom w:w="0" w:type="dxa"/>
-        <w:right w:w="108" w:type="dxa"/>
-      </w:tblCellMar>
     </w:tblPr>
     <w:tblStylePr w:type="firstRow">
       <w:rPr>
@@ -17785,17 +17873,10 @@
     <w:tblPr>
       <w:tblStyleRowBandSize w:val="1"/>
       <w:tblStyleColBandSize w:val="1"/>
-      <w:tblInd w:w="0" w:type="dxa"/>
       <w:tblBorders>
         <w:top w:val="single" w:sz="8" w:space="0" w:color="9BBB59" w:themeColor="accent3"/>
         <w:bottom w:val="single" w:sz="8" w:space="0" w:color="9BBB59" w:themeColor="accent3"/>
       </w:tblBorders>
-      <w:tblCellMar>
-        <w:top w:w="0" w:type="dxa"/>
-        <w:left w:w="108" w:type="dxa"/>
-        <w:bottom w:w="0" w:type="dxa"/>
-        <w:right w:w="108" w:type="dxa"/>
-      </w:tblCellMar>
     </w:tblPr>
     <w:tblStylePr w:type="firstRow">
       <w:rPr>
@@ -17869,17 +17950,10 @@
     <w:tblPr>
       <w:tblStyleRowBandSize w:val="1"/>
       <w:tblStyleColBandSize w:val="1"/>
-      <w:tblInd w:w="0" w:type="dxa"/>
       <w:tblBorders>
         <w:top w:val="single" w:sz="8" w:space="0" w:color="8064A2" w:themeColor="accent4"/>
         <w:bottom w:val="single" w:sz="8" w:space="0" w:color="8064A2" w:themeColor="accent4"/>
       </w:tblBorders>
-      <w:tblCellMar>
-        <w:top w:w="0" w:type="dxa"/>
-        <w:left w:w="108" w:type="dxa"/>
-        <w:bottom w:w="0" w:type="dxa"/>
-        <w:right w:w="108" w:type="dxa"/>
-      </w:tblCellMar>
     </w:tblPr>
     <w:tblStylePr w:type="firstRow">
       <w:rPr>
@@ -17953,17 +18027,10 @@
     <w:tblPr>
       <w:tblStyleRowBandSize w:val="1"/>
       <w:tblStyleColBandSize w:val="1"/>
-      <w:tblInd w:w="0" w:type="dxa"/>
       <w:tblBorders>
         <w:top w:val="single" w:sz="8" w:space="0" w:color="4BACC6" w:themeColor="accent5"/>
         <w:bottom w:val="single" w:sz="8" w:space="0" w:color="4BACC6" w:themeColor="accent5"/>
       </w:tblBorders>
-      <w:tblCellMar>
-        <w:top w:w="0" w:type="dxa"/>
-        <w:left w:w="108" w:type="dxa"/>
-        <w:bottom w:w="0" w:type="dxa"/>
-        <w:right w:w="108" w:type="dxa"/>
-      </w:tblCellMar>
     </w:tblPr>
     <w:tblStylePr w:type="firstRow">
       <w:rPr>
@@ -18037,17 +18104,10 @@
     <w:tblPr>
       <w:tblStyleRowBandSize w:val="1"/>
       <w:tblStyleColBandSize w:val="1"/>
-      <w:tblInd w:w="0" w:type="dxa"/>
       <w:tblBorders>
         <w:top w:val="single" w:sz="8" w:space="0" w:color="F79646" w:themeColor="accent6"/>
         <w:bottom w:val="single" w:sz="8" w:space="0" w:color="F79646" w:themeColor="accent6"/>
       </w:tblBorders>
-      <w:tblCellMar>
-        <w:top w:w="0" w:type="dxa"/>
-        <w:left w:w="108" w:type="dxa"/>
-        <w:bottom w:w="0" w:type="dxa"/>
-        <w:right w:w="108" w:type="dxa"/>
-      </w:tblCellMar>
     </w:tblPr>
     <w:tblStylePr w:type="firstRow">
       <w:rPr>
@@ -18122,19 +18182,12 @@
     <w:tblPr>
       <w:tblStyleRowBandSize w:val="1"/>
       <w:tblStyleColBandSize w:val="1"/>
-      <w:tblInd w:w="0" w:type="dxa"/>
       <w:tblBorders>
         <w:top w:val="single" w:sz="8" w:space="0" w:color="000000" w:themeColor="text1"/>
         <w:left w:val="single" w:sz="8" w:space="0" w:color="000000" w:themeColor="text1"/>
         <w:bottom w:val="single" w:sz="8" w:space="0" w:color="000000" w:themeColor="text1"/>
         <w:right w:val="single" w:sz="8" w:space="0" w:color="000000" w:themeColor="text1"/>
       </w:tblBorders>
-      <w:tblCellMar>
-        <w:top w:w="0" w:type="dxa"/>
-        <w:left w:w="108" w:type="dxa"/>
-        <w:bottom w:w="0" w:type="dxa"/>
-        <w:right w:w="108" w:type="dxa"/>
-      </w:tblCellMar>
     </w:tblPr>
     <w:tblStylePr w:type="firstRow">
       <w:rPr>
@@ -18250,19 +18303,12 @@
     <w:tblPr>
       <w:tblStyleRowBandSize w:val="1"/>
       <w:tblStyleColBandSize w:val="1"/>
-      <w:tblInd w:w="0" w:type="dxa"/>
       <w:tblBorders>
         <w:top w:val="single" w:sz="8" w:space="0" w:color="4F81BD" w:themeColor="accent1"/>
         <w:left w:val="single" w:sz="8" w:space="0" w:color="4F81BD" w:themeColor="accent1"/>
         <w:bottom w:val="single" w:sz="8" w:space="0" w:color="4F81BD" w:themeColor="accent1"/>
         <w:right w:val="single" w:sz="8" w:space="0" w:color="4F81BD" w:themeColor="accent1"/>
       </w:tblBorders>
-      <w:tblCellMar>
-        <w:top w:w="0" w:type="dxa"/>
-        <w:left w:w="108" w:type="dxa"/>
-        <w:bottom w:w="0" w:type="dxa"/>
-        <w:right w:w="108" w:type="dxa"/>
-      </w:tblCellMar>
     </w:tblPr>
     <w:tblStylePr w:type="firstRow">
       <w:rPr>
@@ -18378,19 +18424,12 @@
     <w:tblPr>
       <w:tblStyleRowBandSize w:val="1"/>
       <w:tblStyleColBandSize w:val="1"/>
-      <w:tblInd w:w="0" w:type="dxa"/>
       <w:tblBorders>
         <w:top w:val="single" w:sz="8" w:space="0" w:color="C0504D" w:themeColor="accent2"/>
         <w:left w:val="single" w:sz="8" w:space="0" w:color="C0504D" w:themeColor="accent2"/>
         <w:bottom w:val="single" w:sz="8" w:space="0" w:color="C0504D" w:themeColor="accent2"/>
         <w:right w:val="single" w:sz="8" w:space="0" w:color="C0504D" w:themeColor="accent2"/>
       </w:tblBorders>
-      <w:tblCellMar>
-        <w:top w:w="0" w:type="dxa"/>
-        <w:left w:w="108" w:type="dxa"/>
-        <w:bottom w:w="0" w:type="dxa"/>
-        <w:right w:w="108" w:type="dxa"/>
-      </w:tblCellMar>
     </w:tblPr>
     <w:tblStylePr w:type="firstRow">
       <w:rPr>
@@ -18506,19 +18545,12 @@
     <w:tblPr>
       <w:tblStyleRowBandSize w:val="1"/>
       <w:tblStyleColBandSize w:val="1"/>
-      <w:tblInd w:w="0" w:type="dxa"/>
       <w:tblBorders>
         <w:top w:val="single" w:sz="8" w:space="0" w:color="9BBB59" w:themeColor="accent3"/>
         <w:left w:val="single" w:sz="8" w:space="0" w:color="9BBB59" w:themeColor="accent3"/>
         <w:bottom w:val="single" w:sz="8" w:space="0" w:color="9BBB59" w:themeColor="accent3"/>
         <w:right w:val="single" w:sz="8" w:space="0" w:color="9BBB59" w:themeColor="accent3"/>
       </w:tblBorders>
-      <w:tblCellMar>
-        <w:top w:w="0" w:type="dxa"/>
-        <w:left w:w="108" w:type="dxa"/>
-        <w:bottom w:w="0" w:type="dxa"/>
-        <w:right w:w="108" w:type="dxa"/>
-      </w:tblCellMar>
     </w:tblPr>
     <w:tblStylePr w:type="firstRow">
       <w:rPr>
@@ -18634,19 +18666,12 @@
     <w:tblPr>
       <w:tblStyleRowBandSize w:val="1"/>
       <w:tblStyleColBandSize w:val="1"/>
-      <w:tblInd w:w="0" w:type="dxa"/>
       <w:tblBorders>
         <w:top w:val="single" w:sz="8" w:space="0" w:color="8064A2" w:themeColor="accent4"/>
         <w:left w:val="single" w:sz="8" w:space="0" w:color="8064A2" w:themeColor="accent4"/>
         <w:bottom w:val="single" w:sz="8" w:space="0" w:color="8064A2" w:themeColor="accent4"/>
         <w:right w:val="single" w:sz="8" w:space="0" w:color="8064A2" w:themeColor="accent4"/>
       </w:tblBorders>
-      <w:tblCellMar>
-        <w:top w:w="0" w:type="dxa"/>
-        <w:left w:w="108" w:type="dxa"/>
-        <w:bottom w:w="0" w:type="dxa"/>
-        <w:right w:w="108" w:type="dxa"/>
-      </w:tblCellMar>
     </w:tblPr>
     <w:tblStylePr w:type="firstRow">
       <w:rPr>
@@ -18762,19 +18787,12 @@
     <w:tblPr>
       <w:tblStyleRowBandSize w:val="1"/>
       <w:tblStyleColBandSize w:val="1"/>
-      <w:tblInd w:w="0" w:type="dxa"/>
       <w:tblBorders>
         <w:top w:val="single" w:sz="8" w:space="0" w:color="4BACC6" w:themeColor="accent5"/>
         <w:left w:val="single" w:sz="8" w:space="0" w:color="4BACC6" w:themeColor="accent5"/>
         <w:bottom w:val="single" w:sz="8" w:space="0" w:color="4BACC6" w:themeColor="accent5"/>
         <w:right w:val="single" w:sz="8" w:space="0" w:color="4BACC6" w:themeColor="accent5"/>
       </w:tblBorders>
-      <w:tblCellMar>
-        <w:top w:w="0" w:type="dxa"/>
-        <w:left w:w="108" w:type="dxa"/>
-        <w:bottom w:w="0" w:type="dxa"/>
-        <w:right w:w="108" w:type="dxa"/>
-      </w:tblCellMar>
     </w:tblPr>
     <w:tblStylePr w:type="firstRow">
       <w:rPr>
@@ -18890,19 +18908,12 @@
     <w:tblPr>
       <w:tblStyleRowBandSize w:val="1"/>
       <w:tblStyleColBandSize w:val="1"/>
-      <w:tblInd w:w="0" w:type="dxa"/>
       <w:tblBorders>
         <w:top w:val="single" w:sz="8" w:space="0" w:color="F79646" w:themeColor="accent6"/>
         <w:left w:val="single" w:sz="8" w:space="0" w:color="F79646" w:themeColor="accent6"/>
         <w:bottom w:val="single" w:sz="8" w:space="0" w:color="F79646" w:themeColor="accent6"/>
         <w:right w:val="single" w:sz="8" w:space="0" w:color="F79646" w:themeColor="accent6"/>
       </w:tblBorders>
-      <w:tblCellMar>
-        <w:top w:w="0" w:type="dxa"/>
-        <w:left w:w="108" w:type="dxa"/>
-        <w:bottom w:w="0" w:type="dxa"/>
-        <w:right w:w="108" w:type="dxa"/>
-      </w:tblCellMar>
     </w:tblPr>
     <w:tblStylePr w:type="firstRow">
       <w:rPr>
@@ -19014,7 +19025,6 @@
     <w:tblPr>
       <w:tblStyleRowBandSize w:val="1"/>
       <w:tblStyleColBandSize w:val="1"/>
-      <w:tblInd w:w="0" w:type="dxa"/>
       <w:tblBorders>
         <w:top w:val="single" w:sz="8" w:space="0" w:color="404040" w:themeColor="text1" w:themeTint="BF"/>
         <w:left w:val="single" w:sz="8" w:space="0" w:color="404040" w:themeColor="text1" w:themeTint="BF"/>
@@ -19023,12 +19033,6 @@
         <w:insideH w:val="single" w:sz="8" w:space="0" w:color="404040" w:themeColor="text1" w:themeTint="BF"/>
         <w:insideV w:val="single" w:sz="8" w:space="0" w:color="404040" w:themeColor="text1" w:themeTint="BF"/>
       </w:tblBorders>
-      <w:tblCellMar>
-        <w:top w:w="0" w:type="dxa"/>
-        <w:left w:w="108" w:type="dxa"/>
-        <w:bottom w:w="0" w:type="dxa"/>
-        <w:right w:w="108" w:type="dxa"/>
-      </w:tblCellMar>
     </w:tblPr>
     <w:tcPr>
       <w:shd w:val="clear" w:color="auto" w:fill="C0C0C0" w:themeFill="text1" w:themeFillTint="3F"/>
@@ -19087,7 +19091,6 @@
     <w:tblPr>
       <w:tblStyleRowBandSize w:val="1"/>
       <w:tblStyleColBandSize w:val="1"/>
-      <w:tblInd w:w="0" w:type="dxa"/>
       <w:tblBorders>
         <w:top w:val="single" w:sz="8" w:space="0" w:color="7BA0CD" w:themeColor="accent1" w:themeTint="BF"/>
         <w:left w:val="single" w:sz="8" w:space="0" w:color="7BA0CD" w:themeColor="accent1" w:themeTint="BF"/>
@@ -19096,12 +19099,6 @@
         <w:insideH w:val="single" w:sz="8" w:space="0" w:color="7BA0CD" w:themeColor="accent1" w:themeTint="BF"/>
         <w:insideV w:val="single" w:sz="8" w:space="0" w:color="7BA0CD" w:themeColor="accent1" w:themeTint="BF"/>
       </w:tblBorders>
-      <w:tblCellMar>
-        <w:top w:w="0" w:type="dxa"/>
-        <w:left w:w="108" w:type="dxa"/>
-        <w:bottom w:w="0" w:type="dxa"/>
-        <w:right w:w="108" w:type="dxa"/>
-      </w:tblCellMar>
     </w:tblPr>
     <w:tcPr>
       <w:shd w:val="clear" w:color="auto" w:fill="D3DFEE" w:themeFill="accent1" w:themeFillTint="3F"/>
@@ -19160,7 +19157,6 @@
     <w:tblPr>
       <w:tblStyleRowBandSize w:val="1"/>
       <w:tblStyleColBandSize w:val="1"/>
-      <w:tblInd w:w="0" w:type="dxa"/>
       <w:tblBorders>
         <w:top w:val="single" w:sz="8" w:space="0" w:color="CF7B79" w:themeColor="accent2" w:themeTint="BF"/>
         <w:left w:val="single" w:sz="8" w:space="0" w:color="CF7B79" w:themeColor="accent2" w:themeTint="BF"/>
@@ -19169,12 +19165,6 @@
         <w:insideH w:val="single" w:sz="8" w:space="0" w:color="CF7B79" w:themeColor="accent2" w:themeTint="BF"/>
         <w:insideV w:val="single" w:sz="8" w:space="0" w:color="CF7B79" w:themeColor="accent2" w:themeTint="BF"/>
       </w:tblBorders>
-      <w:tblCellMar>
-        <w:top w:w="0" w:type="dxa"/>
-        <w:left w:w="108" w:type="dxa"/>
-        <w:bottom w:w="0" w:type="dxa"/>
-        <w:right w:w="108" w:type="dxa"/>
-      </w:tblCellMar>
     </w:tblPr>
     <w:tcPr>
       <w:shd w:val="clear" w:color="auto" w:fill="EFD3D2" w:themeFill="accent2" w:themeFillTint="3F"/>
@@ -19233,7 +19223,6 @@
     <w:tblPr>
       <w:tblStyleRowBandSize w:val="1"/>
       <w:tblStyleColBandSize w:val="1"/>
-      <w:tblInd w:w="0" w:type="dxa"/>
       <w:tblBorders>
         <w:top w:val="single" w:sz="8" w:space="0" w:color="B3CC82" w:themeColor="accent3" w:themeTint="BF"/>
         <w:left w:val="single" w:sz="8" w:space="0" w:color="B3CC82" w:themeColor="accent3" w:themeTint="BF"/>
@@ -19242,12 +19231,6 @@
         <w:insideH w:val="single" w:sz="8" w:space="0" w:color="B3CC82" w:themeColor="accent3" w:themeTint="BF"/>
         <w:insideV w:val="single" w:sz="8" w:space="0" w:color="B3CC82" w:themeColor="accent3" w:themeTint="BF"/>
       </w:tblBorders>
-      <w:tblCellMar>
-        <w:top w:w="0" w:type="dxa"/>
-        <w:left w:w="108" w:type="dxa"/>
-        <w:bottom w:w="0" w:type="dxa"/>
-        <w:right w:w="108" w:type="dxa"/>
-      </w:tblCellMar>
     </w:tblPr>
     <w:tcPr>
       <w:shd w:val="clear" w:color="auto" w:fill="E6EED5" w:themeFill="accent3" w:themeFillTint="3F"/>
@@ -19306,7 +19289,6 @@
     <w:tblPr>
       <w:tblStyleRowBandSize w:val="1"/>
       <w:tblStyleColBandSize w:val="1"/>
-      <w:tblInd w:w="0" w:type="dxa"/>
       <w:tblBorders>
         <w:top w:val="single" w:sz="8" w:space="0" w:color="9F8AB9" w:themeColor="accent4" w:themeTint="BF"/>
         <w:left w:val="single" w:sz="8" w:space="0" w:color="9F8AB9" w:themeColor="accent4" w:themeTint="BF"/>
@@ -19315,12 +19297,6 @@
         <w:insideH w:val="single" w:sz="8" w:space="0" w:color="9F8AB9" w:themeColor="accent4" w:themeTint="BF"/>
         <w:insideV w:val="single" w:sz="8" w:space="0" w:color="9F8AB9" w:themeColor="accent4" w:themeTint="BF"/>
       </w:tblBorders>
-      <w:tblCellMar>
-        <w:top w:w="0" w:type="dxa"/>
-        <w:left w:w="108" w:type="dxa"/>
-        <w:bottom w:w="0" w:type="dxa"/>
-        <w:right w:w="108" w:type="dxa"/>
-      </w:tblCellMar>
     </w:tblPr>
     <w:tcPr>
       <w:shd w:val="clear" w:color="auto" w:fill="DFD8E8" w:themeFill="accent4" w:themeFillTint="3F"/>
@@ -19379,7 +19355,6 @@
     <w:tblPr>
       <w:tblStyleRowBandSize w:val="1"/>
       <w:tblStyleColBandSize w:val="1"/>
-      <w:tblInd w:w="0" w:type="dxa"/>
       <w:tblBorders>
         <w:top w:val="single" w:sz="8" w:space="0" w:color="78C0D4" w:themeColor="accent5" w:themeTint="BF"/>
         <w:left w:val="single" w:sz="8" w:space="0" w:color="78C0D4" w:themeColor="accent5" w:themeTint="BF"/>
@@ -19388,12 +19363,6 @@
         <w:insideH w:val="single" w:sz="8" w:space="0" w:color="78C0D4" w:themeColor="accent5" w:themeTint="BF"/>
         <w:insideV w:val="single" w:sz="8" w:space="0" w:color="78C0D4" w:themeColor="accent5" w:themeTint="BF"/>
       </w:tblBorders>
-      <w:tblCellMar>
-        <w:top w:w="0" w:type="dxa"/>
-        <w:left w:w="108" w:type="dxa"/>
-        <w:bottom w:w="0" w:type="dxa"/>
-        <w:right w:w="108" w:type="dxa"/>
-      </w:tblCellMar>
     </w:tblPr>
     <w:tcPr>
       <w:shd w:val="clear" w:color="auto" w:fill="D2EAF1" w:themeFill="accent5" w:themeFillTint="3F"/>
@@ -19452,7 +19421,6 @@
     <w:tblPr>
       <w:tblStyleRowBandSize w:val="1"/>
       <w:tblStyleColBandSize w:val="1"/>
-      <w:tblInd w:w="0" w:type="dxa"/>
       <w:tblBorders>
         <w:top w:val="single" w:sz="8" w:space="0" w:color="F9B074" w:themeColor="accent6" w:themeTint="BF"/>
         <w:left w:val="single" w:sz="8" w:space="0" w:color="F9B074" w:themeColor="accent6" w:themeTint="BF"/>
@@ -19461,12 +19429,6 @@
         <w:insideH w:val="single" w:sz="8" w:space="0" w:color="F9B074" w:themeColor="accent6" w:themeTint="BF"/>
         <w:insideV w:val="single" w:sz="8" w:space="0" w:color="F9B074" w:themeColor="accent6" w:themeTint="BF"/>
       </w:tblBorders>
-      <w:tblCellMar>
-        <w:top w:w="0" w:type="dxa"/>
-        <w:left w:w="108" w:type="dxa"/>
-        <w:bottom w:w="0" w:type="dxa"/>
-        <w:right w:w="108" w:type="dxa"/>
-      </w:tblCellMar>
     </w:tblPr>
     <w:tcPr>
       <w:shd w:val="clear" w:color="auto" w:fill="FDE4D0" w:themeFill="accent6" w:themeFillTint="3F"/>
@@ -19529,7 +19491,6 @@
     <w:tblPr>
       <w:tblStyleRowBandSize w:val="1"/>
       <w:tblStyleColBandSize w:val="1"/>
-      <w:tblInd w:w="0" w:type="dxa"/>
       <w:tblBorders>
         <w:top w:val="single" w:sz="8" w:space="0" w:color="000000" w:themeColor="text1"/>
         <w:left w:val="single" w:sz="8" w:space="0" w:color="000000" w:themeColor="text1"/>
@@ -19538,12 +19499,6 @@
         <w:insideH w:val="single" w:sz="8" w:space="0" w:color="000000" w:themeColor="text1"/>
         <w:insideV w:val="single" w:sz="8" w:space="0" w:color="000000" w:themeColor="text1"/>
       </w:tblBorders>
-      <w:tblCellMar>
-        <w:top w:w="0" w:type="dxa"/>
-        <w:left w:w="108" w:type="dxa"/>
-        <w:bottom w:w="0" w:type="dxa"/>
-        <w:right w:w="108" w:type="dxa"/>
-      </w:tblCellMar>
     </w:tblPr>
     <w:tcPr>
       <w:shd w:val="clear" w:color="auto" w:fill="C0C0C0" w:themeFill="text1" w:themeFillTint="3F"/>
@@ -19654,7 +19609,6 @@
     <w:tblPr>
       <w:tblStyleRowBandSize w:val="1"/>
       <w:tblStyleColBandSize w:val="1"/>
-      <w:tblInd w:w="0" w:type="dxa"/>
       <w:tblBorders>
         <w:top w:val="single" w:sz="8" w:space="0" w:color="4F81BD" w:themeColor="accent1"/>
         <w:left w:val="single" w:sz="8" w:space="0" w:color="4F81BD" w:themeColor="accent1"/>
@@ -19663,12 +19617,6 @@
         <w:insideH w:val="single" w:sz="8" w:space="0" w:color="4F81BD" w:themeColor="accent1"/>
         <w:insideV w:val="single" w:sz="8" w:space="0" w:color="4F81BD" w:themeColor="accent1"/>
       </w:tblBorders>
-      <w:tblCellMar>
-        <w:top w:w="0" w:type="dxa"/>
-        <w:left w:w="108" w:type="dxa"/>
-        <w:bottom w:w="0" w:type="dxa"/>
-        <w:right w:w="108" w:type="dxa"/>
-      </w:tblCellMar>
     </w:tblPr>
     <w:tcPr>
       <w:shd w:val="clear" w:color="auto" w:fill="D3DFEE" w:themeFill="accent1" w:themeFillTint="3F"/>
@@ -19779,7 +19727,6 @@
     <w:tblPr>
       <w:tblStyleRowBandSize w:val="1"/>
       <w:tblStyleColBandSize w:val="1"/>
-      <w:tblInd w:w="0" w:type="dxa"/>
       <w:tblBorders>
         <w:top w:val="single" w:sz="8" w:space="0" w:color="C0504D" w:themeColor="accent2"/>
         <w:left w:val="single" w:sz="8" w:space="0" w:color="C0504D" w:themeColor="accent2"/>
@@ -19788,12 +19735,6 @@
         <w:insideH w:val="single" w:sz="8" w:space="0" w:color="C0504D" w:themeColor="accent2"/>
         <w:insideV w:val="single" w:sz="8" w:space="0" w:color="C0504D" w:themeColor="accent2"/>
       </w:tblBorders>
-      <w:tblCellMar>
-        <w:top w:w="0" w:type="dxa"/>
-        <w:left w:w="108" w:type="dxa"/>
-        <w:bottom w:w="0" w:type="dxa"/>
-        <w:right w:w="108" w:type="dxa"/>
-      </w:tblCellMar>
     </w:tblPr>
     <w:tcPr>
       <w:shd w:val="clear" w:color="auto" w:fill="EFD3D2" w:themeFill="accent2" w:themeFillTint="3F"/>
@@ -19904,7 +19845,6 @@
     <w:tblPr>
       <w:tblStyleRowBandSize w:val="1"/>
       <w:tblStyleColBandSize w:val="1"/>
-      <w:tblInd w:w="0" w:type="dxa"/>
       <w:tblBorders>
         <w:top w:val="single" w:sz="8" w:space="0" w:color="9BBB59" w:themeColor="accent3"/>
         <w:left w:val="single" w:sz="8" w:space="0" w:color="9BBB59" w:themeColor="accent3"/>
@@ -19913,12 +19853,6 @@
         <w:insideH w:val="single" w:sz="8" w:space="0" w:color="9BBB59" w:themeColor="accent3"/>
         <w:insideV w:val="single" w:sz="8" w:space="0" w:color="9BBB59" w:themeColor="accent3"/>
       </w:tblBorders>
-      <w:tblCellMar>
-        <w:top w:w="0" w:type="dxa"/>
-        <w:left w:w="108" w:type="dxa"/>
-        <w:bottom w:w="0" w:type="dxa"/>
-        <w:right w:w="108" w:type="dxa"/>
-      </w:tblCellMar>
     </w:tblPr>
     <w:tcPr>
       <w:shd w:val="clear" w:color="auto" w:fill="E6EED5" w:themeFill="accent3" w:themeFillTint="3F"/>
@@ -20029,7 +19963,6 @@
     <w:tblPr>
       <w:tblStyleRowBandSize w:val="1"/>
       <w:tblStyleColBandSize w:val="1"/>
-      <w:tblInd w:w="0" w:type="dxa"/>
       <w:tblBorders>
         <w:top w:val="single" w:sz="8" w:space="0" w:color="8064A2" w:themeColor="accent4"/>
         <w:left w:val="single" w:sz="8" w:space="0" w:color="8064A2" w:themeColor="accent4"/>
@@ -20038,12 +19971,6 @@
         <w:insideH w:val="single" w:sz="8" w:space="0" w:color="8064A2" w:themeColor="accent4"/>
         <w:insideV w:val="single" w:sz="8" w:space="0" w:color="8064A2" w:themeColor="accent4"/>
       </w:tblBorders>
-      <w:tblCellMar>
-        <w:top w:w="0" w:type="dxa"/>
-        <w:left w:w="108" w:type="dxa"/>
-        <w:bottom w:w="0" w:type="dxa"/>
-        <w:right w:w="108" w:type="dxa"/>
-      </w:tblCellMar>
     </w:tblPr>
     <w:tcPr>
       <w:shd w:val="clear" w:color="auto" w:fill="DFD8E8" w:themeFill="accent4" w:themeFillTint="3F"/>
@@ -20154,7 +20081,6 @@
     <w:tblPr>
       <w:tblStyleRowBandSize w:val="1"/>
       <w:tblStyleColBandSize w:val="1"/>
-      <w:tblInd w:w="0" w:type="dxa"/>
       <w:tblBorders>
         <w:top w:val="single" w:sz="8" w:space="0" w:color="4BACC6" w:themeColor="accent5"/>
         <w:left w:val="single" w:sz="8" w:space="0" w:color="4BACC6" w:themeColor="accent5"/>
@@ -20163,12 +20089,6 @@
         <w:insideH w:val="single" w:sz="8" w:space="0" w:color="4BACC6" w:themeColor="accent5"/>
         <w:insideV w:val="single" w:sz="8" w:space="0" w:color="4BACC6" w:themeColor="accent5"/>
       </w:tblBorders>
-      <w:tblCellMar>
-        <w:top w:w="0" w:type="dxa"/>
-        <w:left w:w="108" w:type="dxa"/>
-        <w:bottom w:w="0" w:type="dxa"/>
-        <w:right w:w="108" w:type="dxa"/>
-      </w:tblCellMar>
     </w:tblPr>
     <w:tcPr>
       <w:shd w:val="clear" w:color="auto" w:fill="D2EAF1" w:themeFill="accent5" w:themeFillTint="3F"/>
@@ -20279,7 +20199,6 @@
     <w:tblPr>
       <w:tblStyleRowBandSize w:val="1"/>
       <w:tblStyleColBandSize w:val="1"/>
-      <w:tblInd w:w="0" w:type="dxa"/>
       <w:tblBorders>
         <w:top w:val="single" w:sz="8" w:space="0" w:color="F79646" w:themeColor="accent6"/>
         <w:left w:val="single" w:sz="8" w:space="0" w:color="F79646" w:themeColor="accent6"/>
@@ -20288,12 +20207,6 @@
         <w:insideH w:val="single" w:sz="8" w:space="0" w:color="F79646" w:themeColor="accent6"/>
         <w:insideV w:val="single" w:sz="8" w:space="0" w:color="F79646" w:themeColor="accent6"/>
       </w:tblBorders>
-      <w:tblCellMar>
-        <w:top w:w="0" w:type="dxa"/>
-        <w:left w:w="108" w:type="dxa"/>
-        <w:bottom w:w="0" w:type="dxa"/>
-        <w:right w:w="108" w:type="dxa"/>
-      </w:tblCellMar>
     </w:tblPr>
     <w:tcPr>
       <w:shd w:val="clear" w:color="auto" w:fill="FDE4D0" w:themeFill="accent6" w:themeFillTint="3F"/>
@@ -20400,7 +20313,6 @@
     <w:tblPr>
       <w:tblStyleRowBandSize w:val="1"/>
       <w:tblStyleColBandSize w:val="1"/>
-      <w:tblInd w:w="0" w:type="dxa"/>
       <w:tblBorders>
         <w:top w:val="single" w:sz="8" w:space="0" w:color="FFFFFF" w:themeColor="background1"/>
         <w:left w:val="single" w:sz="8" w:space="0" w:color="FFFFFF" w:themeColor="background1"/>
@@ -20409,12 +20321,6 @@
         <w:insideH w:val="single" w:sz="6" w:space="0" w:color="FFFFFF" w:themeColor="background1"/>
         <w:insideV w:val="single" w:sz="6" w:space="0" w:color="FFFFFF" w:themeColor="background1"/>
       </w:tblBorders>
-      <w:tblCellMar>
-        <w:top w:w="0" w:type="dxa"/>
-        <w:left w:w="108" w:type="dxa"/>
-        <w:bottom w:w="0" w:type="dxa"/>
-        <w:right w:w="108" w:type="dxa"/>
-      </w:tblCellMar>
     </w:tblPr>
     <w:tcPr>
       <w:shd w:val="clear" w:color="auto" w:fill="C0C0C0" w:themeFill="text1" w:themeFillTint="3F"/>
@@ -20541,7 +20447,6 @@
     <w:tblPr>
       <w:tblStyleRowBandSize w:val="1"/>
       <w:tblStyleColBandSize w:val="1"/>
-      <w:tblInd w:w="0" w:type="dxa"/>
       <w:tblBorders>
         <w:top w:val="single" w:sz="8" w:space="0" w:color="FFFFFF" w:themeColor="background1"/>
         <w:left w:val="single" w:sz="8" w:space="0" w:color="FFFFFF" w:themeColor="background1"/>
@@ -20550,12 +20455,6 @@
         <w:insideH w:val="single" w:sz="6" w:space="0" w:color="FFFFFF" w:themeColor="background1"/>
         <w:insideV w:val="single" w:sz="6" w:space="0" w:color="FFFFFF" w:themeColor="background1"/>
       </w:tblBorders>
-      <w:tblCellMar>
-        <w:top w:w="0" w:type="dxa"/>
-        <w:left w:w="108" w:type="dxa"/>
-        <w:bottom w:w="0" w:type="dxa"/>
-        <w:right w:w="108" w:type="dxa"/>
-      </w:tblCellMar>
     </w:tblPr>
     <w:tcPr>
       <w:shd w:val="clear" w:color="auto" w:fill="D3DFEE" w:themeFill="accent1" w:themeFillTint="3F"/>
@@ -20682,7 +20581,6 @@
     <w:tblPr>
       <w:tblStyleRowBandSize w:val="1"/>
       <w:tblStyleColBandSize w:val="1"/>
-      <w:tblInd w:w="0" w:type="dxa"/>
       <w:tblBorders>
         <w:top w:val="single" w:sz="8" w:space="0" w:color="FFFFFF" w:themeColor="background1"/>
         <w:left w:val="single" w:sz="8" w:space="0" w:color="FFFFFF" w:themeColor="background1"/>
@@ -20691,12 +20589,6 @@
         <w:insideH w:val="single" w:sz="6" w:space="0" w:color="FFFFFF" w:themeColor="background1"/>
         <w:insideV w:val="single" w:sz="6" w:space="0" w:color="FFFFFF" w:themeColor="background1"/>
       </w:tblBorders>
-      <w:tblCellMar>
-        <w:top w:w="0" w:type="dxa"/>
-        <w:left w:w="108" w:type="dxa"/>
-        <w:bottom w:w="0" w:type="dxa"/>
-        <w:right w:w="108" w:type="dxa"/>
-      </w:tblCellMar>
     </w:tblPr>
     <w:tcPr>
       <w:shd w:val="clear" w:color="auto" w:fill="EFD3D2" w:themeFill="accent2" w:themeFillTint="3F"/>
@@ -20823,7 +20715,6 @@
     <w:tblPr>
       <w:tblStyleRowBandSize w:val="1"/>
       <w:tblStyleColBandSize w:val="1"/>
-      <w:tblInd w:w="0" w:type="dxa"/>
       <w:tblBorders>
         <w:top w:val="single" w:sz="8" w:space="0" w:color="FFFFFF" w:themeColor="background1"/>
         <w:left w:val="single" w:sz="8" w:space="0" w:color="FFFFFF" w:themeColor="background1"/>
@@ -20832,12 +20723,6 @@
         <w:insideH w:val="single" w:sz="6" w:space="0" w:color="FFFFFF" w:themeColor="background1"/>
         <w:insideV w:val="single" w:sz="6" w:space="0" w:color="FFFFFF" w:themeColor="background1"/>
       </w:tblBorders>
-      <w:tblCellMar>
-        <w:top w:w="0" w:type="dxa"/>
-        <w:left w:w="108" w:type="dxa"/>
-        <w:bottom w:w="0" w:type="dxa"/>
-        <w:right w:w="108" w:type="dxa"/>
-      </w:tblCellMar>
     </w:tblPr>
     <w:tcPr>
       <w:shd w:val="clear" w:color="auto" w:fill="E6EED5" w:themeFill="accent3" w:themeFillTint="3F"/>
@@ -20964,7 +20849,6 @@
     <w:tblPr>
       <w:tblStyleRowBandSize w:val="1"/>
       <w:tblStyleColBandSize w:val="1"/>
-      <w:tblInd w:w="0" w:type="dxa"/>
       <w:tblBorders>
         <w:top w:val="single" w:sz="8" w:space="0" w:color="FFFFFF" w:themeColor="background1"/>
         <w:left w:val="single" w:sz="8" w:space="0" w:color="FFFFFF" w:themeColor="background1"/>
@@ -20973,12 +20857,6 @@
         <w:insideH w:val="single" w:sz="6" w:space="0" w:color="FFFFFF" w:themeColor="background1"/>
         <w:insideV w:val="single" w:sz="6" w:space="0" w:color="FFFFFF" w:themeColor="background1"/>
       </w:tblBorders>
-      <w:tblCellMar>
-        <w:top w:w="0" w:type="dxa"/>
-        <w:left w:w="108" w:type="dxa"/>
-        <w:bottom w:w="0" w:type="dxa"/>
-        <w:right w:w="108" w:type="dxa"/>
-      </w:tblCellMar>
     </w:tblPr>
     <w:tcPr>
       <w:shd w:val="clear" w:color="auto" w:fill="DFD8E8" w:themeFill="accent4" w:themeFillTint="3F"/>
@@ -21105,7 +20983,6 @@
     <w:tblPr>
       <w:tblStyleRowBandSize w:val="1"/>
       <w:tblStyleColBandSize w:val="1"/>
-      <w:tblInd w:w="0" w:type="dxa"/>
       <w:tblBorders>
         <w:top w:val="single" w:sz="8" w:space="0" w:color="FFFFFF" w:themeColor="background1"/>
         <w:left w:val="single" w:sz="8" w:space="0" w:color="FFFFFF" w:themeColor="background1"/>
@@ -21114,12 +20991,6 @@
         <w:insideH w:val="single" w:sz="6" w:space="0" w:color="FFFFFF" w:themeColor="background1"/>
         <w:insideV w:val="single" w:sz="6" w:space="0" w:color="FFFFFF" w:themeColor="background1"/>
       </w:tblBorders>
-      <w:tblCellMar>
-        <w:top w:w="0" w:type="dxa"/>
-        <w:left w:w="108" w:type="dxa"/>
-        <w:bottom w:w="0" w:type="dxa"/>
-        <w:right w:w="108" w:type="dxa"/>
-      </w:tblCellMar>
     </w:tblPr>
     <w:tcPr>
       <w:shd w:val="clear" w:color="auto" w:fill="D2EAF1" w:themeFill="accent5" w:themeFillTint="3F"/>
@@ -21246,7 +21117,6 @@
     <w:tblPr>
       <w:tblStyleRowBandSize w:val="1"/>
       <w:tblStyleColBandSize w:val="1"/>
-      <w:tblInd w:w="0" w:type="dxa"/>
       <w:tblBorders>
         <w:top w:val="single" w:sz="8" w:space="0" w:color="FFFFFF" w:themeColor="background1"/>
         <w:left w:val="single" w:sz="8" w:space="0" w:color="FFFFFF" w:themeColor="background1"/>
@@ -21255,12 +21125,6 @@
         <w:insideH w:val="single" w:sz="6" w:space="0" w:color="FFFFFF" w:themeColor="background1"/>
         <w:insideV w:val="single" w:sz="6" w:space="0" w:color="FFFFFF" w:themeColor="background1"/>
       </w:tblBorders>
-      <w:tblCellMar>
-        <w:top w:w="0" w:type="dxa"/>
-        <w:left w:w="108" w:type="dxa"/>
-        <w:bottom w:w="0" w:type="dxa"/>
-        <w:right w:w="108" w:type="dxa"/>
-      </w:tblCellMar>
     </w:tblPr>
     <w:tcPr>
       <w:shd w:val="clear" w:color="auto" w:fill="FDE4D0" w:themeFill="accent6" w:themeFillTint="3F"/>
@@ -21390,13 +21254,6 @@
     <w:tblPr>
       <w:tblStyleRowBandSize w:val="1"/>
       <w:tblStyleColBandSize w:val="1"/>
-      <w:tblInd w:w="0" w:type="dxa"/>
-      <w:tblCellMar>
-        <w:top w:w="0" w:type="dxa"/>
-        <w:left w:w="108" w:type="dxa"/>
-        <w:bottom w:w="0" w:type="dxa"/>
-        <w:right w:w="108" w:type="dxa"/>
-      </w:tblCellMar>
     </w:tblPr>
     <w:tcPr>
       <w:shd w:val="clear" w:color="auto" w:fill="000000" w:themeFill="text1"/>
@@ -21504,13 +21361,6 @@
     <w:tblPr>
       <w:tblStyleRowBandSize w:val="1"/>
       <w:tblStyleColBandSize w:val="1"/>
-      <w:tblInd w:w="0" w:type="dxa"/>
-      <w:tblCellMar>
-        <w:top w:w="0" w:type="dxa"/>
-        <w:left w:w="108" w:type="dxa"/>
-        <w:bottom w:w="0" w:type="dxa"/>
-        <w:right w:w="108" w:type="dxa"/>
-      </w:tblCellMar>
     </w:tblPr>
     <w:tcPr>
       <w:shd w:val="clear" w:color="auto" w:fill="4F81BD" w:themeFill="accent1"/>
@@ -21618,13 +21468,6 @@
     <w:tblPr>
       <w:tblStyleRowBandSize w:val="1"/>
       <w:tblStyleColBandSize w:val="1"/>
-      <w:tblInd w:w="0" w:type="dxa"/>
-      <w:tblCellMar>
-        <w:top w:w="0" w:type="dxa"/>
-        <w:left w:w="108" w:type="dxa"/>
-        <w:bottom w:w="0" w:type="dxa"/>
-        <w:right w:w="108" w:type="dxa"/>
-      </w:tblCellMar>
     </w:tblPr>
     <w:tcPr>
       <w:shd w:val="clear" w:color="auto" w:fill="C0504D" w:themeFill="accent2"/>
@@ -21732,13 +21575,6 @@
     <w:tblPr>
       <w:tblStyleRowBandSize w:val="1"/>
       <w:tblStyleColBandSize w:val="1"/>
-      <w:tblInd w:w="0" w:type="dxa"/>
-      <w:tblCellMar>
-        <w:top w:w="0" w:type="dxa"/>
-        <w:left w:w="108" w:type="dxa"/>
-        <w:bottom w:w="0" w:type="dxa"/>
-        <w:right w:w="108" w:type="dxa"/>
-      </w:tblCellMar>
     </w:tblPr>
     <w:tcPr>
       <w:shd w:val="clear" w:color="auto" w:fill="9BBB59" w:themeFill="accent3"/>
@@ -21846,13 +21682,6 @@
     <w:tblPr>
       <w:tblStyleRowBandSize w:val="1"/>
       <w:tblStyleColBandSize w:val="1"/>
-      <w:tblInd w:w="0" w:type="dxa"/>
-      <w:tblCellMar>
-        <w:top w:w="0" w:type="dxa"/>
-        <w:left w:w="108" w:type="dxa"/>
-        <w:bottom w:w="0" w:type="dxa"/>
-        <w:right w:w="108" w:type="dxa"/>
-      </w:tblCellMar>
     </w:tblPr>
     <w:tcPr>
       <w:shd w:val="clear" w:color="auto" w:fill="8064A2" w:themeFill="accent4"/>
@@ -21960,13 +21789,6 @@
     <w:tblPr>
       <w:tblStyleRowBandSize w:val="1"/>
       <w:tblStyleColBandSize w:val="1"/>
-      <w:tblInd w:w="0" w:type="dxa"/>
-      <w:tblCellMar>
-        <w:top w:w="0" w:type="dxa"/>
-        <w:left w:w="108" w:type="dxa"/>
-        <w:bottom w:w="0" w:type="dxa"/>
-        <w:right w:w="108" w:type="dxa"/>
-      </w:tblCellMar>
     </w:tblPr>
     <w:tcPr>
       <w:shd w:val="clear" w:color="auto" w:fill="4BACC6" w:themeFill="accent5"/>
@@ -22074,13 +21896,6 @@
     <w:tblPr>
       <w:tblStyleRowBandSize w:val="1"/>
       <w:tblStyleColBandSize w:val="1"/>
-      <w:tblInd w:w="0" w:type="dxa"/>
-      <w:tblCellMar>
-        <w:top w:w="0" w:type="dxa"/>
-        <w:left w:w="108" w:type="dxa"/>
-        <w:bottom w:w="0" w:type="dxa"/>
-        <w:right w:w="108" w:type="dxa"/>
-      </w:tblCellMar>
     </w:tblPr>
     <w:tcPr>
       <w:shd w:val="clear" w:color="auto" w:fill="F79646" w:themeFill="accent6"/>
@@ -22188,7 +22003,6 @@
     <w:tblPr>
       <w:tblStyleRowBandSize w:val="1"/>
       <w:tblStyleColBandSize w:val="1"/>
-      <w:tblInd w:w="0" w:type="dxa"/>
       <w:tblBorders>
         <w:top w:val="single" w:sz="24" w:space="0" w:color="C0504D" w:themeColor="accent2"/>
         <w:left w:val="single" w:sz="4" w:space="0" w:color="000000" w:themeColor="text1"/>
@@ -22197,12 +22011,6 @@
         <w:insideH w:val="single" w:sz="4" w:space="0" w:color="FFFFFF" w:themeColor="background1"/>
         <w:insideV w:val="single" w:sz="4" w:space="0" w:color="FFFFFF" w:themeColor="background1"/>
       </w:tblBorders>
-      <w:tblCellMar>
-        <w:top w:w="0" w:type="dxa"/>
-        <w:left w:w="108" w:type="dxa"/>
-        <w:bottom w:w="0" w:type="dxa"/>
-        <w:right w:w="108" w:type="dxa"/>
-      </w:tblCellMar>
     </w:tblPr>
     <w:tcPr>
       <w:shd w:val="clear" w:color="auto" w:fill="E6E6E6" w:themeFill="text1" w:themeFillTint="19"/>
@@ -22310,7 +22118,6 @@
     <w:tblPr>
       <w:tblStyleRowBandSize w:val="1"/>
       <w:tblStyleColBandSize w:val="1"/>
-      <w:tblInd w:w="0" w:type="dxa"/>
       <w:tblBorders>
         <w:top w:val="single" w:sz="24" w:space="0" w:color="C0504D" w:themeColor="accent2"/>
         <w:left w:val="single" w:sz="4" w:space="0" w:color="4F81BD" w:themeColor="accent1"/>
@@ -22319,12 +22126,6 @@
         <w:insideH w:val="single" w:sz="4" w:space="0" w:color="FFFFFF" w:themeColor="background1"/>
         <w:insideV w:val="single" w:sz="4" w:space="0" w:color="FFFFFF" w:themeColor="background1"/>
       </w:tblBorders>
-      <w:tblCellMar>
-        <w:top w:w="0" w:type="dxa"/>
-        <w:left w:w="108" w:type="dxa"/>
-        <w:bottom w:w="0" w:type="dxa"/>
-        <w:right w:w="108" w:type="dxa"/>
-      </w:tblCellMar>
     </w:tblPr>
     <w:tcPr>
       <w:shd w:val="clear" w:color="auto" w:fill="EDF2F8" w:themeFill="accent1" w:themeFillTint="19"/>
@@ -22432,7 +22233,6 @@
     <w:tblPr>
       <w:tblStyleRowBandSize w:val="1"/>
       <w:tblStyleColBandSize w:val="1"/>
-      <w:tblInd w:w="0" w:type="dxa"/>
       <w:tblBorders>
         <w:top w:val="single" w:sz="24" w:space="0" w:color="C0504D" w:themeColor="accent2"/>
         <w:left w:val="single" w:sz="4" w:space="0" w:color="C0504D" w:themeColor="accent2"/>
@@ -22441,12 +22241,6 @@
         <w:insideH w:val="single" w:sz="4" w:space="0" w:color="FFFFFF" w:themeColor="background1"/>
         <w:insideV w:val="single" w:sz="4" w:space="0" w:color="FFFFFF" w:themeColor="background1"/>
       </w:tblBorders>
-      <w:tblCellMar>
-        <w:top w:w="0" w:type="dxa"/>
-        <w:left w:w="108" w:type="dxa"/>
-        <w:bottom w:w="0" w:type="dxa"/>
-        <w:right w:w="108" w:type="dxa"/>
-      </w:tblCellMar>
     </w:tblPr>
     <w:tcPr>
       <w:shd w:val="clear" w:color="auto" w:fill="F8EDED" w:themeFill="accent2" w:themeFillTint="19"/>
@@ -22554,7 +22348,6 @@
     <w:tblPr>
       <w:tblStyleRowBandSize w:val="1"/>
       <w:tblStyleColBandSize w:val="1"/>
-      <w:tblInd w:w="0" w:type="dxa"/>
       <w:tblBorders>
         <w:top w:val="single" w:sz="24" w:space="0" w:color="8064A2" w:themeColor="accent4"/>
         <w:left w:val="single" w:sz="4" w:space="0" w:color="9BBB59" w:themeColor="accent3"/>
@@ -22563,12 +22356,6 @@
         <w:insideH w:val="single" w:sz="4" w:space="0" w:color="FFFFFF" w:themeColor="background1"/>
         <w:insideV w:val="single" w:sz="4" w:space="0" w:color="FFFFFF" w:themeColor="background1"/>
       </w:tblBorders>
-      <w:tblCellMar>
-        <w:top w:w="0" w:type="dxa"/>
-        <w:left w:w="108" w:type="dxa"/>
-        <w:bottom w:w="0" w:type="dxa"/>
-        <w:right w:w="108" w:type="dxa"/>
-      </w:tblCellMar>
     </w:tblPr>
     <w:tcPr>
       <w:shd w:val="clear" w:color="auto" w:fill="F5F8EE" w:themeFill="accent3" w:themeFillTint="19"/>
@@ -22666,7 +22453,6 @@
     <w:tblPr>
       <w:tblStyleRowBandSize w:val="1"/>
       <w:tblStyleColBandSize w:val="1"/>
-      <w:tblInd w:w="0" w:type="dxa"/>
       <w:tblBorders>
         <w:top w:val="single" w:sz="24" w:space="0" w:color="9BBB59" w:themeColor="accent3"/>
         <w:left w:val="single" w:sz="4" w:space="0" w:color="8064A2" w:themeColor="accent4"/>
@@ -22675,12 +22461,6 @@
         <w:insideH w:val="single" w:sz="4" w:space="0" w:color="FFFFFF" w:themeColor="background1"/>
         <w:insideV w:val="single" w:sz="4" w:space="0" w:color="FFFFFF" w:themeColor="background1"/>
       </w:tblBorders>
-      <w:tblCellMar>
-        <w:top w:w="0" w:type="dxa"/>
-        <w:left w:w="108" w:type="dxa"/>
-        <w:bottom w:w="0" w:type="dxa"/>
-        <w:right w:w="108" w:type="dxa"/>
-      </w:tblCellMar>
     </w:tblPr>
     <w:tcPr>
       <w:shd w:val="clear" w:color="auto" w:fill="F2EFF6" w:themeFill="accent4" w:themeFillTint="19"/>
@@ -22788,7 +22568,6 @@
     <w:tblPr>
       <w:tblStyleRowBandSize w:val="1"/>
       <w:tblStyleColBandSize w:val="1"/>
-      <w:tblInd w:w="0" w:type="dxa"/>
       <w:tblBorders>
         <w:top w:val="single" w:sz="24" w:space="0" w:color="F79646" w:themeColor="accent6"/>
         <w:left w:val="single" w:sz="4" w:space="0" w:color="4BACC6" w:themeColor="accent5"/>
@@ -22797,12 +22576,6 @@
         <w:insideH w:val="single" w:sz="4" w:space="0" w:color="FFFFFF" w:themeColor="background1"/>
         <w:insideV w:val="single" w:sz="4" w:space="0" w:color="FFFFFF" w:themeColor="background1"/>
       </w:tblBorders>
-      <w:tblCellMar>
-        <w:top w:w="0" w:type="dxa"/>
-        <w:left w:w="108" w:type="dxa"/>
-        <w:bottom w:w="0" w:type="dxa"/>
-        <w:right w:w="108" w:type="dxa"/>
-      </w:tblCellMar>
     </w:tblPr>
     <w:tcPr>
       <w:shd w:val="clear" w:color="auto" w:fill="EDF6F9" w:themeFill="accent5" w:themeFillTint="19"/>
@@ -22910,7 +22683,6 @@
     <w:tblPr>
       <w:tblStyleRowBandSize w:val="1"/>
       <w:tblStyleColBandSize w:val="1"/>
-      <w:tblInd w:w="0" w:type="dxa"/>
       <w:tblBorders>
         <w:top w:val="single" w:sz="24" w:space="0" w:color="4BACC6" w:themeColor="accent5"/>
         <w:left w:val="single" w:sz="4" w:space="0" w:color="F79646" w:themeColor="accent6"/>
@@ -22919,12 +22691,6 @@
         <w:insideH w:val="single" w:sz="4" w:space="0" w:color="FFFFFF" w:themeColor="background1"/>
         <w:insideV w:val="single" w:sz="4" w:space="0" w:color="FFFFFF" w:themeColor="background1"/>
       </w:tblBorders>
-      <w:tblCellMar>
-        <w:top w:w="0" w:type="dxa"/>
-        <w:left w:w="108" w:type="dxa"/>
-        <w:bottom w:w="0" w:type="dxa"/>
-        <w:right w:w="108" w:type="dxa"/>
-      </w:tblCellMar>
     </w:tblPr>
     <w:tcPr>
       <w:shd w:val="clear" w:color="auto" w:fill="FEF4EC" w:themeFill="accent6" w:themeFillTint="19"/>
@@ -23032,13 +22798,6 @@
     <w:tblPr>
       <w:tblStyleRowBandSize w:val="1"/>
       <w:tblStyleColBandSize w:val="1"/>
-      <w:tblInd w:w="0" w:type="dxa"/>
-      <w:tblCellMar>
-        <w:top w:w="0" w:type="dxa"/>
-        <w:left w:w="108" w:type="dxa"/>
-        <w:bottom w:w="0" w:type="dxa"/>
-        <w:right w:w="108" w:type="dxa"/>
-      </w:tblCellMar>
     </w:tblPr>
     <w:tcPr>
       <w:shd w:val="clear" w:color="auto" w:fill="E6E6E6" w:themeFill="text1" w:themeFillTint="19"/>
@@ -23118,13 +22877,6 @@
     <w:tblPr>
       <w:tblStyleRowBandSize w:val="1"/>
       <w:tblStyleColBandSize w:val="1"/>
-      <w:tblInd w:w="0" w:type="dxa"/>
-      <w:tblCellMar>
-        <w:top w:w="0" w:type="dxa"/>
-        <w:left w:w="108" w:type="dxa"/>
-        <w:bottom w:w="0" w:type="dxa"/>
-        <w:right w:w="108" w:type="dxa"/>
-      </w:tblCellMar>
     </w:tblPr>
     <w:tcPr>
       <w:shd w:val="clear" w:color="auto" w:fill="EDF2F8" w:themeFill="accent1" w:themeFillTint="19"/>
@@ -23204,13 +22956,6 @@
     <w:tblPr>
       <w:tblStyleRowBandSize w:val="1"/>
       <w:tblStyleColBandSize w:val="1"/>
-      <w:tblInd w:w="0" w:type="dxa"/>
-      <w:tblCellMar>
-        <w:top w:w="0" w:type="dxa"/>
-        <w:left w:w="108" w:type="dxa"/>
-        <w:bottom w:w="0" w:type="dxa"/>
-        <w:right w:w="108" w:type="dxa"/>
-      </w:tblCellMar>
     </w:tblPr>
     <w:tcPr>
       <w:shd w:val="clear" w:color="auto" w:fill="F8EDED" w:themeFill="accent2" w:themeFillTint="19"/>
@@ -23290,13 +23035,6 @@
     <w:tblPr>
       <w:tblStyleRowBandSize w:val="1"/>
       <w:tblStyleColBandSize w:val="1"/>
-      <w:tblInd w:w="0" w:type="dxa"/>
-      <w:tblCellMar>
-        <w:top w:w="0" w:type="dxa"/>
-        <w:left w:w="108" w:type="dxa"/>
-        <w:bottom w:w="0" w:type="dxa"/>
-        <w:right w:w="108" w:type="dxa"/>
-      </w:tblCellMar>
     </w:tblPr>
     <w:tcPr>
       <w:shd w:val="clear" w:color="auto" w:fill="F5F8EE" w:themeFill="accent3" w:themeFillTint="19"/>
@@ -23376,13 +23114,6 @@
     <w:tblPr>
       <w:tblStyleRowBandSize w:val="1"/>
       <w:tblStyleColBandSize w:val="1"/>
-      <w:tblInd w:w="0" w:type="dxa"/>
-      <w:tblCellMar>
-        <w:top w:w="0" w:type="dxa"/>
-        <w:left w:w="108" w:type="dxa"/>
-        <w:bottom w:w="0" w:type="dxa"/>
-        <w:right w:w="108" w:type="dxa"/>
-      </w:tblCellMar>
     </w:tblPr>
     <w:tcPr>
       <w:shd w:val="clear" w:color="auto" w:fill="F2EFF6" w:themeFill="accent4" w:themeFillTint="19"/>
@@ -23462,13 +23193,6 @@
     <w:tblPr>
       <w:tblStyleRowBandSize w:val="1"/>
       <w:tblStyleColBandSize w:val="1"/>
-      <w:tblInd w:w="0" w:type="dxa"/>
-      <w:tblCellMar>
-        <w:top w:w="0" w:type="dxa"/>
-        <w:left w:w="108" w:type="dxa"/>
-        <w:bottom w:w="0" w:type="dxa"/>
-        <w:right w:w="108" w:type="dxa"/>
-      </w:tblCellMar>
     </w:tblPr>
     <w:tcPr>
       <w:shd w:val="clear" w:color="auto" w:fill="EDF6F9" w:themeFill="accent5" w:themeFillTint="19"/>
@@ -23548,13 +23272,6 @@
     <w:tblPr>
       <w:tblStyleRowBandSize w:val="1"/>
       <w:tblStyleColBandSize w:val="1"/>
-      <w:tblInd w:w="0" w:type="dxa"/>
-      <w:tblCellMar>
-        <w:top w:w="0" w:type="dxa"/>
-        <w:left w:w="108" w:type="dxa"/>
-        <w:bottom w:w="0" w:type="dxa"/>
-        <w:right w:w="108" w:type="dxa"/>
-      </w:tblCellMar>
     </w:tblPr>
     <w:tcPr>
       <w:shd w:val="clear" w:color="auto" w:fill="FEF4EC" w:themeFill="accent6" w:themeFillTint="19"/>
@@ -23634,16 +23351,9 @@
     <w:tblPr>
       <w:tblStyleRowBandSize w:val="1"/>
       <w:tblStyleColBandSize w:val="1"/>
-      <w:tblInd w:w="0" w:type="dxa"/>
       <w:tblBorders>
         <w:insideH w:val="single" w:sz="4" w:space="0" w:color="FFFFFF" w:themeColor="background1"/>
       </w:tblBorders>
-      <w:tblCellMar>
-        <w:top w:w="0" w:type="dxa"/>
-        <w:left w:w="108" w:type="dxa"/>
-        <w:bottom w:w="0" w:type="dxa"/>
-        <w:right w:w="108" w:type="dxa"/>
-      </w:tblCellMar>
     </w:tblPr>
     <w:tcPr>
       <w:shd w:val="clear" w:color="auto" w:fill="CCCCCC" w:themeFill="text1" w:themeFillTint="33"/>
@@ -23714,16 +23424,9 @@
     <w:tblPr>
       <w:tblStyleRowBandSize w:val="1"/>
       <w:tblStyleColBandSize w:val="1"/>
-      <w:tblInd w:w="0" w:type="dxa"/>
       <w:tblBorders>
         <w:insideH w:val="single" w:sz="4" w:space="0" w:color="FFFFFF" w:themeColor="background1"/>
       </w:tblBorders>
-      <w:tblCellMar>
-        <w:top w:w="0" w:type="dxa"/>
-        <w:left w:w="108" w:type="dxa"/>
-        <w:bottom w:w="0" w:type="dxa"/>
-        <w:right w:w="108" w:type="dxa"/>
-      </w:tblCellMar>
     </w:tblPr>
     <w:tcPr>
       <w:shd w:val="clear" w:color="auto" w:fill="DBE5F1" w:themeFill="accent1" w:themeFillTint="33"/>
@@ -23794,16 +23497,9 @@
     <w:tblPr>
       <w:tblStyleRowBandSize w:val="1"/>
       <w:tblStyleColBandSize w:val="1"/>
-      <w:tblInd w:w="0" w:type="dxa"/>
       <w:tblBorders>
         <w:insideH w:val="single" w:sz="4" w:space="0" w:color="FFFFFF" w:themeColor="background1"/>
       </w:tblBorders>
-      <w:tblCellMar>
-        <w:top w:w="0" w:type="dxa"/>
-        <w:left w:w="108" w:type="dxa"/>
-        <w:bottom w:w="0" w:type="dxa"/>
-        <w:right w:w="108" w:type="dxa"/>
-      </w:tblCellMar>
     </w:tblPr>
     <w:tcPr>
       <w:shd w:val="clear" w:color="auto" w:fill="F2DBDB" w:themeFill="accent2" w:themeFillTint="33"/>
@@ -23874,16 +23570,9 @@
     <w:tblPr>
       <w:tblStyleRowBandSize w:val="1"/>
       <w:tblStyleColBandSize w:val="1"/>
-      <w:tblInd w:w="0" w:type="dxa"/>
       <w:tblBorders>
         <w:insideH w:val="single" w:sz="4" w:space="0" w:color="FFFFFF" w:themeColor="background1"/>
       </w:tblBorders>
-      <w:tblCellMar>
-        <w:top w:w="0" w:type="dxa"/>
-        <w:left w:w="108" w:type="dxa"/>
-        <w:bottom w:w="0" w:type="dxa"/>
-        <w:right w:w="108" w:type="dxa"/>
-      </w:tblCellMar>
     </w:tblPr>
     <w:tcPr>
       <w:shd w:val="clear" w:color="auto" w:fill="EAF1DD" w:themeFill="accent3" w:themeFillTint="33"/>
@@ -23954,16 +23643,9 @@
     <w:tblPr>
       <w:tblStyleRowBandSize w:val="1"/>
       <w:tblStyleColBandSize w:val="1"/>
-      <w:tblInd w:w="0" w:type="dxa"/>
       <w:tblBorders>
         <w:insideH w:val="single" w:sz="4" w:space="0" w:color="FFFFFF" w:themeColor="background1"/>
       </w:tblBorders>
-      <w:tblCellMar>
-        <w:top w:w="0" w:type="dxa"/>
-        <w:left w:w="108" w:type="dxa"/>
-        <w:bottom w:w="0" w:type="dxa"/>
-        <w:right w:w="108" w:type="dxa"/>
-      </w:tblCellMar>
     </w:tblPr>
     <w:tcPr>
       <w:shd w:val="clear" w:color="auto" w:fill="E5DFEC" w:themeFill="accent4" w:themeFillTint="33"/>
@@ -24034,16 +23716,9 @@
     <w:tblPr>
       <w:tblStyleRowBandSize w:val="1"/>
       <w:tblStyleColBandSize w:val="1"/>
-      <w:tblInd w:w="0" w:type="dxa"/>
       <w:tblBorders>
         <w:insideH w:val="single" w:sz="4" w:space="0" w:color="FFFFFF" w:themeColor="background1"/>
       </w:tblBorders>
-      <w:tblCellMar>
-        <w:top w:w="0" w:type="dxa"/>
-        <w:left w:w="108" w:type="dxa"/>
-        <w:bottom w:w="0" w:type="dxa"/>
-        <w:right w:w="108" w:type="dxa"/>
-      </w:tblCellMar>
     </w:tblPr>
     <w:tcPr>
       <w:shd w:val="clear" w:color="auto" w:fill="DAEEF3" w:themeFill="accent5" w:themeFillTint="33"/>
@@ -24114,16 +23789,9 @@
     <w:tblPr>
       <w:tblStyleRowBandSize w:val="1"/>
       <w:tblStyleColBandSize w:val="1"/>
-      <w:tblInd w:w="0" w:type="dxa"/>
       <w:tblBorders>
         <w:insideH w:val="single" w:sz="4" w:space="0" w:color="FFFFFF" w:themeColor="background1"/>
       </w:tblBorders>
-      <w:tblCellMar>
-        <w:top w:w="0" w:type="dxa"/>
-        <w:left w:w="108" w:type="dxa"/>
-        <w:bottom w:w="0" w:type="dxa"/>
-        <w:right w:w="108" w:type="dxa"/>
-      </w:tblCellMar>
     </w:tblPr>
     <w:tcPr>
       <w:shd w:val="clear" w:color="auto" w:fill="FDE9D9" w:themeFill="accent6" w:themeFillTint="33"/>
@@ -24179,6 +23847,16 @@
         <w:shd w:val="clear" w:color="auto" w:fill="FBCAA2" w:themeFill="accent6" w:themeFillTint="7F"/>
       </w:tcPr>
     </w:tblStylePr>
+  </w:style>
+  <w:style w:type="character" w:customStyle="1" w:styleId="g">
+    <w:name w:val="ͼg"/>
+    <w:basedOn w:val="DefaultParagraphFont"/>
+    <w:rsid w:val="004B2489"/>
+  </w:style>
+  <w:style w:type="character" w:customStyle="1" w:styleId="j">
+    <w:name w:val="ͼj"/>
+    <w:basedOn w:val="DefaultParagraphFont"/>
+    <w:rsid w:val="004B2489"/>
   </w:style>
 </w:styles>
 </file>
@@ -24508,7 +24186,7 @@
 </file>
 
 <file path=customXml/itemProps1.xml><?xml version="1.0" encoding="utf-8"?>
-<ds:datastoreItem xmlns:ds="http://schemas.openxmlformats.org/officeDocument/2006/customXml" ds:itemID="{EF278816-EC6F-A645-907D-7F25AECB1D4A}">
+<ds:datastoreItem xmlns:ds="http://schemas.openxmlformats.org/officeDocument/2006/customXml" ds:itemID="{93C34C52-927F-4B84-900F-DCF09000F74A}">
   <ds:schemaRefs>
     <ds:schemaRef ds:uri="http://schemas.openxmlformats.org/officeDocument/2006/bibliography"/>
   </ds:schemaRefs>
